--- a/FinalReport.docx
+++ b/FinalReport.docx
@@ -1,490 +1,301 @@
 
 <file path=word/document.xml><?xml version="1.0" encoding="utf-8"?>
-<w:document xmlns:o="urn:schemas-microsoft-com:office:office" xmlns:r="http://schemas.openxmlformats.org/officeDocument/2006/relationships" xmlns:v="urn:schemas-microsoft-com:vml" xmlns:w="http://schemas.openxmlformats.org/wordprocessingml/2006/main" xmlns:w10="urn:schemas-microsoft-com:office:word" xmlns:wp="http://schemas.openxmlformats.org/drawingml/2006/wordprocessingDrawing" xmlns:pic="http://schemas.openxmlformats.org/drawingml/2006/picture" xmlns:wps="http://schemas.microsoft.com/office/word/2010/wordprocessingShape" xmlns:wpg="http://schemas.microsoft.com/office/word/2010/wordprocessingGroup" xmlns:mc="http://schemas.openxmlformats.org/markup-compatibility/2006" xmlns:wp14="http://schemas.microsoft.com/office/word/2010/wordprocessingDrawing" xmlns:w14="http://schemas.microsoft.com/office/word/2010/wordml" xmlns:w15="http://schemas.microsoft.com/office/word/2012/wordml" mc:Ignorable="w14 wp14 w15">
+<w:document xmlns:wpc="http://schemas.microsoft.com/office/word/2010/wordprocessingCanvas" xmlns:cx="http://schemas.microsoft.com/office/drawing/2014/chartex" xmlns:cx1="http://schemas.microsoft.com/office/drawing/2015/9/8/chartex" xmlns:cx2="http://schemas.microsoft.com/office/drawing/2015/10/21/chartex" xmlns:cx3="http://schemas.microsoft.com/office/drawing/2016/5/9/chartex" xmlns:cx4="http://schemas.microsoft.com/office/drawing/2016/5/10/chartex" xmlns:cx5="http://schemas.microsoft.com/office/drawing/2016/5/11/chartex" xmlns:cx6="http://schemas.microsoft.com/office/drawing/2016/5/12/chartex" xmlns:cx7="http://schemas.microsoft.com/office/drawing/2016/5/13/chartex" xmlns:cx8="http://schemas.microsoft.com/office/drawing/2016/5/14/chartex" xmlns:mc="http://schemas.openxmlformats.org/markup-compatibility/2006" xmlns:aink="http://schemas.microsoft.com/office/drawing/2016/ink" xmlns:am3d="http://schemas.microsoft.com/office/drawing/2017/model3d" xmlns:o="urn:schemas-microsoft-com:office:office" xmlns:oel="http://schemas.microsoft.com/office/2019/extlst" xmlns:r="http://schemas.openxmlformats.org/officeDocument/2006/relationships" xmlns:m="http://schemas.openxmlformats.org/officeDocument/2006/math" xmlns:v="urn:schemas-microsoft-com:vml" xmlns:wp14="http://schemas.microsoft.com/office/word/2010/wordprocessingDrawing" xmlns:wp="http://schemas.openxmlformats.org/drawingml/2006/wordprocessingDrawing" xmlns:w10="urn:schemas-microsoft-com:office:word" xmlns:w="http://schemas.openxmlformats.org/wordprocessingml/2006/main" xmlns:w14="http://schemas.microsoft.com/office/word/2010/wordml" xmlns:w15="http://schemas.microsoft.com/office/word/2012/wordml" xmlns:w16cex="http://schemas.microsoft.com/office/word/2018/wordml/cex" xmlns:w16cid="http://schemas.microsoft.com/office/word/2016/wordml/cid" xmlns:w16="http://schemas.microsoft.com/office/word/2018/wordml" xmlns:w16du="http://schemas.microsoft.com/office/word/2023/wordml/word16du" xmlns:w16sdtdh="http://schemas.microsoft.com/office/word/2020/wordml/sdtdatahash" xmlns:w16sdtfl="http://schemas.microsoft.com/office/word/2024/wordml/sdtformatlock" xmlns:w16se="http://schemas.microsoft.com/office/word/2015/wordml/symex" xmlns:wpg="http://schemas.microsoft.com/office/word/2010/wordprocessingGroup" xmlns:wpi="http://schemas.microsoft.com/office/word/2010/wordprocessingInk" xmlns:wne="http://schemas.microsoft.com/office/word/2006/wordml" xmlns:wps="http://schemas.microsoft.com/office/word/2010/wordprocessingShape" mc:Ignorable="w14 w15 w16se w16cid w16 w16cex w16sdtdh w16sdtfl w16du wp14">
   <w:body>
     <w:p>
       <w:pPr>
-        <w:pStyle w:val="Title"/>
-        <w:bidi w:val="0"/>
-        <w:spacing w:before="240" w:after="120"/>
-        <w:rPr/>
-      </w:pPr>
-      <w:r>
-        <w:rPr/>
-        <w:t>Abschlussbericht – Data Warehouse Design für Bäckereikette BrotZeit GmbH</w:t>
-      </w:r>
-    </w:p>
-    <w:p>
-      <w:pPr>
-        <w:pStyle w:val="Heading1"/>
-        <w:bidi w:val="0"/>
-        <w:ind w:hanging="0" w:start="0"/>
-        <w:jc w:val="start"/>
-        <w:rPr/>
-      </w:pPr>
-      <w:r>
-        <w:rPr/>
+        <w:pStyle w:val="Titel"/>
+      </w:pPr>
+      <w:r>
+        <w:t xml:space="preserve">Abschlussbericht – Data Warehouse Design für Bäckereikette </w:t>
+      </w:r>
+      <w:proofErr w:type="spellStart"/>
+      <w:r>
+        <w:t>BrotZeit</w:t>
+      </w:r>
+      <w:proofErr w:type="spellEnd"/>
+      <w:r>
+        <w:t xml:space="preserve"> GmbH</w:t>
+      </w:r>
+    </w:p>
+    <w:p>
+      <w:pPr>
+        <w:pStyle w:val="berschrift1"/>
+      </w:pPr>
+      <w:r>
         <w:t>Projektbeschreibung</w:t>
       </w:r>
     </w:p>
     <w:p>
       <w:pPr>
-        <w:pStyle w:val="Normal"/>
-        <w:bidi w:val="0"/>
         <w:jc w:val="both"/>
-        <w:rPr/>
-      </w:pPr>
-      <w:r>
-        <w:rPr/>
-      </w:r>
-    </w:p>
-    <w:p>
-      <w:pPr>
-        <w:pStyle w:val="BodyText"/>
-        <w:bidi w:val="0"/>
-        <w:spacing w:lineRule="auto" w:line="278" w:before="0" w:after="160"/>
+      </w:pPr>
+    </w:p>
+    <w:p>
+      <w:pPr>
+        <w:pStyle w:val="Textkrper"/>
+        <w:spacing w:after="160" w:line="278" w:lineRule="auto"/>
         <w:jc w:val="both"/>
         <w:rPr>
           <w:rFonts w:ascii="Aptos" w:hAnsi="Aptos"/>
         </w:rPr>
       </w:pPr>
       <w:r>
+        <w:t xml:space="preserve">Die wachsende regionale Bäckereikette </w:t>
+      </w:r>
+      <w:proofErr w:type="spellStart"/>
+      <w:r>
         <w:rPr>
-          <w:rFonts w:ascii="Carlito" w:hAnsi="Carlito"/>
+          <w:rStyle w:val="Hervorhebung"/>
         </w:rPr>
-        <w:t xml:space="preserve">Die wachsende regionale Bäckereikette </w:t>
-      </w:r>
+        <w:t>BrotZeit</w:t>
+      </w:r>
+      <w:proofErr w:type="spellEnd"/>
       <w:r>
         <w:rPr>
-          <w:rStyle w:val="Emphasis"/>
-          <w:rFonts w:ascii="Carlito" w:hAnsi="Carlito"/>
+          <w:rStyle w:val="Hervorhebung"/>
         </w:rPr>
-        <w:t>BrotZeit GmbH</w:t>
+        <w:t xml:space="preserve"> GmbH</w:t>
+      </w:r>
+      <w:r>
+        <w:t xml:space="preserve"> steht vor der Herausforderung, ihre dezentralen Filialen effizienter zu steuern. Um fundierte Entscheidungen zu treffen, soll ein </w:t>
       </w:r>
       <w:r>
         <w:rPr>
-          <w:rFonts w:ascii="Carlito" w:hAnsi="Carlito"/>
-        </w:rPr>
-        <w:t xml:space="preserve"> steht vor der Herausforderung, ihre dezentralen Filialen effizienter zu steuern. Um </w:t>
-      </w:r>
-      <w:r>
-        <w:rPr>
-          <w:rFonts w:ascii="Carlito" w:hAnsi="Carlito"/>
-          <w:b w:val="false"/>
-          <w:bCs w:val="false"/>
-        </w:rPr>
-        <w:t xml:space="preserve">fundierte Entscheidungen zu treffen, soll ein </w:t>
-      </w:r>
-      <w:r>
-        <w:rPr>
-          <w:rStyle w:val="Strong"/>
-          <w:rFonts w:ascii="Carlito" w:hAnsi="Carlito"/>
-          <w:b w:val="false"/>
-          <w:bCs w:val="false"/>
+          <w:rStyle w:val="Fett"/>
+          <w:b w:val="0"/>
+          <w:bCs w:val="0"/>
         </w:rPr>
         <w:t>zentrales Data Warehouse (DWH)</w:t>
       </w:r>
       <w:r>
+        <w:t xml:space="preserve"> aufgebaut werden. Dieses soll Verkaufsdaten, betriebswirtschaftliche Kennzahlen und Produktionsdaten integrieren, um </w:t>
+      </w:r>
+      <w:r>
         <w:rPr>
-          <w:rFonts w:ascii="Carlito" w:hAnsi="Carlito"/>
-          <w:b w:val="false"/>
-          <w:bCs w:val="false"/>
-        </w:rPr>
-        <w:t xml:space="preserve"> aufgebaut werden. Dieses soll Verkaufsdaten, betriebswirtschaftliche Kennzahlen und Produktionsdaten integrieren, um </w:t>
-      </w:r>
-      <w:r>
-        <w:rPr>
-          <w:rStyle w:val="Strong"/>
-          <w:rFonts w:ascii="Carlito" w:hAnsi="Carlito"/>
-          <w:b w:val="false"/>
-          <w:bCs w:val="false"/>
+          <w:rStyle w:val="Fett"/>
+          <w:b w:val="0"/>
+          <w:bCs w:val="0"/>
         </w:rPr>
         <w:t>Gewinnmargen zu optimieren, Kosten zu senken und die Filialperformance zu bewerten</w:t>
       </w:r>
       <w:r>
-        <w:rPr>
-          <w:rFonts w:ascii="Carlito" w:hAnsi="Carlito"/>
-          <w:b w:val="false"/>
-          <w:bCs w:val="false"/>
-        </w:rPr>
         <w:t>.</w:t>
       </w:r>
     </w:p>
     <w:p>
       <w:pPr>
-        <w:pStyle w:val="BodyText"/>
-        <w:bidi w:val="0"/>
-        <w:spacing w:lineRule="auto" w:line="278" w:before="0" w:after="160"/>
+        <w:pStyle w:val="Textkrper"/>
+        <w:spacing w:after="160" w:line="278" w:lineRule="auto"/>
         <w:jc w:val="both"/>
         <w:rPr>
           <w:rFonts w:ascii="Aptos" w:hAnsi="Aptos"/>
         </w:rPr>
       </w:pPr>
       <w:r>
+        <w:t xml:space="preserve">Für die Umsetzung sind </w:t>
+      </w:r>
+      <w:r>
         <w:rPr>
-          <w:rFonts w:ascii="Carlito" w:hAnsi="Carlito"/>
-          <w:b w:val="false"/>
-          <w:bCs w:val="false"/>
-        </w:rPr>
-        <w:t xml:space="preserve">Für die Umsetzung sind </w:t>
-      </w:r>
-      <w:r>
-        <w:rPr>
-          <w:rStyle w:val="Strong"/>
-          <w:rFonts w:ascii="Carlito" w:hAnsi="Carlito"/>
-          <w:b w:val="false"/>
-          <w:bCs w:val="false"/>
+          <w:rStyle w:val="Fett"/>
+          <w:b w:val="0"/>
+          <w:bCs w:val="0"/>
         </w:rPr>
         <w:t>sechs zentrale Fragestellungen</w:t>
       </w:r>
       <w:r>
+        <w:t xml:space="preserve"> zu beantworten, die sich auf </w:t>
+      </w:r>
+      <w:r>
         <w:rPr>
-          <w:rFonts w:ascii="Carlito" w:hAnsi="Carlito"/>
-          <w:b w:val="false"/>
-          <w:bCs w:val="false"/>
-        </w:rPr>
-        <w:t xml:space="preserve"> zu beantworten, die sich auf </w:t>
-      </w:r>
-      <w:r>
-        <w:rPr>
-          <w:rStyle w:val="Strong"/>
-          <w:rFonts w:ascii="Carlito" w:hAnsi="Carlito"/>
-          <w:b w:val="false"/>
-          <w:bCs w:val="false"/>
+          <w:rStyle w:val="Fett"/>
+          <w:b w:val="0"/>
+          <w:bCs w:val="0"/>
         </w:rPr>
         <w:t>Umsatz, Kosten und Produktperformance</w:t>
       </w:r>
       <w:r>
+        <w:t xml:space="preserve"> konzentrieren. Dazu gehören die </w:t>
+      </w:r>
+      <w:r>
         <w:rPr>
-          <w:rFonts w:ascii="Carlito" w:hAnsi="Carlito"/>
-          <w:b w:val="false"/>
-          <w:bCs w:val="false"/>
-        </w:rPr>
-        <w:t xml:space="preserve"> konzentrieren. Dazu gehören die </w:t>
-      </w:r>
-      <w:r>
-        <w:rPr>
-          <w:rStyle w:val="Strong"/>
-          <w:rFonts w:ascii="Carlito" w:hAnsi="Carlito"/>
-          <w:b w:val="false"/>
-          <w:bCs w:val="false"/>
+          <w:rStyle w:val="Fett"/>
+          <w:b w:val="0"/>
+          <w:bCs w:val="0"/>
         </w:rPr>
         <w:t>Kategorisierung der Filialen nach Umsatz und Betriebskosten</w:t>
       </w:r>
       <w:r>
+        <w:t xml:space="preserve"> (z. B. Heizung, Strom, Miete), die </w:t>
+      </w:r>
+      <w:r>
         <w:rPr>
-          <w:rFonts w:ascii="Carlito" w:hAnsi="Carlito"/>
-          <w:b w:val="false"/>
-          <w:bCs w:val="false"/>
-        </w:rPr>
-        <w:t xml:space="preserve"> (z. B. Heizung, Strom, Miete), die </w:t>
-      </w:r>
-      <w:r>
-        <w:rPr>
-          <w:rStyle w:val="Strong"/>
-          <w:rFonts w:ascii="Carlito" w:hAnsi="Carlito"/>
-          <w:b w:val="false"/>
-          <w:bCs w:val="false"/>
+          <w:rStyle w:val="Fett"/>
+          <w:b w:val="0"/>
+          <w:bCs w:val="0"/>
         </w:rPr>
         <w:t>Analyse der Personalkosten</w:t>
       </w:r>
       <w:r>
+        <w:t xml:space="preserve"> (inkl. Schichtpläne und Umsatz pro Mitarbeiter) sowie die </w:t>
+      </w:r>
+      <w:r>
         <w:rPr>
-          <w:rFonts w:ascii="Carlito" w:hAnsi="Carlito"/>
-          <w:b w:val="false"/>
-          <w:bCs w:val="false"/>
-        </w:rPr>
-        <w:t xml:space="preserve"> (inkl. Schichtpläne und Umsatz pro Mitarbeiter) sowie die </w:t>
-      </w:r>
-      <w:r>
-        <w:rPr>
-          <w:rStyle w:val="Strong"/>
-          <w:rFonts w:ascii="Carlito" w:hAnsi="Carlito"/>
-          <w:b w:val="false"/>
-          <w:bCs w:val="false"/>
+          <w:rStyle w:val="Fett"/>
+          <w:b w:val="0"/>
+          <w:bCs w:val="0"/>
         </w:rPr>
         <w:t>Berechnung von Produktmargen</w:t>
       </w:r>
       <w:r>
+        <w:t xml:space="preserve"> unter Berücksichtigung von Zutatenkosten, Energieverbrauch und Herstellungsdauer. Ein weiterer Fokus liegt auf der </w:t>
+      </w:r>
+      <w:r>
         <w:rPr>
-          <w:rFonts w:ascii="Carlito" w:hAnsi="Carlito"/>
-          <w:b w:val="false"/>
-          <w:bCs w:val="false"/>
-        </w:rPr>
-        <w:t xml:space="preserve"> unter Berücksichtigung von Zutatenkosten, Energieverbrauch und Herstellungsdauer. Ein weiterer Fokus liegt auf der </w:t>
-      </w:r>
-      <w:r>
-        <w:rPr>
-          <w:rStyle w:val="Strong"/>
-          <w:rFonts w:ascii="Carlito" w:hAnsi="Carlito"/>
-          <w:b w:val="false"/>
-          <w:bCs w:val="false"/>
+          <w:rStyle w:val="Fett"/>
+          <w:b w:val="0"/>
+          <w:bCs w:val="0"/>
         </w:rPr>
         <w:t>tageszeitlichen Verkaufsverteilung</w:t>
       </w:r>
       <w:r>
+        <w:t xml:space="preserve"> pro Standort und Produkt, um Nachfragespitzen zu identifizieren und die Produktion effizienter zu steuern. Die Lösung soll dabei </w:t>
+      </w:r>
+      <w:r>
         <w:rPr>
-          <w:rFonts w:ascii="Carlito" w:hAnsi="Carlito"/>
-          <w:b w:val="false"/>
-          <w:bCs w:val="false"/>
-        </w:rPr>
-        <w:t xml:space="preserve"> pro Standort und Produkt, um Nachfragespitzen zu identifizieren und die Produktion effizienter zu steuern. Die Lösung soll dabei </w:t>
-      </w:r>
-      <w:r>
-        <w:rPr>
-          <w:rStyle w:val="Strong"/>
-          <w:rFonts w:ascii="Carlito" w:hAnsi="Carlito"/>
-          <w:b w:val="false"/>
-          <w:bCs w:val="false"/>
+          <w:rStyle w:val="Fett"/>
+          <w:b w:val="0"/>
+          <w:bCs w:val="0"/>
         </w:rPr>
         <w:t>historische Daten</w:t>
       </w:r>
       <w:r>
+        <w:t xml:space="preserve"> (z. B. monatliche Kosten) und </w:t>
+      </w:r>
+      <w:r>
         <w:rPr>
-          <w:rFonts w:ascii="Carlito" w:hAnsi="Carlito"/>
-          <w:b w:val="false"/>
-          <w:bCs w:val="false"/>
-        </w:rPr>
-        <w:t xml:space="preserve"> (z. B. monatliche Kosten) und </w:t>
-      </w:r>
-      <w:r>
-        <w:rPr>
-          <w:rStyle w:val="Strong"/>
-          <w:rFonts w:ascii="Carlito" w:hAnsi="Carlito"/>
-          <w:b w:val="false"/>
-          <w:bCs w:val="false"/>
+          <w:rStyle w:val="Fett"/>
+          <w:b w:val="0"/>
+          <w:bCs w:val="0"/>
         </w:rPr>
         <w:t>Echtzeit-Analysen</w:t>
       </w:r>
       <w:r>
-        <w:rPr>
-          <w:rFonts w:ascii="Carlito" w:hAnsi="Carlito"/>
-          <w:b w:val="false"/>
-          <w:bCs w:val="false"/>
-        </w:rPr>
         <w:t xml:space="preserve"> (z. B. tägliche Verkäufe) unterstützen, um sowohl strategische als auch operative Entscheidungen zu ermöglichen.</w:t>
       </w:r>
     </w:p>
     <w:p>
       <w:pPr>
-        <w:pStyle w:val="Heading1"/>
-        <w:bidi w:val="0"/>
-        <w:ind w:hanging="0" w:start="0"/>
-        <w:jc w:val="start"/>
-        <w:rPr/>
-      </w:pPr>
-      <w:r>
-        <w:rPr/>
+        <w:pStyle w:val="berschrift1"/>
+      </w:pPr>
+      <w:r>
         <w:t>Relationale Datenbank</w:t>
       </w:r>
     </w:p>
     <w:p>
       <w:pPr>
-        <w:pStyle w:val="Heading2"/>
-        <w:bidi w:val="0"/>
-        <w:ind w:hanging="0" w:start="0"/>
-        <w:jc w:val="start"/>
-        <w:rPr/>
-      </w:pPr>
-      <w:r>
-        <w:rPr/>
+        <w:pStyle w:val="berschrift2"/>
+      </w:pPr>
+      <w:r>
         <w:t>ER-Modell</w:t>
       </w:r>
     </w:p>
-    <w:p>
-      <w:pPr>
-        <w:pStyle w:val="Normal"/>
-        <w:bidi w:val="0"/>
-        <w:jc w:val="start"/>
-        <w:rPr/>
-      </w:pPr>
-      <w:r>
-        <w:rPr/>
-      </w:r>
-    </w:p>
-    <w:p>
-      <w:pPr>
-        <w:pStyle w:val="Heading2"/>
-        <w:bidi w:val="0"/>
-        <w:ind w:hanging="0" w:start="0"/>
-        <w:jc w:val="start"/>
-        <w:rPr/>
-      </w:pPr>
-      <w:r>
-        <w:rPr/>
+    <w:p/>
+    <w:p>
+      <w:pPr>
+        <w:pStyle w:val="berschrift2"/>
+      </w:pPr>
+      <w:r>
         <w:t>Relationales Schema</w:t>
       </w:r>
     </w:p>
-    <w:p>
-      <w:pPr>
-        <w:pStyle w:val="Normal"/>
-        <w:bidi w:val="0"/>
-        <w:jc w:val="start"/>
-        <w:rPr/>
-      </w:pPr>
-      <w:r>
-        <w:rPr/>
-      </w:r>
-    </w:p>
-    <w:p>
-      <w:pPr>
-        <w:pStyle w:val="Heading2"/>
-        <w:bidi w:val="0"/>
-        <w:ind w:hanging="0" w:start="0"/>
-        <w:jc w:val="start"/>
-        <w:rPr/>
-      </w:pPr>
-      <w:r>
-        <w:rPr/>
+    <w:p/>
+    <w:p>
+      <w:pPr>
+        <w:pStyle w:val="berschrift2"/>
+      </w:pPr>
+      <w:r>
         <w:t>Normalform-Überprüfung</w:t>
       </w:r>
     </w:p>
     <w:p>
-      <w:pPr>
-        <w:pStyle w:val="Normal"/>
-        <w:bidi w:val="0"/>
-        <w:jc w:val="start"/>
-        <w:rPr/>
-      </w:pPr>
-      <w:r>
-        <w:rPr/>
+      <w:r>
         <w:t>Getroffene Annahmen</w:t>
       </w:r>
     </w:p>
     <w:p>
       <w:pPr>
-        <w:pStyle w:val="Normal"/>
         <w:numPr>
           <w:ilvl w:val="0"/>
           <w:numId w:val="2"/>
         </w:numPr>
-        <w:bidi w:val="0"/>
-        <w:jc w:val="start"/>
-        <w:rPr/>
-      </w:pPr>
-      <w:r>
-        <w:rPr/>
-        <w:t>Zahlart, Lagerort, Arbeitsbereichnicht nicht als separate Entitäten aufgelistet, um Gesamtanzahl der Entitäten im Projekt auf 8 zu beschränken</w:t>
-      </w:r>
-    </w:p>
-    <w:p>
-      <w:pPr>
-        <w:pStyle w:val="Heading2"/>
-        <w:bidi w:val="0"/>
-        <w:ind w:hanging="0" w:start="0"/>
-        <w:jc w:val="start"/>
-        <w:rPr/>
-      </w:pPr>
-      <w:r>
-        <w:rPr/>
+      </w:pPr>
+      <w:r>
+        <w:t xml:space="preserve">Zahlart, Lagerort, </w:t>
+      </w:r>
+      <w:proofErr w:type="spellStart"/>
+      <w:r>
+        <w:t>Arbeitsbereichnicht</w:t>
+      </w:r>
+      <w:proofErr w:type="spellEnd"/>
+      <w:r>
+        <w:t xml:space="preserve"> nicht als separate Entitäten aufgelistet, um Gesamtanzahl der Entitäten im Projekt auf 8 zu beschränken</w:t>
+      </w:r>
+    </w:p>
+    <w:p>
+      <w:pPr>
+        <w:pStyle w:val="berschrift2"/>
+      </w:pPr>
+      <w:r>
         <w:t>Speicherplatzberechnung</w:t>
       </w:r>
     </w:p>
-    <w:p>
-      <w:pPr>
-        <w:pStyle w:val="Normal"/>
-        <w:bidi w:val="0"/>
-        <w:jc w:val="start"/>
-        <w:rPr/>
-      </w:pPr>
-      <w:r>
-        <w:rPr/>
-      </w:r>
-    </w:p>
-    <w:p>
-      <w:pPr>
-        <w:pStyle w:val="Normal"/>
-        <w:bidi w:val="0"/>
-        <w:jc w:val="start"/>
-        <w:rPr/>
-      </w:pPr>
-      <w:r>
-        <w:rPr/>
-      </w:r>
-    </w:p>
-    <w:p>
-      <w:pPr>
-        <w:pStyle w:val="Normal"/>
-        <w:bidi w:val="0"/>
-        <w:jc w:val="start"/>
-        <w:rPr/>
-      </w:pPr>
-      <w:r>
-        <w:rPr/>
-      </w:r>
-    </w:p>
-    <w:p>
-      <w:pPr>
-        <w:pStyle w:val="Normal"/>
-        <w:bidi w:val="0"/>
-        <w:jc w:val="start"/>
-        <w:rPr/>
-      </w:pPr>
-      <w:r>
-        <w:rPr/>
-      </w:r>
-    </w:p>
-    <w:p>
-      <w:pPr>
-        <w:pStyle w:val="Heading2"/>
-        <w:bidi w:val="0"/>
-        <w:ind w:hanging="0" w:start="0"/>
-        <w:jc w:val="start"/>
-        <w:rPr/>
-      </w:pPr>
-      <w:r>
-        <w:rPr/>
+    <w:p/>
+    <w:p/>
+    <w:p/>
+    <w:p/>
+    <w:p>
+      <w:pPr>
+        <w:pStyle w:val="berschrift2"/>
+      </w:pPr>
+      <w:r>
+        <w:lastRenderedPageBreak/>
         <w:t>Datenquellen der Business-Datenbank</w:t>
       </w:r>
     </w:p>
     <w:p>
       <w:pPr>
-        <w:pStyle w:val="Normal"/>
         <w:numPr>
           <w:ilvl w:val="0"/>
           <w:numId w:val="5"/>
         </w:numPr>
-        <w:bidi w:val="0"/>
-        <w:jc w:val="start"/>
-        <w:rPr/>
-      </w:pPr>
-      <w:r>
-        <w:rPr/>
+      </w:pPr>
+      <w:r>
         <w:t>Daten zur Filiale:</w:t>
       </w:r>
     </w:p>
     <w:p>
       <w:pPr>
-        <w:pStyle w:val="Normal"/>
         <w:numPr>
           <w:ilvl w:val="0"/>
           <w:numId w:val="5"/>
         </w:numPr>
-        <w:bidi w:val="0"/>
-        <w:jc w:val="start"/>
-        <w:rPr/>
-      </w:pPr>
-      <w:r>
-        <w:rPr/>
+      </w:pPr>
+      <w:r>
         <w:t>Daten zu den Mitarbeitern:</w:t>
       </w:r>
     </w:p>
     <w:p>
       <w:pPr>
-        <w:pStyle w:val="Normal"/>
         <w:numPr>
           <w:ilvl w:val="0"/>
           <w:numId w:val="4"/>
         </w:numPr>
-        <w:bidi w:val="0"/>
-        <w:jc w:val="start"/>
-        <w:rPr/>
-      </w:pPr>
-      <w:r>
-        <w:rPr/>
+      </w:pPr>
+      <w:r>
         <w:t xml:space="preserve">Daten der Verkäufe: </w:t>
       </w:r>
-      <w:hyperlink r:id="rId2">
+      <w:hyperlink r:id="rId5">
         <w:r>
           <w:rPr>
             <w:rStyle w:val="Hyperlink"/>
@@ -493,244 +304,496 @@
         </w:r>
       </w:hyperlink>
     </w:p>
-    <w:p>
-      <w:pPr>
-        <w:pStyle w:val="Normal"/>
-        <w:bidi w:val="0"/>
-        <w:jc w:val="start"/>
-        <w:rPr/>
-      </w:pPr>
-      <w:r>
-        <w:rPr/>
-      </w:r>
-    </w:p>
-    <w:p>
-      <w:pPr>
-        <w:pStyle w:val="Heading1"/>
-        <w:bidi w:val="0"/>
-        <w:ind w:hanging="0" w:start="0"/>
-        <w:jc w:val="start"/>
-        <w:rPr/>
-      </w:pPr>
-      <w:r>
-        <w:rPr/>
+    <w:p/>
+    <w:p>
+      <w:pPr>
+        <w:pStyle w:val="berschrift1"/>
+      </w:pPr>
+      <w:r>
         <w:t>Data Warehouse</w:t>
       </w:r>
     </w:p>
     <w:p>
       <w:pPr>
-        <w:pStyle w:val="Heading2"/>
-        <w:bidi w:val="0"/>
-        <w:ind w:hanging="0" w:start="0"/>
-        <w:jc w:val="start"/>
-        <w:rPr/>
-      </w:pPr>
-      <w:r>
-        <w:rPr/>
+        <w:pStyle w:val="berschrift2"/>
+      </w:pPr>
+      <w:r>
         <w:t>DWH-Fragen</w:t>
       </w:r>
     </w:p>
-    <w:p>
-      <w:pPr>
-        <w:pStyle w:val="Normal"/>
-        <w:bidi w:val="0"/>
-        <w:jc w:val="start"/>
-        <w:rPr/>
-      </w:pPr>
-      <w:r>
-        <w:rPr/>
-      </w:r>
-    </w:p>
-    <w:p>
-      <w:pPr>
-        <w:pStyle w:val="Heading2"/>
-        <w:bidi w:val="0"/>
-        <w:ind w:hanging="0" w:start="0"/>
-        <w:jc w:val="start"/>
-        <w:rPr/>
-      </w:pPr>
-      <w:r>
-        <w:rPr/>
+    <w:p/>
+    <w:p>
+      <w:pPr>
+        <w:pStyle w:val="berschrift2"/>
+      </w:pPr>
+      <w:r>
         <w:t>DWH-Struktur</w:t>
       </w:r>
     </w:p>
     <w:p>
       <w:pPr>
-        <w:pStyle w:val="Heading3"/>
-        <w:bidi w:val="0"/>
-        <w:ind w:hanging="0" w:start="0"/>
-        <w:jc w:val="start"/>
-        <w:rPr/>
-      </w:pPr>
-      <w:r>
-        <w:rPr/>
+        <w:pStyle w:val="berschrift3"/>
+      </w:pPr>
+      <w:r>
         <w:t>MER</w:t>
       </w:r>
     </w:p>
     <w:p>
       <w:pPr>
-        <w:pStyle w:val="Heading3"/>
-        <w:bidi w:val="0"/>
-        <w:ind w:hanging="0" w:start="0"/>
-        <w:jc w:val="start"/>
-        <w:rPr/>
-      </w:pPr>
-      <w:r>
-        <w:rPr/>
+        <w:pStyle w:val="berschrift3"/>
+      </w:pPr>
+      <w:r>
         <w:t>logisches Modell</w:t>
       </w:r>
     </w:p>
     <w:p>
       <w:pPr>
-        <w:pStyle w:val="Heading1"/>
+        <w:pStyle w:val="Textkrper"/>
+      </w:pPr>
+      <w:r>
+        <w:t>Kennzahlen:</w:t>
+      </w:r>
+    </w:p>
+    <w:p>
+      <w:pPr>
+        <w:pStyle w:val="Textkrper"/>
+      </w:pPr>
+      <w:r>
+        <w:t>Verkäufe:</w:t>
+      </w:r>
+    </w:p>
+    <w:p>
+      <w:pPr>
+        <w:pStyle w:val="Textkrper"/>
+        <w:numPr>
+          <w:ilvl w:val="0"/>
+          <w:numId w:val="6"/>
+        </w:numPr>
+      </w:pPr>
+      <w:r>
+        <w:t>Umsatz: Einnahmen pro Verkauf aus allen Filialen</w:t>
+      </w:r>
+    </w:p>
+    <w:p>
+      <w:pPr>
+        <w:pStyle w:val="Textkrper"/>
+        <w:numPr>
+          <w:ilvl w:val="0"/>
+          <w:numId w:val="6"/>
+        </w:numPr>
+      </w:pPr>
+      <w:r>
+        <w:t>Gewinn: Umsatz - Produktkosten</w:t>
+      </w:r>
+    </w:p>
+    <w:p>
+      <w:pPr>
+        <w:pStyle w:val="Textkrper"/>
+        <w:numPr>
+          <w:ilvl w:val="0"/>
+          <w:numId w:val="6"/>
+        </w:numPr>
+      </w:pPr>
+      <w:proofErr w:type="spellStart"/>
+      <w:r>
+        <w:t>AnzahlProdukte</w:t>
+      </w:r>
+      <w:proofErr w:type="spellEnd"/>
+      <w:r>
+        <w:t>: Gesamtanzahl verkaufter Produkte pro Verkauf</w:t>
+      </w:r>
+    </w:p>
+    <w:p>
+      <w:pPr>
+        <w:pStyle w:val="Textkrper"/>
+      </w:pPr>
+      <w:r>
+        <w:t>Produkt-Kosten:</w:t>
+      </w:r>
+    </w:p>
+    <w:p>
+      <w:pPr>
+        <w:pStyle w:val="Textkrper"/>
+        <w:numPr>
+          <w:ilvl w:val="0"/>
+          <w:numId w:val="7"/>
+        </w:numPr>
+      </w:pPr>
+      <w:r>
+        <w:t>Bäckergehalt: Zubereitungszeit * Bäckergehalt</w:t>
+      </w:r>
+      <w:r>
+        <w:t xml:space="preserve"> pro </w:t>
+      </w:r>
+      <w:r>
+        <w:t>Stunde</w:t>
+      </w:r>
+      <w:r>
+        <w:t xml:space="preserve"> / Stückzahl</w:t>
+      </w:r>
+    </w:p>
+    <w:p>
+      <w:pPr>
+        <w:pStyle w:val="Textkrper"/>
+        <w:numPr>
+          <w:ilvl w:val="0"/>
+          <w:numId w:val="7"/>
+        </w:numPr>
+      </w:pPr>
+      <w:r>
+        <w:t xml:space="preserve">Zutatenkosten: </w:t>
+      </w:r>
+      <w:r>
+        <w:t>Summe aller Zutaten (beinhaltet Menge in g * Preis/kg * 0.001)</w:t>
+      </w:r>
+    </w:p>
+    <w:p>
+      <w:pPr>
+        <w:pStyle w:val="Textkrper"/>
+        <w:numPr>
+          <w:ilvl w:val="0"/>
+          <w:numId w:val="7"/>
+        </w:numPr>
+      </w:pPr>
+      <w:r>
+        <w:t xml:space="preserve">Energiekosten: </w:t>
+      </w:r>
+      <w:r>
+        <w:t>Backzeit * Backkosten pro Stunde / Stückzahl</w:t>
+      </w:r>
+    </w:p>
+    <w:p>
+      <w:pPr>
+        <w:pStyle w:val="Textkrper"/>
+        <w:numPr>
+          <w:ilvl w:val="0"/>
+          <w:numId w:val="7"/>
+        </w:numPr>
+      </w:pPr>
+      <w:r>
+        <w:t>Lagerkosten:</w:t>
+      </w:r>
+      <w:r>
+        <w:t xml:space="preserve"> </w:t>
+      </w:r>
+      <w:r>
+        <w:t>Summe aller Zutaten (beinhaltet Menge in g *</w:t>
+      </w:r>
+      <w:r>
+        <w:t xml:space="preserve"> Preis des Lagerortes</w:t>
+      </w:r>
+      <w:r>
+        <w:t>)</w:t>
+      </w:r>
+    </w:p>
+    <w:p>
+      <w:pPr>
+        <w:pStyle w:val="Textkrper"/>
+        <w:numPr>
+          <w:ilvl w:val="0"/>
+          <w:numId w:val="7"/>
+        </w:numPr>
+        <w:rPr>
+          <w:sz w:val="20"/>
+          <w:szCs w:val="20"/>
+        </w:rPr>
+      </w:pPr>
+      <w:proofErr w:type="spellStart"/>
+      <w:r>
+        <w:rPr>
+          <w:sz w:val="20"/>
+          <w:szCs w:val="20"/>
+        </w:rPr>
+        <w:t>Anm</w:t>
+      </w:r>
+      <w:proofErr w:type="spellEnd"/>
+      <w:r>
+        <w:rPr>
+          <w:sz w:val="20"/>
+          <w:szCs w:val="20"/>
+        </w:rPr>
+        <w:t xml:space="preserve">: Preis des Lagerortes: </w:t>
+      </w:r>
+      <w:r>
+        <w:rPr>
+          <w:sz w:val="20"/>
+          <w:szCs w:val="20"/>
+        </w:rPr>
+        <w:t>ist für jede Zutat pro g festgelegt</w:t>
+      </w:r>
+      <w:r>
+        <w:rPr>
+          <w:sz w:val="20"/>
+          <w:szCs w:val="20"/>
+        </w:rPr>
+        <w:t xml:space="preserve">, Kosten für Tiefkühlung &gt; Kühlung &gt; RT </w:t>
+      </w:r>
+    </w:p>
+    <w:p>
+      <w:pPr>
+        <w:pStyle w:val="Textkrper"/>
+        <w:numPr>
+          <w:ilvl w:val="0"/>
+          <w:numId w:val="7"/>
+        </w:numPr>
+      </w:pPr>
+      <w:r>
+        <w:t>Gewinnmarge: Nettopreis – (Bäckergehalt + Zutatenkosten + Energiekosten</w:t>
+      </w:r>
+      <w:r>
+        <w:t xml:space="preserve"> + Lagerkosten</w:t>
+      </w:r>
+      <w:r>
+        <w:t>)</w:t>
+      </w:r>
+    </w:p>
+    <w:p>
+      <w:pPr>
+        <w:pStyle w:val="berschrift1"/>
         <w:numPr>
           <w:ilvl w:val="0"/>
           <w:numId w:val="0"/>
         </w:numPr>
-        <w:bidi w:val="0"/>
-        <w:jc w:val="start"/>
-        <w:rPr/>
-      </w:pPr>
-      <w:r>
-        <w:rPr/>
-      </w:r>
-    </w:p>
-    <w:p>
-      <w:pPr>
-        <w:pStyle w:val="Heading1"/>
-        <w:bidi w:val="0"/>
-        <w:ind w:hanging="0" w:start="0"/>
-        <w:jc w:val="start"/>
-        <w:rPr/>
-      </w:pPr>
-      <w:r>
-        <w:rPr/>
+      </w:pPr>
+    </w:p>
+    <w:p>
+      <w:pPr>
+        <w:pStyle w:val="berschrift1"/>
+      </w:pPr>
+      <w:r>
         <w:t>ETL-Prozess</w:t>
       </w:r>
     </w:p>
-    <w:p>
-      <w:pPr>
-        <w:pStyle w:val="Normal"/>
-        <w:bidi w:val="0"/>
-        <w:jc w:val="start"/>
-        <w:rPr/>
-      </w:pPr>
-      <w:r>
-        <w:rPr/>
-      </w:r>
-    </w:p>
-    <w:p>
-      <w:pPr>
-        <w:pStyle w:val="Heading1"/>
-        <w:bidi w:val="0"/>
-        <w:ind w:hanging="0" w:start="0"/>
-        <w:jc w:val="start"/>
-        <w:rPr/>
-      </w:pPr>
-      <w:r>
-        <w:rPr/>
+    <w:p/>
+    <w:p>
+      <w:pPr>
+        <w:pStyle w:val="berschrift1"/>
+      </w:pPr>
+      <w:r>
         <w:t>SCD</w:t>
       </w:r>
     </w:p>
     <w:p>
       <w:pPr>
-        <w:pStyle w:val="Heading1"/>
-        <w:bidi w:val="0"/>
-        <w:ind w:hanging="0" w:start="0"/>
-        <w:jc w:val="start"/>
-        <w:rPr/>
-      </w:pPr>
-      <w:r>
-        <w:rPr/>
+        <w:pStyle w:val="berschrift1"/>
+      </w:pPr>
+      <w:r>
         <w:t>Quellen</w:t>
       </w:r>
     </w:p>
     <w:p>
       <w:pPr>
-        <w:pStyle w:val="Normal"/>
         <w:numPr>
           <w:ilvl w:val="0"/>
           <w:numId w:val="3"/>
         </w:numPr>
-        <w:bidi w:val="0"/>
-        <w:jc w:val="start"/>
-        <w:rPr/>
-      </w:pPr>
-      <w:r>
-        <w:rPr/>
-      </w:r>
-    </w:p>
-    <w:p>
-      <w:pPr>
-        <w:pStyle w:val="Normal"/>
+      </w:pPr>
+    </w:p>
+    <w:p>
+      <w:pPr>
         <w:numPr>
           <w:ilvl w:val="0"/>
           <w:numId w:val="3"/>
         </w:numPr>
-        <w:bidi w:val="0"/>
-        <w:jc w:val="start"/>
-        <w:rPr/>
-      </w:pPr>
-      <w:r>
-        <w:rPr/>
-      </w:r>
+      </w:pPr>
     </w:p>
     <w:sectPr>
-      <w:type w:val="nextPage"/>
       <w:pgSz w:w="11906" w:h="16838"/>
-      <w:pgMar w:left="1134" w:right="1134" w:gutter="0" w:header="0" w:top="1134" w:footer="0" w:bottom="1134"/>
-      <w:pgNumType w:fmt="decimal"/>
-      <w:formProt w:val="false"/>
-      <w:textDirection w:val="lrTb"/>
-      <w:docGrid w:type="default" w:linePitch="312" w:charSpace="4294961151"/>
+      <w:pgMar w:top="1134" w:right="1134" w:bottom="1134" w:left="1134" w:header="0" w:footer="0" w:gutter="0"/>
+      <w:cols w:space="720"/>
+      <w:formProt w:val="0"/>
+      <w:docGrid w:linePitch="312" w:charSpace="-6145"/>
     </w:sectPr>
   </w:body>
 </w:document>
 </file>
 
 <file path=word/numbering.xml><?xml version="1.0" encoding="utf-8"?>
-<w:numbering xmlns:w="http://schemas.openxmlformats.org/wordprocessingml/2006/main" xmlns:o="urn:schemas-microsoft-com:office:office" xmlns:r="http://schemas.openxmlformats.org/officeDocument/2006/relationships" xmlns:v="urn:schemas-microsoft-com:vml" xmlns:mc="http://schemas.openxmlformats.org/markup-compatibility/2006" xmlns:w14="http://schemas.microsoft.com/office/word/2010/wordml" mc:Ignorable="w14">
-  <w:abstractNum w:abstractNumId="1">
+<w:numbering xmlns:wpc="http://schemas.microsoft.com/office/word/2010/wordprocessingCanvas" xmlns:cx="http://schemas.microsoft.com/office/drawing/2014/chartex" xmlns:cx1="http://schemas.microsoft.com/office/drawing/2015/9/8/chartex" xmlns:cx2="http://schemas.microsoft.com/office/drawing/2015/10/21/chartex" xmlns:cx3="http://schemas.microsoft.com/office/drawing/2016/5/9/chartex" xmlns:cx4="http://schemas.microsoft.com/office/drawing/2016/5/10/chartex" xmlns:cx5="http://schemas.microsoft.com/office/drawing/2016/5/11/chartex" xmlns:cx6="http://schemas.microsoft.com/office/drawing/2016/5/12/chartex" xmlns:cx7="http://schemas.microsoft.com/office/drawing/2016/5/13/chartex" xmlns:cx8="http://schemas.microsoft.com/office/drawing/2016/5/14/chartex" xmlns:mc="http://schemas.openxmlformats.org/markup-compatibility/2006" xmlns:aink="http://schemas.microsoft.com/office/drawing/2016/ink" xmlns:am3d="http://schemas.microsoft.com/office/drawing/2017/model3d" xmlns:o="urn:schemas-microsoft-com:office:office" xmlns:oel="http://schemas.microsoft.com/office/2019/extlst" xmlns:r="http://schemas.openxmlformats.org/officeDocument/2006/relationships" xmlns:m="http://schemas.openxmlformats.org/officeDocument/2006/math" xmlns:v="urn:schemas-microsoft-com:vml" xmlns:wp14="http://schemas.microsoft.com/office/word/2010/wordprocessingDrawing" xmlns:wp="http://schemas.openxmlformats.org/drawingml/2006/wordprocessingDrawing" xmlns:w10="urn:schemas-microsoft-com:office:word" xmlns:w="http://schemas.openxmlformats.org/wordprocessingml/2006/main" xmlns:w14="http://schemas.microsoft.com/office/word/2010/wordml" xmlns:w15="http://schemas.microsoft.com/office/word/2012/wordml" xmlns:w16cex="http://schemas.microsoft.com/office/word/2018/wordml/cex" xmlns:w16cid="http://schemas.microsoft.com/office/word/2016/wordml/cid" xmlns:w16="http://schemas.microsoft.com/office/word/2018/wordml" xmlns:w16du="http://schemas.microsoft.com/office/word/2023/wordml/word16du" xmlns:w16sdtdh="http://schemas.microsoft.com/office/word/2020/wordml/sdtdatahash" xmlns:w16sdtfl="http://schemas.microsoft.com/office/word/2024/wordml/sdtformatlock" xmlns:w16se="http://schemas.microsoft.com/office/word/2015/wordml/symex" xmlns:wpg="http://schemas.microsoft.com/office/word/2010/wordprocessingGroup" xmlns:wpi="http://schemas.microsoft.com/office/word/2010/wordprocessingInk" xmlns:wne="http://schemas.microsoft.com/office/word/2006/wordml" xmlns:wps="http://schemas.microsoft.com/office/word/2010/wordprocessingShape" mc:Ignorable="w14 w15 w16se w16cid w16 w16cex w16sdtdh w16sdtfl w16du wp14">
+  <w:abstractNum w:abstractNumId="0" w15:restartNumberingAfterBreak="0">
+    <w:nsid w:val="119D76D0"/>
+    <w:multiLevelType w:val="multilevel"/>
+    <w:tmpl w:val="92BA4CB4"/>
     <w:lvl w:ilvl="0">
       <w:start w:val="1"/>
+      <w:numFmt w:val="bullet"/>
+      <w:lvlText w:val=""/>
+      <w:lvlJc w:val="left"/>
+      <w:pPr>
+        <w:tabs>
+          <w:tab w:val="num" w:pos="720"/>
+        </w:tabs>
+        <w:ind w:left="720" w:hanging="360"/>
+      </w:pPr>
+      <w:rPr>
+        <w:rFonts w:ascii="Symbol" w:hAnsi="Symbol" w:cs="Symbol" w:hint="default"/>
+      </w:rPr>
+    </w:lvl>
+    <w:lvl w:ilvl="1">
+      <w:start w:val="1"/>
+      <w:numFmt w:val="bullet"/>
+      <w:lvlText w:val="◦"/>
+      <w:lvlJc w:val="left"/>
+      <w:pPr>
+        <w:tabs>
+          <w:tab w:val="num" w:pos="1080"/>
+        </w:tabs>
+        <w:ind w:left="1080" w:hanging="360"/>
+      </w:pPr>
+      <w:rPr>
+        <w:rFonts w:ascii="OpenSymbol" w:hAnsi="OpenSymbol" w:cs="OpenSymbol" w:hint="default"/>
+      </w:rPr>
+    </w:lvl>
+    <w:lvl w:ilvl="2">
+      <w:start w:val="1"/>
+      <w:numFmt w:val="bullet"/>
+      <w:lvlText w:val="▪"/>
+      <w:lvlJc w:val="left"/>
+      <w:pPr>
+        <w:tabs>
+          <w:tab w:val="num" w:pos="1440"/>
+        </w:tabs>
+        <w:ind w:left="1440" w:hanging="360"/>
+      </w:pPr>
+      <w:rPr>
+        <w:rFonts w:ascii="OpenSymbol" w:hAnsi="OpenSymbol" w:cs="OpenSymbol" w:hint="default"/>
+      </w:rPr>
+    </w:lvl>
+    <w:lvl w:ilvl="3">
+      <w:start w:val="1"/>
+      <w:numFmt w:val="bullet"/>
+      <w:lvlText w:val=""/>
+      <w:lvlJc w:val="left"/>
+      <w:pPr>
+        <w:tabs>
+          <w:tab w:val="num" w:pos="1800"/>
+        </w:tabs>
+        <w:ind w:left="1800" w:hanging="360"/>
+      </w:pPr>
+      <w:rPr>
+        <w:rFonts w:ascii="Symbol" w:hAnsi="Symbol" w:cs="Symbol" w:hint="default"/>
+      </w:rPr>
+    </w:lvl>
+    <w:lvl w:ilvl="4">
+      <w:start w:val="1"/>
+      <w:numFmt w:val="bullet"/>
+      <w:lvlText w:val="◦"/>
+      <w:lvlJc w:val="left"/>
+      <w:pPr>
+        <w:tabs>
+          <w:tab w:val="num" w:pos="2160"/>
+        </w:tabs>
+        <w:ind w:left="2160" w:hanging="360"/>
+      </w:pPr>
+      <w:rPr>
+        <w:rFonts w:ascii="OpenSymbol" w:hAnsi="OpenSymbol" w:cs="OpenSymbol" w:hint="default"/>
+      </w:rPr>
+    </w:lvl>
+    <w:lvl w:ilvl="5">
+      <w:start w:val="1"/>
+      <w:numFmt w:val="bullet"/>
+      <w:lvlText w:val="▪"/>
+      <w:lvlJc w:val="left"/>
+      <w:pPr>
+        <w:tabs>
+          <w:tab w:val="num" w:pos="2520"/>
+        </w:tabs>
+        <w:ind w:left="2520" w:hanging="360"/>
+      </w:pPr>
+      <w:rPr>
+        <w:rFonts w:ascii="OpenSymbol" w:hAnsi="OpenSymbol" w:cs="OpenSymbol" w:hint="default"/>
+      </w:rPr>
+    </w:lvl>
+    <w:lvl w:ilvl="6">
+      <w:start w:val="1"/>
+      <w:numFmt w:val="bullet"/>
+      <w:lvlText w:val=""/>
+      <w:lvlJc w:val="left"/>
+      <w:pPr>
+        <w:tabs>
+          <w:tab w:val="num" w:pos="2880"/>
+        </w:tabs>
+        <w:ind w:left="2880" w:hanging="360"/>
+      </w:pPr>
+      <w:rPr>
+        <w:rFonts w:ascii="Symbol" w:hAnsi="Symbol" w:cs="Symbol" w:hint="default"/>
+      </w:rPr>
+    </w:lvl>
+    <w:lvl w:ilvl="7">
+      <w:start w:val="1"/>
+      <w:numFmt w:val="bullet"/>
+      <w:lvlText w:val="◦"/>
+      <w:lvlJc w:val="left"/>
+      <w:pPr>
+        <w:tabs>
+          <w:tab w:val="num" w:pos="3240"/>
+        </w:tabs>
+        <w:ind w:left="3240" w:hanging="360"/>
+      </w:pPr>
+      <w:rPr>
+        <w:rFonts w:ascii="OpenSymbol" w:hAnsi="OpenSymbol" w:cs="OpenSymbol" w:hint="default"/>
+      </w:rPr>
+    </w:lvl>
+    <w:lvl w:ilvl="8">
+      <w:start w:val="1"/>
+      <w:numFmt w:val="bullet"/>
+      <w:lvlText w:val="▪"/>
+      <w:lvlJc w:val="left"/>
+      <w:pPr>
+        <w:tabs>
+          <w:tab w:val="num" w:pos="3600"/>
+        </w:tabs>
+        <w:ind w:left="3600" w:hanging="360"/>
+      </w:pPr>
+      <w:rPr>
+        <w:rFonts w:ascii="OpenSymbol" w:hAnsi="OpenSymbol" w:cs="OpenSymbol" w:hint="default"/>
+      </w:rPr>
+    </w:lvl>
+  </w:abstractNum>
+  <w:abstractNum w:abstractNumId="1" w15:restartNumberingAfterBreak="0">
+    <w:nsid w:val="1A031AD4"/>
+    <w:multiLevelType w:val="multilevel"/>
+    <w:tmpl w:val="2786AB78"/>
+    <w:lvl w:ilvl="0">
+      <w:start w:val="1"/>
       <w:numFmt w:val="none"/>
-      <w:pStyle w:val="Heading1"/>
+      <w:pStyle w:val="berschrift1"/>
       <w:suff w:val="nothing"/>
       <w:lvlText w:val=""/>
-      <w:lvlJc w:val="start"/>
+      <w:lvlJc w:val="left"/>
       <w:pPr>
         <w:tabs>
           <w:tab w:val="num" w:pos="0"/>
         </w:tabs>
-        <w:ind w:start="0" w:hanging="0"/>
+        <w:ind w:left="0" w:firstLine="0"/>
       </w:pPr>
     </w:lvl>
     <w:lvl w:ilvl="1">
       <w:start w:val="1"/>
       <w:numFmt w:val="none"/>
-      <w:pStyle w:val="Heading2"/>
+      <w:pStyle w:val="berschrift2"/>
       <w:suff w:val="nothing"/>
       <w:lvlText w:val=""/>
-      <w:lvlJc w:val="start"/>
+      <w:lvlJc w:val="left"/>
       <w:pPr>
         <w:tabs>
           <w:tab w:val="num" w:pos="0"/>
         </w:tabs>
-        <w:ind w:start="0" w:hanging="0"/>
+        <w:ind w:left="0" w:firstLine="0"/>
       </w:pPr>
     </w:lvl>
     <w:lvl w:ilvl="2">
       <w:start w:val="1"/>
       <w:numFmt w:val="none"/>
-      <w:pStyle w:val="Heading3"/>
+      <w:pStyle w:val="berschrift3"/>
       <w:suff w:val="nothing"/>
       <w:lvlText w:val=""/>
-      <w:lvlJc w:val="start"/>
+      <w:lvlJc w:val="left"/>
       <w:pPr>
         <w:tabs>
           <w:tab w:val="num" w:pos="0"/>
         </w:tabs>
-        <w:ind w:start="0" w:hanging="0"/>
+        <w:ind w:left="0" w:firstLine="0"/>
       </w:pPr>
     </w:lvl>
     <w:lvl w:ilvl="3">
@@ -738,12 +801,12 @@
       <w:numFmt w:val="none"/>
       <w:suff w:val="nothing"/>
       <w:lvlText w:val=""/>
-      <w:lvlJc w:val="start"/>
+      <w:lvlJc w:val="left"/>
       <w:pPr>
         <w:tabs>
           <w:tab w:val="num" w:pos="0"/>
         </w:tabs>
-        <w:ind w:start="0" w:hanging="0"/>
+        <w:ind w:left="0" w:firstLine="0"/>
       </w:pPr>
     </w:lvl>
     <w:lvl w:ilvl="4">
@@ -751,12 +814,12 @@
       <w:numFmt w:val="none"/>
       <w:suff w:val="nothing"/>
       <w:lvlText w:val=""/>
-      <w:lvlJc w:val="start"/>
+      <w:lvlJc w:val="left"/>
       <w:pPr>
         <w:tabs>
           <w:tab w:val="num" w:pos="0"/>
         </w:tabs>
-        <w:ind w:start="0" w:hanging="0"/>
+        <w:ind w:left="0" w:firstLine="0"/>
       </w:pPr>
     </w:lvl>
     <w:lvl w:ilvl="5">
@@ -764,12 +827,12 @@
       <w:numFmt w:val="none"/>
       <w:suff w:val="nothing"/>
       <w:lvlText w:val=""/>
-      <w:lvlJc w:val="start"/>
+      <w:lvlJc w:val="left"/>
       <w:pPr>
         <w:tabs>
           <w:tab w:val="num" w:pos="0"/>
         </w:tabs>
-        <w:ind w:start="0" w:hanging="0"/>
+        <w:ind w:left="0" w:firstLine="0"/>
       </w:pPr>
     </w:lvl>
     <w:lvl w:ilvl="6">
@@ -777,12 +840,12 @@
       <w:numFmt w:val="none"/>
       <w:suff w:val="nothing"/>
       <w:lvlText w:val=""/>
-      <w:lvlJc w:val="start"/>
+      <w:lvlJc w:val="left"/>
       <w:pPr>
         <w:tabs>
           <w:tab w:val="num" w:pos="0"/>
         </w:tabs>
-        <w:ind w:start="0" w:hanging="0"/>
+        <w:ind w:left="0" w:firstLine="0"/>
       </w:pPr>
     </w:lvl>
     <w:lvl w:ilvl="7">
@@ -790,12 +853,12 @@
       <w:numFmt w:val="none"/>
       <w:suff w:val="nothing"/>
       <w:lvlText w:val=""/>
-      <w:lvlJc w:val="start"/>
+      <w:lvlJc w:val="left"/>
       <w:pPr>
         <w:tabs>
           <w:tab w:val="num" w:pos="0"/>
         </w:tabs>
-        <w:ind w:start="0" w:hanging="0"/>
+        <w:ind w:left="0" w:firstLine="0"/>
       </w:pPr>
     </w:lvl>
     <w:lvl w:ilvl="8">
@@ -803,26 +866,29 @@
       <w:numFmt w:val="none"/>
       <w:suff w:val="nothing"/>
       <w:lvlText w:val=""/>
-      <w:lvlJc w:val="start"/>
+      <w:lvlJc w:val="left"/>
       <w:pPr>
         <w:tabs>
           <w:tab w:val="num" w:pos="0"/>
         </w:tabs>
-        <w:ind w:start="0" w:hanging="0"/>
+        <w:ind w:left="0" w:firstLine="0"/>
       </w:pPr>
     </w:lvl>
   </w:abstractNum>
-  <w:abstractNum w:abstractNumId="2">
+  <w:abstractNum w:abstractNumId="2" w15:restartNumberingAfterBreak="0">
+    <w:nsid w:val="1A1B4201"/>
+    <w:multiLevelType w:val="multilevel"/>
+    <w:tmpl w:val="CDEEDF68"/>
     <w:lvl w:ilvl="0">
       <w:start w:val="1"/>
       <w:numFmt w:val="bullet"/>
       <w:lvlText w:val=""/>
-      <w:lvlJc w:val="start"/>
+      <w:lvlJc w:val="left"/>
       <w:pPr>
         <w:tabs>
           <w:tab w:val="num" w:pos="720"/>
         </w:tabs>
-        <w:ind w:start="720" w:hanging="360"/>
+        <w:ind w:left="720" w:hanging="360"/>
       </w:pPr>
       <w:rPr>
         <w:rFonts w:ascii="Symbol" w:hAnsi="Symbol" w:cs="Symbol" w:hint="default"/>
@@ -832,12 +898,12 @@
       <w:start w:val="1"/>
       <w:numFmt w:val="bullet"/>
       <w:lvlText w:val="◦"/>
-      <w:lvlJc w:val="start"/>
+      <w:lvlJc w:val="left"/>
       <w:pPr>
         <w:tabs>
           <w:tab w:val="num" w:pos="1080"/>
         </w:tabs>
-        <w:ind w:start="1080" w:hanging="360"/>
+        <w:ind w:left="1080" w:hanging="360"/>
       </w:pPr>
       <w:rPr>
         <w:rFonts w:ascii="OpenSymbol" w:hAnsi="OpenSymbol" w:cs="OpenSymbol" w:hint="default"/>
@@ -847,12 +913,12 @@
       <w:start w:val="1"/>
       <w:numFmt w:val="bullet"/>
       <w:lvlText w:val="▪"/>
-      <w:lvlJc w:val="start"/>
+      <w:lvlJc w:val="left"/>
       <w:pPr>
         <w:tabs>
           <w:tab w:val="num" w:pos="1440"/>
         </w:tabs>
-        <w:ind w:start="1440" w:hanging="360"/>
+        <w:ind w:left="1440" w:hanging="360"/>
       </w:pPr>
       <w:rPr>
         <w:rFonts w:ascii="OpenSymbol" w:hAnsi="OpenSymbol" w:cs="OpenSymbol" w:hint="default"/>
@@ -862,12 +928,12 @@
       <w:start w:val="1"/>
       <w:numFmt w:val="bullet"/>
       <w:lvlText w:val=""/>
-      <w:lvlJc w:val="start"/>
+      <w:lvlJc w:val="left"/>
       <w:pPr>
         <w:tabs>
           <w:tab w:val="num" w:pos="1800"/>
         </w:tabs>
-        <w:ind w:start="1800" w:hanging="360"/>
+        <w:ind w:left="1800" w:hanging="360"/>
       </w:pPr>
       <w:rPr>
         <w:rFonts w:ascii="Symbol" w:hAnsi="Symbol" w:cs="Symbol" w:hint="default"/>
@@ -877,12 +943,12 @@
       <w:start w:val="1"/>
       <w:numFmt w:val="bullet"/>
       <w:lvlText w:val="◦"/>
-      <w:lvlJc w:val="start"/>
+      <w:lvlJc w:val="left"/>
       <w:pPr>
         <w:tabs>
           <w:tab w:val="num" w:pos="2160"/>
         </w:tabs>
-        <w:ind w:start="2160" w:hanging="360"/>
+        <w:ind w:left="2160" w:hanging="360"/>
       </w:pPr>
       <w:rPr>
         <w:rFonts w:ascii="OpenSymbol" w:hAnsi="OpenSymbol" w:cs="OpenSymbol" w:hint="default"/>
@@ -892,12 +958,12 @@
       <w:start w:val="1"/>
       <w:numFmt w:val="bullet"/>
       <w:lvlText w:val="▪"/>
-      <w:lvlJc w:val="start"/>
+      <w:lvlJc w:val="left"/>
       <w:pPr>
         <w:tabs>
           <w:tab w:val="num" w:pos="2520"/>
         </w:tabs>
-        <w:ind w:start="2520" w:hanging="360"/>
+        <w:ind w:left="2520" w:hanging="360"/>
       </w:pPr>
       <w:rPr>
         <w:rFonts w:ascii="OpenSymbol" w:hAnsi="OpenSymbol" w:cs="OpenSymbol" w:hint="default"/>
@@ -907,12 +973,12 @@
       <w:start w:val="1"/>
       <w:numFmt w:val="bullet"/>
       <w:lvlText w:val=""/>
-      <w:lvlJc w:val="start"/>
+      <w:lvlJc w:val="left"/>
       <w:pPr>
         <w:tabs>
           <w:tab w:val="num" w:pos="2880"/>
         </w:tabs>
-        <w:ind w:start="2880" w:hanging="360"/>
+        <w:ind w:left="2880" w:hanging="360"/>
       </w:pPr>
       <w:rPr>
         <w:rFonts w:ascii="Symbol" w:hAnsi="Symbol" w:cs="Symbol" w:hint="default"/>
@@ -922,12 +988,12 @@
       <w:start w:val="1"/>
       <w:numFmt w:val="bullet"/>
       <w:lvlText w:val="◦"/>
-      <w:lvlJc w:val="start"/>
+      <w:lvlJc w:val="left"/>
       <w:pPr>
         <w:tabs>
           <w:tab w:val="num" w:pos="3240"/>
         </w:tabs>
-        <w:ind w:start="3240" w:hanging="360"/>
+        <w:ind w:left="3240" w:hanging="360"/>
       </w:pPr>
       <w:rPr>
         <w:rFonts w:ascii="OpenSymbol" w:hAnsi="OpenSymbol" w:cs="OpenSymbol" w:hint="default"/>
@@ -937,29 +1003,32 @@
       <w:start w:val="1"/>
       <w:numFmt w:val="bullet"/>
       <w:lvlText w:val="▪"/>
-      <w:lvlJc w:val="start"/>
+      <w:lvlJc w:val="left"/>
       <w:pPr>
         <w:tabs>
           <w:tab w:val="num" w:pos="3600"/>
         </w:tabs>
-        <w:ind w:start="3600" w:hanging="360"/>
+        <w:ind w:left="3600" w:hanging="360"/>
       </w:pPr>
       <w:rPr>
         <w:rFonts w:ascii="OpenSymbol" w:hAnsi="OpenSymbol" w:cs="OpenSymbol" w:hint="default"/>
       </w:rPr>
     </w:lvl>
   </w:abstractNum>
-  <w:abstractNum w:abstractNumId="3">
+  <w:abstractNum w:abstractNumId="3" w15:restartNumberingAfterBreak="0">
+    <w:nsid w:val="1CF4717A"/>
+    <w:multiLevelType w:val="multilevel"/>
+    <w:tmpl w:val="4B160818"/>
     <w:lvl w:ilvl="0">
       <w:start w:val="1"/>
       <w:numFmt w:val="bullet"/>
       <w:lvlText w:val=""/>
-      <w:lvlJc w:val="start"/>
+      <w:lvlJc w:val="left"/>
       <w:pPr>
         <w:tabs>
           <w:tab w:val="num" w:pos="720"/>
         </w:tabs>
-        <w:ind w:start="720" w:hanging="360"/>
+        <w:ind w:left="720" w:hanging="360"/>
       </w:pPr>
       <w:rPr>
         <w:rFonts w:ascii="Symbol" w:hAnsi="Symbol" w:cs="Symbol" w:hint="default"/>
@@ -969,12 +1038,12 @@
       <w:start w:val="1"/>
       <w:numFmt w:val="bullet"/>
       <w:lvlText w:val=""/>
-      <w:lvlJc w:val="start"/>
+      <w:lvlJc w:val="left"/>
       <w:pPr>
         <w:tabs>
           <w:tab w:val="num" w:pos="1080"/>
         </w:tabs>
-        <w:ind w:start="1080" w:hanging="360"/>
+        <w:ind w:left="1080" w:hanging="360"/>
       </w:pPr>
       <w:rPr>
         <w:rFonts w:ascii="Symbol" w:hAnsi="Symbol" w:cs="Symbol" w:hint="default"/>
@@ -984,12 +1053,12 @@
       <w:start w:val="1"/>
       <w:numFmt w:val="bullet"/>
       <w:lvlText w:val=""/>
-      <w:lvlJc w:val="start"/>
+      <w:lvlJc w:val="left"/>
       <w:pPr>
         <w:tabs>
           <w:tab w:val="num" w:pos="1440"/>
         </w:tabs>
-        <w:ind w:start="1440" w:hanging="360"/>
+        <w:ind w:left="1440" w:hanging="360"/>
       </w:pPr>
       <w:rPr>
         <w:rFonts w:ascii="Symbol" w:hAnsi="Symbol" w:cs="Symbol" w:hint="default"/>
@@ -999,12 +1068,12 @@
       <w:start w:val="1"/>
       <w:numFmt w:val="bullet"/>
       <w:lvlText w:val=""/>
-      <w:lvlJc w:val="start"/>
+      <w:lvlJc w:val="left"/>
       <w:pPr>
         <w:tabs>
           <w:tab w:val="num" w:pos="1800"/>
         </w:tabs>
-        <w:ind w:start="1800" w:hanging="360"/>
+        <w:ind w:left="1800" w:hanging="360"/>
       </w:pPr>
       <w:rPr>
         <w:rFonts w:ascii="Symbol" w:hAnsi="Symbol" w:cs="Symbol" w:hint="default"/>
@@ -1014,12 +1083,12 @@
       <w:start w:val="1"/>
       <w:numFmt w:val="bullet"/>
       <w:lvlText w:val=""/>
-      <w:lvlJc w:val="start"/>
+      <w:lvlJc w:val="left"/>
       <w:pPr>
         <w:tabs>
           <w:tab w:val="num" w:pos="2160"/>
         </w:tabs>
-        <w:ind w:start="2160" w:hanging="360"/>
+        <w:ind w:left="2160" w:hanging="360"/>
       </w:pPr>
       <w:rPr>
         <w:rFonts w:ascii="Symbol" w:hAnsi="Symbol" w:cs="Symbol" w:hint="default"/>
@@ -1029,12 +1098,12 @@
       <w:start w:val="1"/>
       <w:numFmt w:val="bullet"/>
       <w:lvlText w:val=""/>
-      <w:lvlJc w:val="start"/>
+      <w:lvlJc w:val="left"/>
       <w:pPr>
         <w:tabs>
           <w:tab w:val="num" w:pos="2520"/>
         </w:tabs>
-        <w:ind w:start="2520" w:hanging="360"/>
+        <w:ind w:left="2520" w:hanging="360"/>
       </w:pPr>
       <w:rPr>
         <w:rFonts w:ascii="Symbol" w:hAnsi="Symbol" w:cs="Symbol" w:hint="default"/>
@@ -1044,12 +1113,12 @@
       <w:start w:val="1"/>
       <w:numFmt w:val="bullet"/>
       <w:lvlText w:val=""/>
-      <w:lvlJc w:val="start"/>
+      <w:lvlJc w:val="left"/>
       <w:pPr>
         <w:tabs>
           <w:tab w:val="num" w:pos="2880"/>
         </w:tabs>
-        <w:ind w:start="2880" w:hanging="360"/>
+        <w:ind w:left="2880" w:hanging="360"/>
       </w:pPr>
       <w:rPr>
         <w:rFonts w:ascii="Symbol" w:hAnsi="Symbol" w:cs="Symbol" w:hint="default"/>
@@ -1059,12 +1128,12 @@
       <w:start w:val="1"/>
       <w:numFmt w:val="bullet"/>
       <w:lvlText w:val=""/>
-      <w:lvlJc w:val="start"/>
+      <w:lvlJc w:val="left"/>
       <w:pPr>
         <w:tabs>
           <w:tab w:val="num" w:pos="3240"/>
         </w:tabs>
-        <w:ind w:start="3240" w:hanging="360"/>
+        <w:ind w:left="3240" w:hanging="360"/>
       </w:pPr>
       <w:rPr>
         <w:rFonts w:ascii="Symbol" w:hAnsi="Symbol" w:cs="Symbol" w:hint="default"/>
@@ -1074,29 +1143,258 @@
       <w:start w:val="1"/>
       <w:numFmt w:val="bullet"/>
       <w:lvlText w:val=""/>
-      <w:lvlJc w:val="start"/>
+      <w:lvlJc w:val="left"/>
       <w:pPr>
         <w:tabs>
           <w:tab w:val="num" w:pos="3600"/>
         </w:tabs>
-        <w:ind w:start="3600" w:hanging="360"/>
+        <w:ind w:left="3600" w:hanging="360"/>
       </w:pPr>
       <w:rPr>
         <w:rFonts w:ascii="Symbol" w:hAnsi="Symbol" w:cs="Symbol" w:hint="default"/>
       </w:rPr>
     </w:lvl>
   </w:abstractNum>
-  <w:abstractNum w:abstractNumId="4">
+  <w:abstractNum w:abstractNumId="4" w15:restartNumberingAfterBreak="0">
+    <w:nsid w:val="6F2C357B"/>
+    <w:multiLevelType w:val="hybridMultilevel"/>
+    <w:tmpl w:val="01FEEEC2"/>
+    <w:lvl w:ilvl="0" w:tplc="04070001">
+      <w:start w:val="1"/>
+      <w:numFmt w:val="bullet"/>
+      <w:lvlText w:val=""/>
+      <w:lvlJc w:val="left"/>
+      <w:pPr>
+        <w:ind w:left="720" w:hanging="360"/>
+      </w:pPr>
+      <w:rPr>
+        <w:rFonts w:ascii="Symbol" w:hAnsi="Symbol" w:hint="default"/>
+      </w:rPr>
+    </w:lvl>
+    <w:lvl w:ilvl="1" w:tplc="04070003" w:tentative="1">
+      <w:start w:val="1"/>
+      <w:numFmt w:val="bullet"/>
+      <w:lvlText w:val="o"/>
+      <w:lvlJc w:val="left"/>
+      <w:pPr>
+        <w:ind w:left="1440" w:hanging="360"/>
+      </w:pPr>
+      <w:rPr>
+        <w:rFonts w:ascii="Courier New" w:hAnsi="Courier New" w:cs="Courier New" w:hint="default"/>
+      </w:rPr>
+    </w:lvl>
+    <w:lvl w:ilvl="2" w:tplc="04070005" w:tentative="1">
+      <w:start w:val="1"/>
+      <w:numFmt w:val="bullet"/>
+      <w:lvlText w:val=""/>
+      <w:lvlJc w:val="left"/>
+      <w:pPr>
+        <w:ind w:left="2160" w:hanging="360"/>
+      </w:pPr>
+      <w:rPr>
+        <w:rFonts w:ascii="Wingdings" w:hAnsi="Wingdings" w:hint="default"/>
+      </w:rPr>
+    </w:lvl>
+    <w:lvl w:ilvl="3" w:tplc="04070001" w:tentative="1">
+      <w:start w:val="1"/>
+      <w:numFmt w:val="bullet"/>
+      <w:lvlText w:val=""/>
+      <w:lvlJc w:val="left"/>
+      <w:pPr>
+        <w:ind w:left="2880" w:hanging="360"/>
+      </w:pPr>
+      <w:rPr>
+        <w:rFonts w:ascii="Symbol" w:hAnsi="Symbol" w:hint="default"/>
+      </w:rPr>
+    </w:lvl>
+    <w:lvl w:ilvl="4" w:tplc="04070003" w:tentative="1">
+      <w:start w:val="1"/>
+      <w:numFmt w:val="bullet"/>
+      <w:lvlText w:val="o"/>
+      <w:lvlJc w:val="left"/>
+      <w:pPr>
+        <w:ind w:left="3600" w:hanging="360"/>
+      </w:pPr>
+      <w:rPr>
+        <w:rFonts w:ascii="Courier New" w:hAnsi="Courier New" w:cs="Courier New" w:hint="default"/>
+      </w:rPr>
+    </w:lvl>
+    <w:lvl w:ilvl="5" w:tplc="04070005" w:tentative="1">
+      <w:start w:val="1"/>
+      <w:numFmt w:val="bullet"/>
+      <w:lvlText w:val=""/>
+      <w:lvlJc w:val="left"/>
+      <w:pPr>
+        <w:ind w:left="4320" w:hanging="360"/>
+      </w:pPr>
+      <w:rPr>
+        <w:rFonts w:ascii="Wingdings" w:hAnsi="Wingdings" w:hint="default"/>
+      </w:rPr>
+    </w:lvl>
+    <w:lvl w:ilvl="6" w:tplc="04070001" w:tentative="1">
+      <w:start w:val="1"/>
+      <w:numFmt w:val="bullet"/>
+      <w:lvlText w:val=""/>
+      <w:lvlJc w:val="left"/>
+      <w:pPr>
+        <w:ind w:left="5040" w:hanging="360"/>
+      </w:pPr>
+      <w:rPr>
+        <w:rFonts w:ascii="Symbol" w:hAnsi="Symbol" w:hint="default"/>
+      </w:rPr>
+    </w:lvl>
+    <w:lvl w:ilvl="7" w:tplc="04070003" w:tentative="1">
+      <w:start w:val="1"/>
+      <w:numFmt w:val="bullet"/>
+      <w:lvlText w:val="o"/>
+      <w:lvlJc w:val="left"/>
+      <w:pPr>
+        <w:ind w:left="5760" w:hanging="360"/>
+      </w:pPr>
+      <w:rPr>
+        <w:rFonts w:ascii="Courier New" w:hAnsi="Courier New" w:cs="Courier New" w:hint="default"/>
+      </w:rPr>
+    </w:lvl>
+    <w:lvl w:ilvl="8" w:tplc="04070005" w:tentative="1">
+      <w:start w:val="1"/>
+      <w:numFmt w:val="bullet"/>
+      <w:lvlText w:val=""/>
+      <w:lvlJc w:val="left"/>
+      <w:pPr>
+        <w:ind w:left="6480" w:hanging="360"/>
+      </w:pPr>
+      <w:rPr>
+        <w:rFonts w:ascii="Wingdings" w:hAnsi="Wingdings" w:hint="default"/>
+      </w:rPr>
+    </w:lvl>
+  </w:abstractNum>
+  <w:abstractNum w:abstractNumId="5" w15:restartNumberingAfterBreak="0">
+    <w:nsid w:val="73E153A0"/>
+    <w:multiLevelType w:val="hybridMultilevel"/>
+    <w:tmpl w:val="B24ED17E"/>
+    <w:lvl w:ilvl="0" w:tplc="04070001">
+      <w:start w:val="1"/>
+      <w:numFmt w:val="bullet"/>
+      <w:lvlText w:val=""/>
+      <w:lvlJc w:val="left"/>
+      <w:pPr>
+        <w:ind w:left="720" w:hanging="360"/>
+      </w:pPr>
+      <w:rPr>
+        <w:rFonts w:ascii="Symbol" w:hAnsi="Symbol" w:hint="default"/>
+      </w:rPr>
+    </w:lvl>
+    <w:lvl w:ilvl="1" w:tplc="04070003" w:tentative="1">
+      <w:start w:val="1"/>
+      <w:numFmt w:val="bullet"/>
+      <w:lvlText w:val="o"/>
+      <w:lvlJc w:val="left"/>
+      <w:pPr>
+        <w:ind w:left="1440" w:hanging="360"/>
+      </w:pPr>
+      <w:rPr>
+        <w:rFonts w:ascii="Courier New" w:hAnsi="Courier New" w:cs="Courier New" w:hint="default"/>
+      </w:rPr>
+    </w:lvl>
+    <w:lvl w:ilvl="2" w:tplc="04070005" w:tentative="1">
+      <w:start w:val="1"/>
+      <w:numFmt w:val="bullet"/>
+      <w:lvlText w:val=""/>
+      <w:lvlJc w:val="left"/>
+      <w:pPr>
+        <w:ind w:left="2160" w:hanging="360"/>
+      </w:pPr>
+      <w:rPr>
+        <w:rFonts w:ascii="Wingdings" w:hAnsi="Wingdings" w:hint="default"/>
+      </w:rPr>
+    </w:lvl>
+    <w:lvl w:ilvl="3" w:tplc="04070001" w:tentative="1">
+      <w:start w:val="1"/>
+      <w:numFmt w:val="bullet"/>
+      <w:lvlText w:val=""/>
+      <w:lvlJc w:val="left"/>
+      <w:pPr>
+        <w:ind w:left="2880" w:hanging="360"/>
+      </w:pPr>
+      <w:rPr>
+        <w:rFonts w:ascii="Symbol" w:hAnsi="Symbol" w:hint="default"/>
+      </w:rPr>
+    </w:lvl>
+    <w:lvl w:ilvl="4" w:tplc="04070003" w:tentative="1">
+      <w:start w:val="1"/>
+      <w:numFmt w:val="bullet"/>
+      <w:lvlText w:val="o"/>
+      <w:lvlJc w:val="left"/>
+      <w:pPr>
+        <w:ind w:left="3600" w:hanging="360"/>
+      </w:pPr>
+      <w:rPr>
+        <w:rFonts w:ascii="Courier New" w:hAnsi="Courier New" w:cs="Courier New" w:hint="default"/>
+      </w:rPr>
+    </w:lvl>
+    <w:lvl w:ilvl="5" w:tplc="04070005" w:tentative="1">
+      <w:start w:val="1"/>
+      <w:numFmt w:val="bullet"/>
+      <w:lvlText w:val=""/>
+      <w:lvlJc w:val="left"/>
+      <w:pPr>
+        <w:ind w:left="4320" w:hanging="360"/>
+      </w:pPr>
+      <w:rPr>
+        <w:rFonts w:ascii="Wingdings" w:hAnsi="Wingdings" w:hint="default"/>
+      </w:rPr>
+    </w:lvl>
+    <w:lvl w:ilvl="6" w:tplc="04070001" w:tentative="1">
+      <w:start w:val="1"/>
+      <w:numFmt w:val="bullet"/>
+      <w:lvlText w:val=""/>
+      <w:lvlJc w:val="left"/>
+      <w:pPr>
+        <w:ind w:left="5040" w:hanging="360"/>
+      </w:pPr>
+      <w:rPr>
+        <w:rFonts w:ascii="Symbol" w:hAnsi="Symbol" w:hint="default"/>
+      </w:rPr>
+    </w:lvl>
+    <w:lvl w:ilvl="7" w:tplc="04070003" w:tentative="1">
+      <w:start w:val="1"/>
+      <w:numFmt w:val="bullet"/>
+      <w:lvlText w:val="o"/>
+      <w:lvlJc w:val="left"/>
+      <w:pPr>
+        <w:ind w:left="5760" w:hanging="360"/>
+      </w:pPr>
+      <w:rPr>
+        <w:rFonts w:ascii="Courier New" w:hAnsi="Courier New" w:cs="Courier New" w:hint="default"/>
+      </w:rPr>
+    </w:lvl>
+    <w:lvl w:ilvl="8" w:tplc="04070005" w:tentative="1">
+      <w:start w:val="1"/>
+      <w:numFmt w:val="bullet"/>
+      <w:lvlText w:val=""/>
+      <w:lvlJc w:val="left"/>
+      <w:pPr>
+        <w:ind w:left="6480" w:hanging="360"/>
+      </w:pPr>
+      <w:rPr>
+        <w:rFonts w:ascii="Wingdings" w:hAnsi="Wingdings" w:hint="default"/>
+      </w:rPr>
+    </w:lvl>
+  </w:abstractNum>
+  <w:abstractNum w:abstractNumId="6" w15:restartNumberingAfterBreak="0">
+    <w:nsid w:val="77705ABB"/>
+    <w:multiLevelType w:val="multilevel"/>
+    <w:tmpl w:val="0E16CCA2"/>
     <w:lvl w:ilvl="0">
       <w:start w:val="1"/>
       <w:numFmt w:val="bullet"/>
       <w:lvlText w:val=""/>
-      <w:lvlJc w:val="start"/>
+      <w:lvlJc w:val="left"/>
       <w:pPr>
         <w:tabs>
           <w:tab w:val="num" w:pos="720"/>
         </w:tabs>
-        <w:ind w:start="720" w:hanging="360"/>
+        <w:ind w:left="720" w:hanging="360"/>
       </w:pPr>
       <w:rPr>
         <w:rFonts w:ascii="Symbol" w:hAnsi="Symbol" w:cs="Symbol" w:hint="default"/>
@@ -1106,12 +1404,12 @@
       <w:start w:val="1"/>
       <w:numFmt w:val="bullet"/>
       <w:lvlText w:val="◦"/>
-      <w:lvlJc w:val="start"/>
+      <w:lvlJc w:val="left"/>
       <w:pPr>
         <w:tabs>
           <w:tab w:val="num" w:pos="1080"/>
         </w:tabs>
-        <w:ind w:start="1080" w:hanging="360"/>
+        <w:ind w:left="1080" w:hanging="360"/>
       </w:pPr>
       <w:rPr>
         <w:rFonts w:ascii="OpenSymbol" w:hAnsi="OpenSymbol" w:cs="OpenSymbol" w:hint="default"/>
@@ -1121,12 +1419,12 @@
       <w:start w:val="1"/>
       <w:numFmt w:val="bullet"/>
       <w:lvlText w:val="▪"/>
-      <w:lvlJc w:val="start"/>
+      <w:lvlJc w:val="left"/>
       <w:pPr>
         <w:tabs>
           <w:tab w:val="num" w:pos="1440"/>
         </w:tabs>
-        <w:ind w:start="1440" w:hanging="360"/>
+        <w:ind w:left="1440" w:hanging="360"/>
       </w:pPr>
       <w:rPr>
         <w:rFonts w:ascii="OpenSymbol" w:hAnsi="OpenSymbol" w:cs="OpenSymbol" w:hint="default"/>
@@ -1136,12 +1434,12 @@
       <w:start w:val="1"/>
       <w:numFmt w:val="bullet"/>
       <w:lvlText w:val=""/>
-      <w:lvlJc w:val="start"/>
+      <w:lvlJc w:val="left"/>
       <w:pPr>
         <w:tabs>
           <w:tab w:val="num" w:pos="1800"/>
         </w:tabs>
-        <w:ind w:start="1800" w:hanging="360"/>
+        <w:ind w:left="1800" w:hanging="360"/>
       </w:pPr>
       <w:rPr>
         <w:rFonts w:ascii="Symbol" w:hAnsi="Symbol" w:cs="Symbol" w:hint="default"/>
@@ -1151,12 +1449,12 @@
       <w:start w:val="1"/>
       <w:numFmt w:val="bullet"/>
       <w:lvlText w:val="◦"/>
-      <w:lvlJc w:val="start"/>
+      <w:lvlJc w:val="left"/>
       <w:pPr>
         <w:tabs>
           <w:tab w:val="num" w:pos="2160"/>
         </w:tabs>
-        <w:ind w:start="2160" w:hanging="360"/>
+        <w:ind w:left="2160" w:hanging="360"/>
       </w:pPr>
       <w:rPr>
         <w:rFonts w:ascii="OpenSymbol" w:hAnsi="OpenSymbol" w:cs="OpenSymbol" w:hint="default"/>
@@ -1166,12 +1464,12 @@
       <w:start w:val="1"/>
       <w:numFmt w:val="bullet"/>
       <w:lvlText w:val="▪"/>
-      <w:lvlJc w:val="start"/>
+      <w:lvlJc w:val="left"/>
       <w:pPr>
         <w:tabs>
           <w:tab w:val="num" w:pos="2520"/>
         </w:tabs>
-        <w:ind w:start="2520" w:hanging="360"/>
+        <w:ind w:left="2520" w:hanging="360"/>
       </w:pPr>
       <w:rPr>
         <w:rFonts w:ascii="OpenSymbol" w:hAnsi="OpenSymbol" w:cs="OpenSymbol" w:hint="default"/>
@@ -1181,12 +1479,12 @@
       <w:start w:val="1"/>
       <w:numFmt w:val="bullet"/>
       <w:lvlText w:val=""/>
-      <w:lvlJc w:val="start"/>
+      <w:lvlJc w:val="left"/>
       <w:pPr>
         <w:tabs>
           <w:tab w:val="num" w:pos="2880"/>
         </w:tabs>
-        <w:ind w:start="2880" w:hanging="360"/>
+        <w:ind w:left="2880" w:hanging="360"/>
       </w:pPr>
       <w:rPr>
         <w:rFonts w:ascii="Symbol" w:hAnsi="Symbol" w:cs="Symbol" w:hint="default"/>
@@ -1196,12 +1494,12 @@
       <w:start w:val="1"/>
       <w:numFmt w:val="bullet"/>
       <w:lvlText w:val="◦"/>
-      <w:lvlJc w:val="start"/>
+      <w:lvlJc w:val="left"/>
       <w:pPr>
         <w:tabs>
           <w:tab w:val="num" w:pos="3240"/>
         </w:tabs>
-        <w:ind w:start="3240" w:hanging="360"/>
+        <w:ind w:left="3240" w:hanging="360"/>
       </w:pPr>
       <w:rPr>
         <w:rFonts w:ascii="OpenSymbol" w:hAnsi="OpenSymbol" w:cs="OpenSymbol" w:hint="default"/>
@@ -1211,179 +1509,48 @@
       <w:start w:val="1"/>
       <w:numFmt w:val="bullet"/>
       <w:lvlText w:val="▪"/>
-      <w:lvlJc w:val="start"/>
+      <w:lvlJc w:val="left"/>
       <w:pPr>
         <w:tabs>
           <w:tab w:val="num" w:pos="3600"/>
         </w:tabs>
-        <w:ind w:start="3600" w:hanging="360"/>
+        <w:ind w:left="3600" w:hanging="360"/>
       </w:pPr>
       <w:rPr>
         <w:rFonts w:ascii="OpenSymbol" w:hAnsi="OpenSymbol" w:cs="OpenSymbol" w:hint="default"/>
       </w:rPr>
     </w:lvl>
   </w:abstractNum>
-  <w:abstractNum w:abstractNumId="5">
-    <w:lvl w:ilvl="0">
-      <w:start w:val="1"/>
-      <w:numFmt w:val="bullet"/>
-      <w:lvlText w:val=""/>
-      <w:lvlJc w:val="start"/>
-      <w:pPr>
-        <w:tabs>
-          <w:tab w:val="num" w:pos="720"/>
-        </w:tabs>
-        <w:ind w:start="720" w:hanging="360"/>
-      </w:pPr>
-      <w:rPr>
-        <w:rFonts w:ascii="Symbol" w:hAnsi="Symbol" w:cs="Symbol" w:hint="default"/>
-      </w:rPr>
-    </w:lvl>
-    <w:lvl w:ilvl="1">
-      <w:start w:val="1"/>
-      <w:numFmt w:val="bullet"/>
-      <w:lvlText w:val="◦"/>
-      <w:lvlJc w:val="start"/>
-      <w:pPr>
-        <w:tabs>
-          <w:tab w:val="num" w:pos="1080"/>
-        </w:tabs>
-        <w:ind w:start="1080" w:hanging="360"/>
-      </w:pPr>
-      <w:rPr>
-        <w:rFonts w:ascii="OpenSymbol" w:hAnsi="OpenSymbol" w:cs="OpenSymbol" w:hint="default"/>
-      </w:rPr>
-    </w:lvl>
-    <w:lvl w:ilvl="2">
-      <w:start w:val="1"/>
-      <w:numFmt w:val="bullet"/>
-      <w:lvlText w:val="▪"/>
-      <w:lvlJc w:val="start"/>
-      <w:pPr>
-        <w:tabs>
-          <w:tab w:val="num" w:pos="1440"/>
-        </w:tabs>
-        <w:ind w:start="1440" w:hanging="360"/>
-      </w:pPr>
-      <w:rPr>
-        <w:rFonts w:ascii="OpenSymbol" w:hAnsi="OpenSymbol" w:cs="OpenSymbol" w:hint="default"/>
-      </w:rPr>
-    </w:lvl>
-    <w:lvl w:ilvl="3">
-      <w:start w:val="1"/>
-      <w:numFmt w:val="bullet"/>
-      <w:lvlText w:val=""/>
-      <w:lvlJc w:val="start"/>
-      <w:pPr>
-        <w:tabs>
-          <w:tab w:val="num" w:pos="1800"/>
-        </w:tabs>
-        <w:ind w:start="1800" w:hanging="360"/>
-      </w:pPr>
-      <w:rPr>
-        <w:rFonts w:ascii="Symbol" w:hAnsi="Symbol" w:cs="Symbol" w:hint="default"/>
-      </w:rPr>
-    </w:lvl>
-    <w:lvl w:ilvl="4">
-      <w:start w:val="1"/>
-      <w:numFmt w:val="bullet"/>
-      <w:lvlText w:val="◦"/>
-      <w:lvlJc w:val="start"/>
-      <w:pPr>
-        <w:tabs>
-          <w:tab w:val="num" w:pos="2160"/>
-        </w:tabs>
-        <w:ind w:start="2160" w:hanging="360"/>
-      </w:pPr>
-      <w:rPr>
-        <w:rFonts w:ascii="OpenSymbol" w:hAnsi="OpenSymbol" w:cs="OpenSymbol" w:hint="default"/>
-      </w:rPr>
-    </w:lvl>
-    <w:lvl w:ilvl="5">
-      <w:start w:val="1"/>
-      <w:numFmt w:val="bullet"/>
-      <w:lvlText w:val="▪"/>
-      <w:lvlJc w:val="start"/>
-      <w:pPr>
-        <w:tabs>
-          <w:tab w:val="num" w:pos="2520"/>
-        </w:tabs>
-        <w:ind w:start="2520" w:hanging="360"/>
-      </w:pPr>
-      <w:rPr>
-        <w:rFonts w:ascii="OpenSymbol" w:hAnsi="OpenSymbol" w:cs="OpenSymbol" w:hint="default"/>
-      </w:rPr>
-    </w:lvl>
-    <w:lvl w:ilvl="6">
-      <w:start w:val="1"/>
-      <w:numFmt w:val="bullet"/>
-      <w:lvlText w:val=""/>
-      <w:lvlJc w:val="start"/>
-      <w:pPr>
-        <w:tabs>
-          <w:tab w:val="num" w:pos="2880"/>
-        </w:tabs>
-        <w:ind w:start="2880" w:hanging="360"/>
-      </w:pPr>
-      <w:rPr>
-        <w:rFonts w:ascii="Symbol" w:hAnsi="Symbol" w:cs="Symbol" w:hint="default"/>
-      </w:rPr>
-    </w:lvl>
-    <w:lvl w:ilvl="7">
-      <w:start w:val="1"/>
-      <w:numFmt w:val="bullet"/>
-      <w:lvlText w:val="◦"/>
-      <w:lvlJc w:val="start"/>
-      <w:pPr>
-        <w:tabs>
-          <w:tab w:val="num" w:pos="3240"/>
-        </w:tabs>
-        <w:ind w:start="3240" w:hanging="360"/>
-      </w:pPr>
-      <w:rPr>
-        <w:rFonts w:ascii="OpenSymbol" w:hAnsi="OpenSymbol" w:cs="OpenSymbol" w:hint="default"/>
-      </w:rPr>
-    </w:lvl>
-    <w:lvl w:ilvl="8">
-      <w:start w:val="1"/>
-      <w:numFmt w:val="bullet"/>
-      <w:lvlText w:val="▪"/>
-      <w:lvlJc w:val="start"/>
-      <w:pPr>
-        <w:tabs>
-          <w:tab w:val="num" w:pos="3600"/>
-        </w:tabs>
-        <w:ind w:start="3600" w:hanging="360"/>
-      </w:pPr>
-      <w:rPr>
-        <w:rFonts w:ascii="OpenSymbol" w:hAnsi="OpenSymbol" w:cs="OpenSymbol" w:hint="default"/>
-      </w:rPr>
-    </w:lvl>
-  </w:abstractNum>
-  <w:num w:numId="1">
+  <w:num w:numId="1" w16cid:durableId="1617565370">
     <w:abstractNumId w:val="1"/>
   </w:num>
-  <w:num w:numId="2">
+  <w:num w:numId="2" w16cid:durableId="1048796639">
+    <w:abstractNumId w:val="0"/>
+  </w:num>
+  <w:num w:numId="3" w16cid:durableId="391275732">
+    <w:abstractNumId w:val="3"/>
+  </w:num>
+  <w:num w:numId="4" w16cid:durableId="232933161">
     <w:abstractNumId w:val="2"/>
   </w:num>
-  <w:num w:numId="3">
-    <w:abstractNumId w:val="3"/>
+  <w:num w:numId="5" w16cid:durableId="1072895051">
+    <w:abstractNumId w:val="6"/>
   </w:num>
-  <w:num w:numId="4">
+  <w:num w:numId="6" w16cid:durableId="1200165761">
+    <w:abstractNumId w:val="5"/>
+  </w:num>
+  <w:num w:numId="7" w16cid:durableId="602343119">
     <w:abstractNumId w:val="4"/>
-  </w:num>
-  <w:num w:numId="5">
-    <w:abstractNumId w:val="5"/>
   </w:num>
 </w:numbering>
 </file>
 
 <file path=word/styles.xml><?xml version="1.0" encoding="utf-8"?>
-<w:styles xmlns:w="http://schemas.openxmlformats.org/wordprocessingml/2006/main" xmlns:w14="http://schemas.microsoft.com/office/word/2010/wordml" xmlns:mc="http://schemas.openxmlformats.org/markup-compatibility/2006" mc:Ignorable="w14">
+<w:styles xmlns:mc="http://schemas.openxmlformats.org/markup-compatibility/2006" xmlns:r="http://schemas.openxmlformats.org/officeDocument/2006/relationships" xmlns:w="http://schemas.openxmlformats.org/wordprocessingml/2006/main" xmlns:w14="http://schemas.microsoft.com/office/word/2010/wordml" xmlns:w15="http://schemas.microsoft.com/office/word/2012/wordml" xmlns:w16cex="http://schemas.microsoft.com/office/word/2018/wordml/cex" xmlns:w16cid="http://schemas.microsoft.com/office/word/2016/wordml/cid" xmlns:w16="http://schemas.microsoft.com/office/word/2018/wordml" xmlns:w16du="http://schemas.microsoft.com/office/word/2023/wordml/word16du" xmlns:w16sdtdh="http://schemas.microsoft.com/office/word/2020/wordml/sdtdatahash" xmlns:w16sdtfl="http://schemas.microsoft.com/office/word/2024/wordml/sdtformatlock" xmlns:w16se="http://schemas.microsoft.com/office/word/2015/wordml/symex" mc:Ignorable="w14 w15 w16se w16cid w16 w16cex w16sdtdh w16sdtfl w16du">
   <w:docDefaults>
     <w:rPrDefault>
       <w:rPr>
-        <w:rFonts w:ascii="Carlito" w:hAnsi="Carlito" w:eastAsia="DejaVu Sans" w:cs="DejaVu Sans"/>
+        <w:rFonts w:ascii="Carlito" w:eastAsia="DejaVu Sans" w:hAnsi="Carlito" w:cs="DejaVu Sans"/>
         <w:color w:val="000000"/>
         <w:sz w:val="24"/>
         <w:szCs w:val="24"/>
@@ -1392,33 +1559,405 @@
     </w:rPrDefault>
     <w:pPrDefault>
       <w:pPr>
-        <w:suppressAutoHyphens w:val="true"/>
+        <w:suppressAutoHyphens/>
       </w:pPr>
     </w:pPrDefault>
   </w:docDefaults>
-  <w:style w:type="paragraph" w:styleId="Normal">
+  <w:latentStyles w:defLockedState="0" w:defUIPriority="99" w:defSemiHidden="0" w:defUnhideWhenUsed="0" w:defQFormat="0" w:count="376">
+    <w:lsdException w:name="Normal" w:uiPriority="0" w:qFormat="1"/>
+    <w:lsdException w:name="heading 1" w:uiPriority="9" w:qFormat="1"/>
+    <w:lsdException w:name="heading 2" w:semiHidden="1" w:uiPriority="9" w:unhideWhenUsed="1" w:qFormat="1"/>
+    <w:lsdException w:name="heading 3" w:semiHidden="1" w:uiPriority="9" w:unhideWhenUsed="1" w:qFormat="1"/>
+    <w:lsdException w:name="heading 4" w:semiHidden="1" w:uiPriority="9" w:unhideWhenUsed="1" w:qFormat="1"/>
+    <w:lsdException w:name="heading 5" w:semiHidden="1" w:uiPriority="9" w:unhideWhenUsed="1" w:qFormat="1"/>
+    <w:lsdException w:name="heading 6" w:semiHidden="1" w:uiPriority="9" w:unhideWhenUsed="1" w:qFormat="1"/>
+    <w:lsdException w:name="heading 7" w:semiHidden="1" w:uiPriority="9" w:unhideWhenUsed="1" w:qFormat="1"/>
+    <w:lsdException w:name="heading 8" w:semiHidden="1" w:uiPriority="9" w:unhideWhenUsed="1" w:qFormat="1"/>
+    <w:lsdException w:name="heading 9" w:semiHidden="1" w:uiPriority="9" w:unhideWhenUsed="1" w:qFormat="1"/>
+    <w:lsdException w:name="index 1" w:semiHidden="1" w:unhideWhenUsed="1"/>
+    <w:lsdException w:name="index 2" w:semiHidden="1" w:unhideWhenUsed="1"/>
+    <w:lsdException w:name="index 3" w:semiHidden="1" w:unhideWhenUsed="1"/>
+    <w:lsdException w:name="index 4" w:semiHidden="1" w:unhideWhenUsed="1"/>
+    <w:lsdException w:name="index 5" w:semiHidden="1" w:unhideWhenUsed="1"/>
+    <w:lsdException w:name="index 6" w:semiHidden="1" w:unhideWhenUsed="1"/>
+    <w:lsdException w:name="index 7" w:semiHidden="1" w:unhideWhenUsed="1"/>
+    <w:lsdException w:name="index 8" w:semiHidden="1" w:unhideWhenUsed="1"/>
+    <w:lsdException w:name="index 9" w:semiHidden="1" w:unhideWhenUsed="1"/>
+    <w:lsdException w:name="toc 1" w:semiHidden="1" w:uiPriority="39" w:unhideWhenUsed="1"/>
+    <w:lsdException w:name="toc 2" w:semiHidden="1" w:uiPriority="39" w:unhideWhenUsed="1"/>
+    <w:lsdException w:name="toc 3" w:semiHidden="1" w:uiPriority="39" w:unhideWhenUsed="1"/>
+    <w:lsdException w:name="toc 4" w:semiHidden="1" w:uiPriority="39" w:unhideWhenUsed="1"/>
+    <w:lsdException w:name="toc 5" w:semiHidden="1" w:uiPriority="39" w:unhideWhenUsed="1"/>
+    <w:lsdException w:name="toc 6" w:semiHidden="1" w:uiPriority="39" w:unhideWhenUsed="1"/>
+    <w:lsdException w:name="toc 7" w:semiHidden="1" w:uiPriority="39" w:unhideWhenUsed="1"/>
+    <w:lsdException w:name="toc 8" w:semiHidden="1" w:uiPriority="39" w:unhideWhenUsed="1"/>
+    <w:lsdException w:name="toc 9" w:semiHidden="1" w:uiPriority="39" w:unhideWhenUsed="1"/>
+    <w:lsdException w:name="Normal Indent" w:semiHidden="1" w:unhideWhenUsed="1"/>
+    <w:lsdException w:name="footnote text" w:semiHidden="1" w:unhideWhenUsed="1"/>
+    <w:lsdException w:name="annotation text" w:semiHidden="1" w:unhideWhenUsed="1"/>
+    <w:lsdException w:name="header" w:semiHidden="1" w:unhideWhenUsed="1"/>
+    <w:lsdException w:name="footer" w:semiHidden="1" w:unhideWhenUsed="1"/>
+    <w:lsdException w:name="index heading" w:semiHidden="1" w:unhideWhenUsed="1"/>
+    <w:lsdException w:name="caption" w:semiHidden="1" w:uiPriority="35" w:unhideWhenUsed="1" w:qFormat="1"/>
+    <w:lsdException w:name="table of figures" w:semiHidden="1" w:unhideWhenUsed="1"/>
+    <w:lsdException w:name="envelope address" w:semiHidden="1" w:unhideWhenUsed="1"/>
+    <w:lsdException w:name="envelope return" w:semiHidden="1" w:unhideWhenUsed="1"/>
+    <w:lsdException w:name="footnote reference" w:semiHidden="1" w:unhideWhenUsed="1"/>
+    <w:lsdException w:name="annotation reference" w:semiHidden="1" w:unhideWhenUsed="1"/>
+    <w:lsdException w:name="line number" w:semiHidden="1" w:unhideWhenUsed="1"/>
+    <w:lsdException w:name="page number" w:semiHidden="1" w:unhideWhenUsed="1"/>
+    <w:lsdException w:name="endnote reference" w:semiHidden="1" w:unhideWhenUsed="1"/>
+    <w:lsdException w:name="endnote text" w:semiHidden="1" w:unhideWhenUsed="1"/>
+    <w:lsdException w:name="table of authorities" w:semiHidden="1" w:unhideWhenUsed="1"/>
+    <w:lsdException w:name="macro" w:semiHidden="1" w:unhideWhenUsed="1"/>
+    <w:lsdException w:name="toa heading" w:semiHidden="1" w:unhideWhenUsed="1"/>
+    <w:lsdException w:name="List" w:semiHidden="1" w:unhideWhenUsed="1"/>
+    <w:lsdException w:name="List Bullet" w:semiHidden="1" w:unhideWhenUsed="1"/>
+    <w:lsdException w:name="List Number" w:semiHidden="1" w:unhideWhenUsed="1"/>
+    <w:lsdException w:name="List 2" w:semiHidden="1" w:unhideWhenUsed="1"/>
+    <w:lsdException w:name="List 3" w:semiHidden="1" w:unhideWhenUsed="1"/>
+    <w:lsdException w:name="List 4" w:semiHidden="1" w:unhideWhenUsed="1"/>
+    <w:lsdException w:name="List 5" w:semiHidden="1" w:unhideWhenUsed="1"/>
+    <w:lsdException w:name="List Bullet 2" w:semiHidden="1" w:unhideWhenUsed="1"/>
+    <w:lsdException w:name="List Bullet 3" w:semiHidden="1" w:unhideWhenUsed="1"/>
+    <w:lsdException w:name="List Bullet 4" w:semiHidden="1" w:unhideWhenUsed="1"/>
+    <w:lsdException w:name="List Bullet 5" w:semiHidden="1" w:unhideWhenUsed="1"/>
+    <w:lsdException w:name="List Number 2" w:semiHidden="1" w:unhideWhenUsed="1"/>
+    <w:lsdException w:name="List Number 3" w:semiHidden="1" w:unhideWhenUsed="1"/>
+    <w:lsdException w:name="List Number 4" w:semiHidden="1" w:unhideWhenUsed="1"/>
+    <w:lsdException w:name="List Number 5" w:semiHidden="1" w:unhideWhenUsed="1"/>
+    <w:lsdException w:name="Title" w:uiPriority="10" w:qFormat="1"/>
+    <w:lsdException w:name="Closing" w:semiHidden="1" w:unhideWhenUsed="1"/>
+    <w:lsdException w:name="Signature" w:semiHidden="1" w:unhideWhenUsed="1"/>
+    <w:lsdException w:name="Default Paragraph Font" w:semiHidden="1" w:uiPriority="1" w:unhideWhenUsed="1"/>
+    <w:lsdException w:name="Body Text" w:semiHidden="1" w:unhideWhenUsed="1"/>
+    <w:lsdException w:name="Body Text Indent" w:semiHidden="1" w:unhideWhenUsed="1"/>
+    <w:lsdException w:name="List Continue" w:semiHidden="1" w:unhideWhenUsed="1"/>
+    <w:lsdException w:name="List Continue 2" w:semiHidden="1" w:unhideWhenUsed="1"/>
+    <w:lsdException w:name="List Continue 3" w:semiHidden="1" w:unhideWhenUsed="1"/>
+    <w:lsdException w:name="List Continue 4" w:semiHidden="1" w:unhideWhenUsed="1"/>
+    <w:lsdException w:name="List Continue 5" w:semiHidden="1" w:unhideWhenUsed="1"/>
+    <w:lsdException w:name="Message Header" w:semiHidden="1" w:unhideWhenUsed="1"/>
+    <w:lsdException w:name="Subtitle" w:uiPriority="11" w:qFormat="1"/>
+    <w:lsdException w:name="Salutation" w:semiHidden="1" w:unhideWhenUsed="1"/>
+    <w:lsdException w:name="Date" w:semiHidden="1" w:unhideWhenUsed="1"/>
+    <w:lsdException w:name="Body Text First Indent" w:semiHidden="1" w:unhideWhenUsed="1"/>
+    <w:lsdException w:name="Body Text First Indent 2" w:semiHidden="1" w:unhideWhenUsed="1"/>
+    <w:lsdException w:name="Note Heading" w:semiHidden="1" w:unhideWhenUsed="1"/>
+    <w:lsdException w:name="Body Text 2" w:semiHidden="1" w:unhideWhenUsed="1"/>
+    <w:lsdException w:name="Body Text 3" w:semiHidden="1" w:unhideWhenUsed="1"/>
+    <w:lsdException w:name="Body Text Indent 2" w:semiHidden="1" w:unhideWhenUsed="1"/>
+    <w:lsdException w:name="Body Text Indent 3" w:semiHidden="1" w:unhideWhenUsed="1"/>
+    <w:lsdException w:name="Block Text" w:semiHidden="1" w:unhideWhenUsed="1"/>
+    <w:lsdException w:name="Hyperlink" w:semiHidden="1" w:unhideWhenUsed="1"/>
+    <w:lsdException w:name="FollowedHyperlink" w:semiHidden="1" w:unhideWhenUsed="1"/>
+    <w:lsdException w:name="Strong" w:uiPriority="22" w:qFormat="1"/>
+    <w:lsdException w:name="Emphasis" w:uiPriority="20" w:qFormat="1"/>
+    <w:lsdException w:name="Document Map" w:semiHidden="1" w:unhideWhenUsed="1"/>
+    <w:lsdException w:name="Plain Text" w:semiHidden="1" w:unhideWhenUsed="1"/>
+    <w:lsdException w:name="E-mail Signature" w:semiHidden="1" w:unhideWhenUsed="1"/>
+    <w:lsdException w:name="HTML Top of Form" w:semiHidden="1" w:unhideWhenUsed="1"/>
+    <w:lsdException w:name="HTML Bottom of Form" w:semiHidden="1" w:unhideWhenUsed="1"/>
+    <w:lsdException w:name="Normal (Web)" w:semiHidden="1" w:unhideWhenUsed="1"/>
+    <w:lsdException w:name="HTML Acronym" w:semiHidden="1" w:unhideWhenUsed="1"/>
+    <w:lsdException w:name="HTML Address" w:semiHidden="1" w:unhideWhenUsed="1"/>
+    <w:lsdException w:name="HTML Cite" w:semiHidden="1" w:unhideWhenUsed="1"/>
+    <w:lsdException w:name="HTML Code" w:semiHidden="1" w:unhideWhenUsed="1"/>
+    <w:lsdException w:name="HTML Definition" w:semiHidden="1" w:unhideWhenUsed="1"/>
+    <w:lsdException w:name="HTML Keyboard" w:semiHidden="1" w:unhideWhenUsed="1"/>
+    <w:lsdException w:name="HTML Preformatted" w:semiHidden="1" w:unhideWhenUsed="1"/>
+    <w:lsdException w:name="HTML Sample" w:semiHidden="1" w:unhideWhenUsed="1"/>
+    <w:lsdException w:name="HTML Typewriter" w:semiHidden="1" w:unhideWhenUsed="1"/>
+    <w:lsdException w:name="HTML Variable" w:semiHidden="1" w:unhideWhenUsed="1"/>
+    <w:lsdException w:name="Normal Table" w:semiHidden="1" w:unhideWhenUsed="1"/>
+    <w:lsdException w:name="annotation subject" w:semiHidden="1" w:unhideWhenUsed="1"/>
+    <w:lsdException w:name="No List" w:semiHidden="1" w:unhideWhenUsed="1"/>
+    <w:lsdException w:name="Outline List 1" w:semiHidden="1" w:unhideWhenUsed="1"/>
+    <w:lsdException w:name="Outline List 2" w:semiHidden="1" w:unhideWhenUsed="1"/>
+    <w:lsdException w:name="Outline List 3" w:semiHidden="1" w:unhideWhenUsed="1"/>
+    <w:lsdException w:name="Table Simple 1" w:semiHidden="1" w:unhideWhenUsed="1"/>
+    <w:lsdException w:name="Table Simple 2" w:semiHidden="1" w:unhideWhenUsed="1"/>
+    <w:lsdException w:name="Table Simple 3" w:semiHidden="1" w:unhideWhenUsed="1"/>
+    <w:lsdException w:name="Table Classic 1" w:semiHidden="1" w:unhideWhenUsed="1"/>
+    <w:lsdException w:name="Table Classic 2" w:semiHidden="1" w:unhideWhenUsed="1"/>
+    <w:lsdException w:name="Table Classic 3" w:semiHidden="1" w:unhideWhenUsed="1"/>
+    <w:lsdException w:name="Table Classic 4" w:semiHidden="1" w:unhideWhenUsed="1"/>
+    <w:lsdException w:name="Table Colorful 1" w:semiHidden="1" w:unhideWhenUsed="1"/>
+    <w:lsdException w:name="Table Colorful 2" w:semiHidden="1" w:unhideWhenUsed="1"/>
+    <w:lsdException w:name="Table Colorful 3" w:semiHidden="1" w:unhideWhenUsed="1"/>
+    <w:lsdException w:name="Table Columns 1" w:semiHidden="1" w:unhideWhenUsed="1"/>
+    <w:lsdException w:name="Table Columns 2" w:semiHidden="1" w:unhideWhenUsed="1"/>
+    <w:lsdException w:name="Table Columns 3" w:semiHidden="1" w:unhideWhenUsed="1"/>
+    <w:lsdException w:name="Table Columns 4" w:semiHidden="1" w:unhideWhenUsed="1"/>
+    <w:lsdException w:name="Table Columns 5" w:semiHidden="1" w:unhideWhenUsed="1"/>
+    <w:lsdException w:name="Table Grid 1" w:semiHidden="1" w:unhideWhenUsed="1"/>
+    <w:lsdException w:name="Table Grid 2" w:semiHidden="1" w:unhideWhenUsed="1"/>
+    <w:lsdException w:name="Table Grid 3" w:semiHidden="1" w:unhideWhenUsed="1"/>
+    <w:lsdException w:name="Table Grid 4" w:semiHidden="1" w:unhideWhenUsed="1"/>
+    <w:lsdException w:name="Table Grid 5" w:semiHidden="1" w:unhideWhenUsed="1"/>
+    <w:lsdException w:name="Table Grid 6" w:semiHidden="1" w:unhideWhenUsed="1"/>
+    <w:lsdException w:name="Table Grid 7" w:semiHidden="1" w:unhideWhenUsed="1"/>
+    <w:lsdException w:name="Table Grid 8" w:semiHidden="1" w:unhideWhenUsed="1"/>
+    <w:lsdException w:name="Table List 1" w:semiHidden="1" w:unhideWhenUsed="1"/>
+    <w:lsdException w:name="Table List 2" w:semiHidden="1" w:unhideWhenUsed="1"/>
+    <w:lsdException w:name="Table List 3" w:semiHidden="1" w:unhideWhenUsed="1"/>
+    <w:lsdException w:name="Table List 4" w:semiHidden="1" w:unhideWhenUsed="1"/>
+    <w:lsdException w:name="Table List 5" w:semiHidden="1" w:unhideWhenUsed="1"/>
+    <w:lsdException w:name="Table List 6" w:semiHidden="1" w:unhideWhenUsed="1"/>
+    <w:lsdException w:name="Table List 7" w:semiHidden="1" w:unhideWhenUsed="1"/>
+    <w:lsdException w:name="Table List 8" w:semiHidden="1" w:unhideWhenUsed="1"/>
+    <w:lsdException w:name="Table 3D effects 1" w:semiHidden="1" w:unhideWhenUsed="1"/>
+    <w:lsdException w:name="Table 3D effects 2" w:semiHidden="1" w:unhideWhenUsed="1"/>
+    <w:lsdException w:name="Table 3D effects 3" w:semiHidden="1" w:unhideWhenUsed="1"/>
+    <w:lsdException w:name="Table Contemporary" w:semiHidden="1" w:unhideWhenUsed="1"/>
+    <w:lsdException w:name="Table Elegant" w:semiHidden="1" w:unhideWhenUsed="1"/>
+    <w:lsdException w:name="Table Professional" w:semiHidden="1" w:unhideWhenUsed="1"/>
+    <w:lsdException w:name="Table Subtle 1" w:semiHidden="1" w:unhideWhenUsed="1"/>
+    <w:lsdException w:name="Table Subtle 2" w:semiHidden="1" w:unhideWhenUsed="1"/>
+    <w:lsdException w:name="Table Web 1" w:semiHidden="1" w:unhideWhenUsed="1"/>
+    <w:lsdException w:name="Table Web 2" w:semiHidden="1" w:unhideWhenUsed="1"/>
+    <w:lsdException w:name="Table Web 3" w:semiHidden="1" w:unhideWhenUsed="1"/>
+    <w:lsdException w:name="Balloon Text" w:semiHidden="1" w:unhideWhenUsed="1"/>
+    <w:lsdException w:name="Table Grid" w:uiPriority="39"/>
+    <w:lsdException w:name="Table Theme" w:semiHidden="1" w:unhideWhenUsed="1"/>
+    <w:lsdException w:name="Placeholder Text" w:semiHidden="1"/>
+    <w:lsdException w:name="No Spacing" w:uiPriority="1" w:qFormat="1"/>
+    <w:lsdException w:name="Light Shading" w:uiPriority="60"/>
+    <w:lsdException w:name="Light List" w:uiPriority="61"/>
+    <w:lsdException w:name="Light Grid" w:uiPriority="62"/>
+    <w:lsdException w:name="Medium Shading 1" w:uiPriority="63"/>
+    <w:lsdException w:name="Medium Shading 2" w:uiPriority="64"/>
+    <w:lsdException w:name="Medium List 1" w:uiPriority="65"/>
+    <w:lsdException w:name="Medium List 2" w:uiPriority="66"/>
+    <w:lsdException w:name="Medium Grid 1" w:uiPriority="67"/>
+    <w:lsdException w:name="Medium Grid 2" w:uiPriority="68"/>
+    <w:lsdException w:name="Medium Grid 3" w:uiPriority="69"/>
+    <w:lsdException w:name="Dark List" w:uiPriority="70"/>
+    <w:lsdException w:name="Colorful Shading" w:uiPriority="71"/>
+    <w:lsdException w:name="Colorful List" w:uiPriority="72"/>
+    <w:lsdException w:name="Colorful Grid" w:uiPriority="73"/>
+    <w:lsdException w:name="Light Shading Accent 1" w:uiPriority="60"/>
+    <w:lsdException w:name="Light List Accent 1" w:uiPriority="61"/>
+    <w:lsdException w:name="Light Grid Accent 1" w:uiPriority="62"/>
+    <w:lsdException w:name="Medium Shading 1 Accent 1" w:uiPriority="63"/>
+    <w:lsdException w:name="Medium Shading 2 Accent 1" w:uiPriority="64"/>
+    <w:lsdException w:name="Medium List 1 Accent 1" w:uiPriority="65"/>
+    <w:lsdException w:name="Revision" w:semiHidden="1"/>
+    <w:lsdException w:name="List Paragraph" w:uiPriority="34" w:qFormat="1"/>
+    <w:lsdException w:name="Quote" w:uiPriority="29" w:qFormat="1"/>
+    <w:lsdException w:name="Intense Quote" w:uiPriority="30" w:qFormat="1"/>
+    <w:lsdException w:name="Medium List 2 Accent 1" w:uiPriority="66"/>
+    <w:lsdException w:name="Medium Grid 1 Accent 1" w:uiPriority="67"/>
+    <w:lsdException w:name="Medium Grid 2 Accent 1" w:uiPriority="68"/>
+    <w:lsdException w:name="Medium Grid 3 Accent 1" w:uiPriority="69"/>
+    <w:lsdException w:name="Dark List Accent 1" w:uiPriority="70"/>
+    <w:lsdException w:name="Colorful Shading Accent 1" w:uiPriority="71"/>
+    <w:lsdException w:name="Colorful List Accent 1" w:uiPriority="72"/>
+    <w:lsdException w:name="Colorful Grid Accent 1" w:uiPriority="73"/>
+    <w:lsdException w:name="Light Shading Accent 2" w:uiPriority="60"/>
+    <w:lsdException w:name="Light List Accent 2" w:uiPriority="61"/>
+    <w:lsdException w:name="Light Grid Accent 2" w:uiPriority="62"/>
+    <w:lsdException w:name="Medium Shading 1 Accent 2" w:uiPriority="63"/>
+    <w:lsdException w:name="Medium Shading 2 Accent 2" w:uiPriority="64"/>
+    <w:lsdException w:name="Medium List 1 Accent 2" w:uiPriority="65"/>
+    <w:lsdException w:name="Medium List 2 Accent 2" w:uiPriority="66"/>
+    <w:lsdException w:name="Medium Grid 1 Accent 2" w:uiPriority="67"/>
+    <w:lsdException w:name="Medium Grid 2 Accent 2" w:uiPriority="68"/>
+    <w:lsdException w:name="Medium Grid 3 Accent 2" w:uiPriority="69"/>
+    <w:lsdException w:name="Dark List Accent 2" w:uiPriority="70"/>
+    <w:lsdException w:name="Colorful Shading Accent 2" w:uiPriority="71"/>
+    <w:lsdException w:name="Colorful List Accent 2" w:uiPriority="72"/>
+    <w:lsdException w:name="Colorful Grid Accent 2" w:uiPriority="73"/>
+    <w:lsdException w:name="Light Shading Accent 3" w:uiPriority="60"/>
+    <w:lsdException w:name="Light List Accent 3" w:uiPriority="61"/>
+    <w:lsdException w:name="Light Grid Accent 3" w:uiPriority="62"/>
+    <w:lsdException w:name="Medium Shading 1 Accent 3" w:uiPriority="63"/>
+    <w:lsdException w:name="Medium Shading 2 Accent 3" w:uiPriority="64"/>
+    <w:lsdException w:name="Medium List 1 Accent 3" w:uiPriority="65"/>
+    <w:lsdException w:name="Medium List 2 Accent 3" w:uiPriority="66"/>
+    <w:lsdException w:name="Medium Grid 1 Accent 3" w:uiPriority="67"/>
+    <w:lsdException w:name="Medium Grid 2 Accent 3" w:uiPriority="68"/>
+    <w:lsdException w:name="Medium Grid 3 Accent 3" w:uiPriority="69"/>
+    <w:lsdException w:name="Dark List Accent 3" w:uiPriority="70"/>
+    <w:lsdException w:name="Colorful Shading Accent 3" w:uiPriority="71"/>
+    <w:lsdException w:name="Colorful List Accent 3" w:uiPriority="72"/>
+    <w:lsdException w:name="Colorful Grid Accent 3" w:uiPriority="73"/>
+    <w:lsdException w:name="Light Shading Accent 4" w:uiPriority="60"/>
+    <w:lsdException w:name="Light List Accent 4" w:uiPriority="61"/>
+    <w:lsdException w:name="Light Grid Accent 4" w:uiPriority="62"/>
+    <w:lsdException w:name="Medium Shading 1 Accent 4" w:uiPriority="63"/>
+    <w:lsdException w:name="Medium Shading 2 Accent 4" w:uiPriority="64"/>
+    <w:lsdException w:name="Medium List 1 Accent 4" w:uiPriority="65"/>
+    <w:lsdException w:name="Medium List 2 Accent 4" w:uiPriority="66"/>
+    <w:lsdException w:name="Medium Grid 1 Accent 4" w:uiPriority="67"/>
+    <w:lsdException w:name="Medium Grid 2 Accent 4" w:uiPriority="68"/>
+    <w:lsdException w:name="Medium Grid 3 Accent 4" w:uiPriority="69"/>
+    <w:lsdException w:name="Dark List Accent 4" w:uiPriority="70"/>
+    <w:lsdException w:name="Colorful Shading Accent 4" w:uiPriority="71"/>
+    <w:lsdException w:name="Colorful List Accent 4" w:uiPriority="72"/>
+    <w:lsdException w:name="Colorful Grid Accent 4" w:uiPriority="73"/>
+    <w:lsdException w:name="Light Shading Accent 5" w:uiPriority="60"/>
+    <w:lsdException w:name="Light List Accent 5" w:uiPriority="61"/>
+    <w:lsdException w:name="Light Grid Accent 5" w:uiPriority="62"/>
+    <w:lsdException w:name="Medium Shading 1 Accent 5" w:uiPriority="63"/>
+    <w:lsdException w:name="Medium Shading 2 Accent 5" w:uiPriority="64"/>
+    <w:lsdException w:name="Medium List 1 Accent 5" w:uiPriority="65"/>
+    <w:lsdException w:name="Medium List 2 Accent 5" w:uiPriority="66"/>
+    <w:lsdException w:name="Medium Grid 1 Accent 5" w:uiPriority="67"/>
+    <w:lsdException w:name="Medium Grid 2 Accent 5" w:uiPriority="68"/>
+    <w:lsdException w:name="Medium Grid 3 Accent 5" w:uiPriority="69"/>
+    <w:lsdException w:name="Dark List Accent 5" w:uiPriority="70"/>
+    <w:lsdException w:name="Colorful Shading Accent 5" w:uiPriority="71"/>
+    <w:lsdException w:name="Colorful List Accent 5" w:uiPriority="72"/>
+    <w:lsdException w:name="Colorful Grid Accent 5" w:uiPriority="73"/>
+    <w:lsdException w:name="Light Shading Accent 6" w:uiPriority="60"/>
+    <w:lsdException w:name="Light List Accent 6" w:uiPriority="61"/>
+    <w:lsdException w:name="Light Grid Accent 6" w:uiPriority="62"/>
+    <w:lsdException w:name="Medium Shading 1 Accent 6" w:uiPriority="63"/>
+    <w:lsdException w:name="Medium Shading 2 Accent 6" w:uiPriority="64"/>
+    <w:lsdException w:name="Medium List 1 Accent 6" w:uiPriority="65"/>
+    <w:lsdException w:name="Medium List 2 Accent 6" w:uiPriority="66"/>
+    <w:lsdException w:name="Medium Grid 1 Accent 6" w:uiPriority="67"/>
+    <w:lsdException w:name="Medium Grid 2 Accent 6" w:uiPriority="68"/>
+    <w:lsdException w:name="Medium Grid 3 Accent 6" w:uiPriority="69"/>
+    <w:lsdException w:name="Dark List Accent 6" w:uiPriority="70"/>
+    <w:lsdException w:name="Colorful Shading Accent 6" w:uiPriority="71"/>
+    <w:lsdException w:name="Colorful List Accent 6" w:uiPriority="72"/>
+    <w:lsdException w:name="Colorful Grid Accent 6" w:uiPriority="73"/>
+    <w:lsdException w:name="Subtle Emphasis" w:uiPriority="19" w:qFormat="1"/>
+    <w:lsdException w:name="Intense Emphasis" w:uiPriority="21" w:qFormat="1"/>
+    <w:lsdException w:name="Subtle Reference" w:uiPriority="31" w:qFormat="1"/>
+    <w:lsdException w:name="Intense Reference" w:uiPriority="32" w:qFormat="1"/>
+    <w:lsdException w:name="Book Title" w:uiPriority="33" w:qFormat="1"/>
+    <w:lsdException w:name="Bibliography" w:semiHidden="1" w:uiPriority="37" w:unhideWhenUsed="1"/>
+    <w:lsdException w:name="TOC Heading" w:semiHidden="1" w:uiPriority="39" w:unhideWhenUsed="1" w:qFormat="1"/>
+    <w:lsdException w:name="Plain Table 1" w:uiPriority="41"/>
+    <w:lsdException w:name="Plain Table 2" w:uiPriority="42"/>
+    <w:lsdException w:name="Plain Table 3" w:uiPriority="43"/>
+    <w:lsdException w:name="Plain Table 4" w:uiPriority="44"/>
+    <w:lsdException w:name="Plain Table 5" w:uiPriority="45"/>
+    <w:lsdException w:name="Grid Table Light" w:uiPriority="40"/>
+    <w:lsdException w:name="Grid Table 1 Light" w:uiPriority="46"/>
+    <w:lsdException w:name="Grid Table 2" w:uiPriority="47"/>
+    <w:lsdException w:name="Grid Table 3" w:uiPriority="48"/>
+    <w:lsdException w:name="Grid Table 4" w:uiPriority="49"/>
+    <w:lsdException w:name="Grid Table 5 Dark" w:uiPriority="50"/>
+    <w:lsdException w:name="Grid Table 6 Colorful" w:uiPriority="51"/>
+    <w:lsdException w:name="Grid Table 7 Colorful" w:uiPriority="52"/>
+    <w:lsdException w:name="Grid Table 1 Light Accent 1" w:uiPriority="46"/>
+    <w:lsdException w:name="Grid Table 2 Accent 1" w:uiPriority="47"/>
+    <w:lsdException w:name="Grid Table 3 Accent 1" w:uiPriority="48"/>
+    <w:lsdException w:name="Grid Table 4 Accent 1" w:uiPriority="49"/>
+    <w:lsdException w:name="Grid Table 5 Dark Accent 1" w:uiPriority="50"/>
+    <w:lsdException w:name="Grid Table 6 Colorful Accent 1" w:uiPriority="51"/>
+    <w:lsdException w:name="Grid Table 7 Colorful Accent 1" w:uiPriority="52"/>
+    <w:lsdException w:name="Grid Table 1 Light Accent 2" w:uiPriority="46"/>
+    <w:lsdException w:name="Grid Table 2 Accent 2" w:uiPriority="47"/>
+    <w:lsdException w:name="Grid Table 3 Accent 2" w:uiPriority="48"/>
+    <w:lsdException w:name="Grid Table 4 Accent 2" w:uiPriority="49"/>
+    <w:lsdException w:name="Grid Table 5 Dark Accent 2" w:uiPriority="50"/>
+    <w:lsdException w:name="Grid Table 6 Colorful Accent 2" w:uiPriority="51"/>
+    <w:lsdException w:name="Grid Table 7 Colorful Accent 2" w:uiPriority="52"/>
+    <w:lsdException w:name="Grid Table 1 Light Accent 3" w:uiPriority="46"/>
+    <w:lsdException w:name="Grid Table 2 Accent 3" w:uiPriority="47"/>
+    <w:lsdException w:name="Grid Table 3 Accent 3" w:uiPriority="48"/>
+    <w:lsdException w:name="Grid Table 4 Accent 3" w:uiPriority="49"/>
+    <w:lsdException w:name="Grid Table 5 Dark Accent 3" w:uiPriority="50"/>
+    <w:lsdException w:name="Grid Table 6 Colorful Accent 3" w:uiPriority="51"/>
+    <w:lsdException w:name="Grid Table 7 Colorful Accent 3" w:uiPriority="52"/>
+    <w:lsdException w:name="Grid Table 1 Light Accent 4" w:uiPriority="46"/>
+    <w:lsdException w:name="Grid Table 2 Accent 4" w:uiPriority="47"/>
+    <w:lsdException w:name="Grid Table 3 Accent 4" w:uiPriority="48"/>
+    <w:lsdException w:name="Grid Table 4 Accent 4" w:uiPriority="49"/>
+    <w:lsdException w:name="Grid Table 5 Dark Accent 4" w:uiPriority="50"/>
+    <w:lsdException w:name="Grid Table 6 Colorful Accent 4" w:uiPriority="51"/>
+    <w:lsdException w:name="Grid Table 7 Colorful Accent 4" w:uiPriority="52"/>
+    <w:lsdException w:name="Grid Table 1 Light Accent 5" w:uiPriority="46"/>
+    <w:lsdException w:name="Grid Table 2 Accent 5" w:uiPriority="47"/>
+    <w:lsdException w:name="Grid Table 3 Accent 5" w:uiPriority="48"/>
+    <w:lsdException w:name="Grid Table 4 Accent 5" w:uiPriority="49"/>
+    <w:lsdException w:name="Grid Table 5 Dark Accent 5" w:uiPriority="50"/>
+    <w:lsdException w:name="Grid Table 6 Colorful Accent 5" w:uiPriority="51"/>
+    <w:lsdException w:name="Grid Table 7 Colorful Accent 5" w:uiPriority="52"/>
+    <w:lsdException w:name="Grid Table 1 Light Accent 6" w:uiPriority="46"/>
+    <w:lsdException w:name="Grid Table 2 Accent 6" w:uiPriority="47"/>
+    <w:lsdException w:name="Grid Table 3 Accent 6" w:uiPriority="48"/>
+    <w:lsdException w:name="Grid Table 4 Accent 6" w:uiPriority="49"/>
+    <w:lsdException w:name="Grid Table 5 Dark Accent 6" w:uiPriority="50"/>
+    <w:lsdException w:name="Grid Table 6 Colorful Accent 6" w:uiPriority="51"/>
+    <w:lsdException w:name="Grid Table 7 Colorful Accent 6" w:uiPriority="52"/>
+    <w:lsdException w:name="List Table 1 Light" w:uiPriority="46"/>
+    <w:lsdException w:name="List Table 2" w:uiPriority="47"/>
+    <w:lsdException w:name="List Table 3" w:uiPriority="48"/>
+    <w:lsdException w:name="List Table 4" w:uiPriority="49"/>
+    <w:lsdException w:name="List Table 5 Dark" w:uiPriority="50"/>
+    <w:lsdException w:name="List Table 6 Colorful" w:uiPriority="51"/>
+    <w:lsdException w:name="List Table 7 Colorful" w:uiPriority="52"/>
+    <w:lsdException w:name="List Table 1 Light Accent 1" w:uiPriority="46"/>
+    <w:lsdException w:name="List Table 2 Accent 1" w:uiPriority="47"/>
+    <w:lsdException w:name="List Table 3 Accent 1" w:uiPriority="48"/>
+    <w:lsdException w:name="List Table 4 Accent 1" w:uiPriority="49"/>
+    <w:lsdException w:name="List Table 5 Dark Accent 1" w:uiPriority="50"/>
+    <w:lsdException w:name="List Table 6 Colorful Accent 1" w:uiPriority="51"/>
+    <w:lsdException w:name="List Table 7 Colorful Accent 1" w:uiPriority="52"/>
+    <w:lsdException w:name="List Table 1 Light Accent 2" w:uiPriority="46"/>
+    <w:lsdException w:name="List Table 2 Accent 2" w:uiPriority="47"/>
+    <w:lsdException w:name="List Table 3 Accent 2" w:uiPriority="48"/>
+    <w:lsdException w:name="List Table 4 Accent 2" w:uiPriority="49"/>
+    <w:lsdException w:name="List Table 5 Dark Accent 2" w:uiPriority="50"/>
+    <w:lsdException w:name="List Table 6 Colorful Accent 2" w:uiPriority="51"/>
+    <w:lsdException w:name="List Table 7 Colorful Accent 2" w:uiPriority="52"/>
+    <w:lsdException w:name="List Table 1 Light Accent 3" w:uiPriority="46"/>
+    <w:lsdException w:name="List Table 2 Accent 3" w:uiPriority="47"/>
+    <w:lsdException w:name="List Table 3 Accent 3" w:uiPriority="48"/>
+    <w:lsdException w:name="List Table 4 Accent 3" w:uiPriority="49"/>
+    <w:lsdException w:name="List Table 5 Dark Accent 3" w:uiPriority="50"/>
+    <w:lsdException w:name="List Table 6 Colorful Accent 3" w:uiPriority="51"/>
+    <w:lsdException w:name="List Table 7 Colorful Accent 3" w:uiPriority="52"/>
+    <w:lsdException w:name="List Table 1 Light Accent 4" w:uiPriority="46"/>
+    <w:lsdException w:name="List Table 2 Accent 4" w:uiPriority="47"/>
+    <w:lsdException w:name="List Table 3 Accent 4" w:uiPriority="48"/>
+    <w:lsdException w:name="List Table 4 Accent 4" w:uiPriority="49"/>
+    <w:lsdException w:name="List Table 5 Dark Accent 4" w:uiPriority="50"/>
+    <w:lsdException w:name="List Table 6 Colorful Accent 4" w:uiPriority="51"/>
+    <w:lsdException w:name="List Table 7 Colorful Accent 4" w:uiPriority="52"/>
+    <w:lsdException w:name="List Table 1 Light Accent 5" w:uiPriority="46"/>
+    <w:lsdException w:name="List Table 2 Accent 5" w:uiPriority="47"/>
+    <w:lsdException w:name="List Table 3 Accent 5" w:uiPriority="48"/>
+    <w:lsdException w:name="List Table 4 Accent 5" w:uiPriority="49"/>
+    <w:lsdException w:name="List Table 5 Dark Accent 5" w:uiPriority="50"/>
+    <w:lsdException w:name="List Table 6 Colorful Accent 5" w:uiPriority="51"/>
+    <w:lsdException w:name="List Table 7 Colorful Accent 5" w:uiPriority="52"/>
+    <w:lsdException w:name="List Table 1 Light Accent 6" w:uiPriority="46"/>
+    <w:lsdException w:name="List Table 2 Accent 6" w:uiPriority="47"/>
+    <w:lsdException w:name="List Table 3 Accent 6" w:uiPriority="48"/>
+    <w:lsdException w:name="List Table 4 Accent 6" w:uiPriority="49"/>
+    <w:lsdException w:name="List Table 5 Dark Accent 6" w:uiPriority="50"/>
+    <w:lsdException w:name="List Table 6 Colorful Accent 6" w:uiPriority="51"/>
+    <w:lsdException w:name="List Table 7 Colorful Accent 6" w:uiPriority="52"/>
+    <w:lsdException w:name="Mention" w:semiHidden="1" w:unhideWhenUsed="1"/>
+    <w:lsdException w:name="Smart Hyperlink" w:semiHidden="1" w:unhideWhenUsed="1"/>
+    <w:lsdException w:name="Hashtag" w:semiHidden="1" w:unhideWhenUsed="1"/>
+    <w:lsdException w:name="Unresolved Mention" w:semiHidden="1" w:unhideWhenUsed="1"/>
+    <w:lsdException w:name="Smart Link" w:semiHidden="1" w:unhideWhenUsed="1"/>
+  </w:latentStyles>
+  <w:style w:type="paragraph" w:default="1" w:styleId="Standard">
     <w:name w:val="Normal"/>
     <w:qFormat/>
     <w:pPr>
-      <w:widowControl w:val="false"/>
-      <w:bidi w:val="0"/>
+      <w:widowControl w:val="0"/>
     </w:pPr>
-    <w:rPr>
-      <w:sz w:val="24"/>
-      <w:lang w:val="de-DE" w:eastAsia="zh-CN" w:bidi="hi-IN"/>
-    </w:rPr>
-  </w:style>
-  <w:style w:type="paragraph" w:styleId="Heading1">
+  </w:style>
+  <w:style w:type="paragraph" w:styleId="berschrift1">
     <w:name w:val="heading 1"/>
     <w:basedOn w:val="Heading"/>
-    <w:next w:val="BodyText"/>
+    <w:next w:val="Textkrper"/>
+    <w:uiPriority w:val="9"/>
     <w:qFormat/>
     <w:pPr>
       <w:numPr>
-        <w:ilvl w:val="0"/>
         <w:numId w:val="1"/>
       </w:numPr>
-      <w:spacing w:before="240" w:after="120"/>
       <w:outlineLvl w:val="0"/>
     </w:pPr>
     <w:rPr>
@@ -1428,17 +1967,19 @@
       <w:szCs w:val="36"/>
     </w:rPr>
   </w:style>
-  <w:style w:type="paragraph" w:styleId="Heading2">
+  <w:style w:type="paragraph" w:styleId="berschrift2">
     <w:name w:val="heading 2"/>
     <w:basedOn w:val="Heading"/>
-    <w:next w:val="BodyText"/>
+    <w:next w:val="Textkrper"/>
+    <w:uiPriority w:val="9"/>
+    <w:unhideWhenUsed/>
     <w:qFormat/>
     <w:pPr>
       <w:numPr>
         <w:ilvl w:val="1"/>
         <w:numId w:val="1"/>
       </w:numPr>
-      <w:spacing w:before="200" w:after="120"/>
+      <w:spacing w:before="200"/>
       <w:outlineLvl w:val="1"/>
     </w:pPr>
     <w:rPr>
@@ -1448,31 +1989,58 @@
       <w:szCs w:val="32"/>
     </w:rPr>
   </w:style>
-  <w:style w:type="paragraph" w:styleId="Heading3">
+  <w:style w:type="paragraph" w:styleId="berschrift3">
     <w:name w:val="heading 3"/>
     <w:basedOn w:val="Heading"/>
-    <w:next w:val="BodyText"/>
+    <w:next w:val="Textkrper"/>
+    <w:uiPriority w:val="9"/>
+    <w:unhideWhenUsed/>
     <w:qFormat/>
     <w:pPr>
       <w:numPr>
         <w:ilvl w:val="2"/>
         <w:numId w:val="1"/>
       </w:numPr>
-      <w:spacing w:before="140" w:after="120"/>
+      <w:spacing w:before="140"/>
       <w:outlineLvl w:val="2"/>
     </w:pPr>
     <w:rPr>
       <w:b/>
       <w:bCs/>
-      <w:sz w:val="28"/>
-      <w:szCs w:val="28"/>
-    </w:rPr>
-  </w:style>
-  <w:style w:type="character" w:styleId="Bullets">
+    </w:rPr>
+  </w:style>
+  <w:style w:type="character" w:default="1" w:styleId="Absatz-Standardschriftart">
+    <w:name w:val="Default Paragraph Font"/>
+    <w:uiPriority w:val="1"/>
+    <w:semiHidden/>
+    <w:unhideWhenUsed/>
+  </w:style>
+  <w:style w:type="table" w:default="1" w:styleId="NormaleTabelle">
+    <w:name w:val="Normal Table"/>
+    <w:uiPriority w:val="99"/>
+    <w:semiHidden/>
+    <w:unhideWhenUsed/>
+    <w:tblPr>
+      <w:tblInd w:w="0" w:type="dxa"/>
+      <w:tblCellMar>
+        <w:top w:w="0" w:type="dxa"/>
+        <w:left w:w="108" w:type="dxa"/>
+        <w:bottom w:w="0" w:type="dxa"/>
+        <w:right w:w="108" w:type="dxa"/>
+      </w:tblCellMar>
+    </w:tblPr>
+  </w:style>
+  <w:style w:type="numbering" w:default="1" w:styleId="KeineListe">
+    <w:name w:val="No List"/>
+    <w:uiPriority w:val="99"/>
+    <w:semiHidden/>
+    <w:unhideWhenUsed/>
+  </w:style>
+  <w:style w:type="character" w:customStyle="1" w:styleId="Bullets">
     <w:name w:val="Bullets"/>
     <w:qFormat/>
     <w:rPr>
-      <w:rFonts w:ascii="OpenSymbol" w:hAnsi="OpenSymbol" w:eastAsia="OpenSymbol" w:cs="OpenSymbol"/>
+      <w:rFonts w:ascii="OpenSymbol" w:eastAsia="OpenSymbol" w:hAnsi="OpenSymbol" w:cs="OpenSymbol"/>
     </w:rPr>
   </w:style>
   <w:style w:type="character" w:styleId="Hyperlink">
@@ -1482,7 +2050,7 @@
       <w:u w:val="single"/>
     </w:rPr>
   </w:style>
-  <w:style w:type="character" w:styleId="IntenseReference">
+  <w:style w:type="character" w:styleId="IntensiverVerweis">
     <w:name w:val="Intense Reference"/>
     <w:qFormat/>
     <w:rPr>
@@ -1493,7 +2061,7 @@
       <w:spacing w:val="5"/>
     </w:rPr>
   </w:style>
-  <w:style w:type="character" w:styleId="IntensivesZitatZchn">
+  <w:style w:type="character" w:customStyle="1" w:styleId="IntensivesZitatZchn">
     <w:name w:val="Intensives Zitat Zchn"/>
     <w:qFormat/>
     <w:rPr>
@@ -1502,7 +2070,7 @@
       <w:color w:val="0F4761"/>
     </w:rPr>
   </w:style>
-  <w:style w:type="character" w:styleId="IntenseEmphasis">
+  <w:style w:type="character" w:styleId="IntensiveHervorhebung">
     <w:name w:val="Intense Emphasis"/>
     <w:qFormat/>
     <w:rPr>
@@ -1511,7 +2079,7 @@
       <w:color w:val="0F4761"/>
     </w:rPr>
   </w:style>
-  <w:style w:type="character" w:styleId="ZitatZchn">
+  <w:style w:type="character" w:customStyle="1" w:styleId="ZitatZchn">
     <w:name w:val="Zitat Zchn"/>
     <w:qFormat/>
     <w:rPr>
@@ -1520,7 +2088,7 @@
       <w:color w:val="404040"/>
     </w:rPr>
   </w:style>
-  <w:style w:type="character" w:styleId="UntertitelZchn">
+  <w:style w:type="character" w:customStyle="1" w:styleId="UntertitelZchn">
     <w:name w:val="Untertitel Zchn"/>
     <w:qFormat/>
     <w:rPr>
@@ -1531,18 +2099,18 @@
       <w:szCs w:val="28"/>
     </w:rPr>
   </w:style>
-  <w:style w:type="character" w:styleId="TitelZchn">
+  <w:style w:type="character" w:customStyle="1" w:styleId="TitelZchn">
     <w:name w:val="Titel Zchn"/>
     <w:qFormat/>
     <w:rPr>
-      <w:rFonts w:ascii="Aptos Display" w:hAnsi="Aptos Display" w:eastAsia="0" w:cs="0"/>
+      <w:rFonts w:ascii="Aptos Display" w:eastAsia="0" w:hAnsi="Aptos Display" w:cs="0"/>
       <w:spacing w:val="-10"/>
       <w:kern w:val="2"/>
       <w:sz w:val="56"/>
       <w:szCs w:val="56"/>
     </w:rPr>
   </w:style>
-  <w:style w:type="character" w:styleId="berschrift9Zchn">
+  <w:style w:type="character" w:customStyle="1" w:styleId="berschrift9Zchn">
     <w:name w:val="Überschrift 9 Zchn"/>
     <w:qFormat/>
     <w:rPr>
@@ -1550,7 +2118,7 @@
       <w:color w:val="272727"/>
     </w:rPr>
   </w:style>
-  <w:style w:type="character" w:styleId="berschrift8Zchn">
+  <w:style w:type="character" w:customStyle="1" w:styleId="berschrift8Zchn">
     <w:name w:val="Überschrift 8 Zchn"/>
     <w:qFormat/>
     <w:rPr>
@@ -1560,7 +2128,7 @@
       <w:color w:val="272727"/>
     </w:rPr>
   </w:style>
-  <w:style w:type="character" w:styleId="berschrift7Zchn">
+  <w:style w:type="character" w:customStyle="1" w:styleId="berschrift7Zchn">
     <w:name w:val="Überschrift 7 Zchn"/>
     <w:qFormat/>
     <w:rPr>
@@ -1568,7 +2136,7 @@
       <w:color w:val="595959"/>
     </w:rPr>
   </w:style>
-  <w:style w:type="character" w:styleId="berschrift6Zchn">
+  <w:style w:type="character" w:customStyle="1" w:styleId="berschrift6Zchn">
     <w:name w:val="Überschrift 6 Zchn"/>
     <w:qFormat/>
     <w:rPr>
@@ -1578,7 +2146,7 @@
       <w:color w:val="595959"/>
     </w:rPr>
   </w:style>
-  <w:style w:type="character" w:styleId="berschrift5Zchn">
+  <w:style w:type="character" w:customStyle="1" w:styleId="berschrift5Zchn">
     <w:name w:val="Überschrift 5 Zchn"/>
     <w:qFormat/>
     <w:rPr>
@@ -1586,7 +2154,7 @@
       <w:color w:val="0F4761"/>
     </w:rPr>
   </w:style>
-  <w:style w:type="character" w:styleId="berschrift4Zchn">
+  <w:style w:type="character" w:customStyle="1" w:styleId="berschrift4Zchn">
     <w:name w:val="Überschrift 4 Zchn"/>
     <w:qFormat/>
     <w:rPr>
@@ -1596,7 +2164,7 @@
       <w:color w:val="0F4761"/>
     </w:rPr>
   </w:style>
-  <w:style w:type="character" w:styleId="berschrift3Zchn">
+  <w:style w:type="character" w:customStyle="1" w:styleId="berschrift3Zchn">
     <w:name w:val="Überschrift 3 Zchn"/>
     <w:qFormat/>
     <w:rPr>
@@ -1606,42 +2174,35 @@
       <w:szCs w:val="28"/>
     </w:rPr>
   </w:style>
-  <w:style w:type="character" w:styleId="berschrift2Zchn">
+  <w:style w:type="character" w:customStyle="1" w:styleId="berschrift2Zchn">
     <w:name w:val="Überschrift 2 Zchn"/>
     <w:qFormat/>
     <w:rPr>
-      <w:rFonts w:ascii="Aptos Display" w:hAnsi="Aptos Display" w:eastAsia="0" w:cs="0"/>
+      <w:rFonts w:ascii="Aptos Display" w:eastAsia="0" w:hAnsi="Aptos Display" w:cs="0"/>
       <w:color w:val="0F4761"/>
       <w:sz w:val="32"/>
       <w:szCs w:val="32"/>
     </w:rPr>
   </w:style>
-  <w:style w:type="character" w:styleId="berschrift1Zchn">
+  <w:style w:type="character" w:customStyle="1" w:styleId="berschrift1Zchn">
     <w:name w:val="Überschrift 1 Zchn"/>
     <w:qFormat/>
     <w:rPr>
-      <w:rFonts w:ascii="Aptos Display" w:hAnsi="Aptos Display" w:eastAsia="0" w:cs="0"/>
+      <w:rFonts w:ascii="Aptos Display" w:eastAsia="0" w:hAnsi="Aptos Display" w:cs="0"/>
       <w:color w:val="0F4761"/>
       <w:sz w:val="40"/>
       <w:szCs w:val="40"/>
     </w:rPr>
   </w:style>
-  <w:style w:type="character" w:styleId="DefaultParagraphFont">
-    <w:name w:val="Default Paragraph Font"/>
-    <w:qFormat/>
-    <w:rPr/>
-  </w:style>
   <w:style w:type="character" w:styleId="Funotenzeichen">
-    <w:name w:val="Fußnotenzeichen"/>
-    <w:qFormat/>
-    <w:rPr/>
+    <w:name w:val="footnote reference"/>
+    <w:qFormat/>
   </w:style>
   <w:style w:type="character" w:styleId="Endnotenzeichen">
-    <w:name w:val="Endnotenzeichen"/>
-    <w:qFormat/>
-    <w:rPr/>
-  </w:style>
-  <w:style w:type="character" w:styleId="Emphasis">
+    <w:name w:val="endnote reference"/>
+    <w:qFormat/>
+  </w:style>
+  <w:style w:type="character" w:styleId="Hervorhebung">
     <w:name w:val="Emphasis"/>
     <w:qFormat/>
     <w:rPr>
@@ -1649,7 +2210,7 @@
       <w:iCs/>
     </w:rPr>
   </w:style>
-  <w:style w:type="character" w:styleId="Strong">
+  <w:style w:type="character" w:styleId="Fett">
     <w:name w:val="Strong"/>
     <w:qFormat/>
     <w:rPr>
@@ -1657,40 +2218,40 @@
       <w:bCs/>
     </w:rPr>
   </w:style>
-  <w:style w:type="character" w:styleId="FollowedHyperlink">
+  <w:style w:type="character" w:styleId="BesuchterLink">
     <w:name w:val="FollowedHyperlink"/>
     <w:rPr>
       <w:color w:val="800000"/>
       <w:u w:val="single"/>
     </w:rPr>
   </w:style>
-  <w:style w:type="paragraph" w:styleId="BodyText">
+  <w:style w:type="paragraph" w:styleId="Textkrper">
     <w:name w:val="Body Text"/>
-    <w:basedOn w:val="Normal"/>
+    <w:basedOn w:val="Standard"/>
     <w:pPr>
-      <w:spacing w:lineRule="auto" w:line="276" w:before="0" w:after="140"/>
+      <w:spacing w:after="140" w:line="276" w:lineRule="auto"/>
     </w:pPr>
-    <w:rPr/>
-  </w:style>
-  <w:style w:type="paragraph" w:styleId="Heading">
+  </w:style>
+  <w:style w:type="paragraph" w:customStyle="1" w:styleId="Heading">
     <w:name w:val="Heading"/>
-    <w:basedOn w:val="Normal"/>
-    <w:next w:val="BodyText"/>
+    <w:basedOn w:val="Standard"/>
+    <w:next w:val="Textkrper"/>
     <w:qFormat/>
     <w:pPr>
-      <w:keepNext w:val="true"/>
+      <w:keepNext/>
       <w:spacing w:before="240" w:after="120"/>
     </w:pPr>
     <w:rPr>
-      <w:rFonts w:ascii="Carlito" w:hAnsi="Carlito" w:eastAsia="Noto Sans SC Regular" w:cs="Noto Sans"/>
+      <w:rFonts w:eastAsia="Noto Sans SC Regular" w:cs="Noto Sans"/>
       <w:sz w:val="28"/>
       <w:szCs w:val="28"/>
     </w:rPr>
   </w:style>
-  <w:style w:type="paragraph" w:styleId="Title">
+  <w:style w:type="paragraph" w:styleId="Titel">
     <w:name w:val="Title"/>
     <w:basedOn w:val="Heading"/>
-    <w:next w:val="BodyText"/>
+    <w:next w:val="Textkrper"/>
+    <w:uiPriority w:val="10"/>
     <w:qFormat/>
     <w:pPr>
       <w:jc w:val="center"/>
@@ -1706,7 +2267,7 @@
 </file>
 
 <file path=word/theme/theme1.xml><?xml version="1.0" encoding="utf-8"?>
-<a:theme xmlns:a="http://schemas.openxmlformats.org/drawingml/2006/main" xmlns:r="http://schemas.openxmlformats.org/officeDocument/2006/relationships" name="Office">
+<a:theme xmlns:a="http://schemas.openxmlformats.org/drawingml/2006/main" name="Office">
   <a:themeElements>
     <a:clrScheme name="LibreOffice">
       <a:dk1>
@@ -1748,14 +2309,14 @@
     </a:clrScheme>
     <a:fontScheme name="Office">
       <a:majorFont>
-        <a:latin typeface="Arial" pitchFamily="0" charset="1"/>
-        <a:ea typeface="DejaVu Sans" pitchFamily="0" charset="1"/>
-        <a:cs typeface="DejaVu Sans" pitchFamily="0" charset="1"/>
+        <a:latin typeface="Arial"/>
+        <a:ea typeface="DejaVu Sans"/>
+        <a:cs typeface="DejaVu Sans"/>
       </a:majorFont>
       <a:minorFont>
-        <a:latin typeface="Arial" pitchFamily="0" charset="1"/>
-        <a:ea typeface="DejaVu Sans" pitchFamily="0" charset="1"/>
-        <a:cs typeface="DejaVu Sans" pitchFamily="0" charset="1"/>
+        <a:latin typeface="Arial"/>
+        <a:ea typeface="DejaVu Sans"/>
+        <a:cs typeface="DejaVu Sans"/>
       </a:minorFont>
     </a:fontScheme>
     <a:fmtScheme>
@@ -1808,5 +2369,7 @@
       </a:bgFillStyleLst>
     </a:fmtScheme>
   </a:themeElements>
+  <a:objectDefaults/>
+  <a:extraClrSchemeLst/>
 </a:theme>
 </file>
--- a/FinalReport.docx
+++ b/FinalReport.docx
@@ -7,15 +7,7 @@
         <w:pStyle w:val="Titel"/>
       </w:pPr>
       <w:r>
-        <w:t xml:space="preserve">Abschlussbericht – Data Warehouse Design für Bäckereikette </w:t>
-      </w:r>
-      <w:proofErr w:type="spellStart"/>
-      <w:r>
-        <w:t>BrotZeit</w:t>
-      </w:r>
-      <w:proofErr w:type="spellEnd"/>
-      <w:r>
-        <w:t xml:space="preserve"> GmbH</w:t>
+        <w:t>Abschlussbericht – Data Warehouse Design für Bäckereikette BrotZeit GmbH</w:t>
       </w:r>
     </w:p>
     <w:p>
@@ -43,19 +35,11 @@
       <w:r>
         <w:t xml:space="preserve">Die wachsende regionale Bäckereikette </w:t>
       </w:r>
-      <w:proofErr w:type="spellStart"/>
       <w:r>
         <w:rPr>
           <w:rStyle w:val="Hervorhebung"/>
         </w:rPr>
-        <w:t>BrotZeit</w:t>
-      </w:r>
-      <w:proofErr w:type="spellEnd"/>
-      <w:r>
-        <w:rPr>
-          <w:rStyle w:val="Hervorhebung"/>
-        </w:rPr>
-        <w:t xml:space="preserve"> GmbH</w:t>
+        <w:t>BrotZeit GmbH</w:t>
       </w:r>
       <w:r>
         <w:t xml:space="preserve"> steht vor der Herausforderung, ihre dezentralen Filialen effizienter zu steuern. Um fundierte Entscheidungen zu treffen, soll ein </w:t>
@@ -231,15 +215,7 @@
         </w:numPr>
       </w:pPr>
       <w:r>
-        <w:t xml:space="preserve">Zahlart, Lagerort, </w:t>
-      </w:r>
-      <w:proofErr w:type="spellStart"/>
-      <w:r>
-        <w:t>Arbeitsbereichnicht</w:t>
-      </w:r>
-      <w:proofErr w:type="spellEnd"/>
-      <w:r>
-        <w:t xml:space="preserve"> nicht als separate Entitäten aufgelistet, um Gesamtanzahl der Entitäten im Projekt auf 8 zu beschränken</w:t>
+        <w:t>Zahlart, Lagerort, Arbeitsbereichnicht nicht als separate Entitäten aufgelistet, um Gesamtanzahl der Entitäten im Projekt auf 8 zu beschränken</w:t>
       </w:r>
     </w:p>
     <w:p>
@@ -394,13 +370,8 @@
           <w:numId w:val="6"/>
         </w:numPr>
       </w:pPr>
-      <w:proofErr w:type="spellStart"/>
-      <w:r>
-        <w:t>AnzahlProdukte</w:t>
-      </w:r>
-      <w:proofErr w:type="spellEnd"/>
-      <w:r>
-        <w:t>: Gesamtanzahl verkaufter Produkte pro Verkauf</w:t>
+      <w:r>
+        <w:t>AnzahlProdukte: Gesamtanzahl verkaufter Produkte pro Verkauf</w:t>
       </w:r>
     </w:p>
     <w:p>
@@ -420,7 +391,16 @@
         </w:numPr>
       </w:pPr>
       <w:r>
-        <w:t>Bäckergehalt: Zubereitungszeit * Bäckergehalt</w:t>
+        <w:t>Lohnkos</w:t>
+      </w:r>
+      <w:r>
+        <w:t>t</w:t>
+      </w:r>
+      <w:r>
+        <w:t>en</w:t>
+      </w:r>
+      <w:r>
+        <w:t>: Zubereitungszeit * Bäckergehalt</w:t>
       </w:r>
       <w:r>
         <w:t xml:space="preserve"> pro </w:t>
@@ -465,25 +445,21 @@
     <w:p>
       <w:pPr>
         <w:pStyle w:val="Textkrper"/>
-        <w:numPr>
-          <w:ilvl w:val="0"/>
-          <w:numId w:val="7"/>
-        </w:numPr>
-      </w:pPr>
-      <w:r>
-        <w:t>Lagerkosten:</w:t>
-      </w:r>
-      <w:r>
-        <w:t xml:space="preserve"> </w:t>
-      </w:r>
-      <w:r>
-        <w:t>Summe aller Zutaten (beinhaltet Menge in g *</w:t>
-      </w:r>
-      <w:r>
-        <w:t xml:space="preserve"> Preis des Lagerortes</w:t>
-      </w:r>
-      <w:r>
-        <w:t>)</w:t>
+        <w:ind w:left="720"/>
+      </w:pPr>
+      <w:r>
+        <w:rPr>
+          <w:sz w:val="20"/>
+          <w:szCs w:val="20"/>
+        </w:rPr>
+        <w:t>Anm.:</w:t>
+      </w:r>
+      <w:r>
+        <w:rPr>
+          <w:sz w:val="20"/>
+          <w:szCs w:val="20"/>
+        </w:rPr>
+        <w:t xml:space="preserve"> Backkosten pro Stunde vereinfacht als Konstante und temperaturunabhängig angenommen</w:t>
       </w:r>
     </w:p>
     <w:p>
@@ -493,20 +469,30 @@
           <w:ilvl w:val="0"/>
           <w:numId w:val="7"/>
         </w:numPr>
+      </w:pPr>
+      <w:r>
+        <w:t>Lagerkosten:</w:t>
+      </w:r>
+      <w:r>
+        <w:t xml:space="preserve"> Summe aller Zutaten (beinhaltet Menge in g * Preis des Lagerortes)</w:t>
+      </w:r>
+    </w:p>
+    <w:p>
+      <w:pPr>
+        <w:pStyle w:val="Textkrper"/>
+        <w:ind w:left="720"/>
         <w:rPr>
           <w:sz w:val="20"/>
           <w:szCs w:val="20"/>
         </w:rPr>
       </w:pPr>
-      <w:proofErr w:type="spellStart"/>
       <w:r>
         <w:rPr>
           <w:sz w:val="20"/>
           <w:szCs w:val="20"/>
         </w:rPr>
-        <w:t>Anm</w:t>
-      </w:r>
-      <w:proofErr w:type="spellEnd"/>
+        <w:t>Anm.</w:t>
+      </w:r>
       <w:r>
         <w:rPr>
           <w:sz w:val="20"/>
@@ -538,13 +524,13 @@
         </w:numPr>
       </w:pPr>
       <w:r>
-        <w:t>Gewinnmarge: Nettopreis – (Bäckergehalt + Zutatenkosten + Energiekosten</w:t>
-      </w:r>
-      <w:r>
-        <w:t xml:space="preserve"> + Lagerkosten</w:t>
-      </w:r>
-      <w:r>
-        <w:t>)</w:t>
+        <w:t>Gewinnmarge: Nettopreis – (</w:t>
+      </w:r>
+      <w:r>
+        <w:t>Lohnkosten</w:t>
+      </w:r>
+      <w:r>
+        <w:t xml:space="preserve"> + Zutatenkosten + Energiekosten + Lagerkosten)</w:t>
       </w:r>
     </w:p>
     <w:p>
@@ -570,6 +556,7 @@
         <w:pStyle w:val="berschrift1"/>
       </w:pPr>
       <w:r>
+        <w:lastRenderedPageBreak/>
         <w:t>SCD</w:t>
       </w:r>
     </w:p>

--- a/FinalReport.docx
+++ b/FinalReport.docx
@@ -7,7 +7,15 @@
         <w:pStyle w:val="Titel"/>
       </w:pPr>
       <w:r>
-        <w:t>Abschlussbericht – Data Warehouse Design für Bäckereikette BrotZeit GmbH</w:t>
+        <w:t xml:space="preserve">Abschlussbericht – Data Warehouse Design für Bäckereikette </w:t>
+      </w:r>
+      <w:proofErr w:type="spellStart"/>
+      <w:r>
+        <w:t>BrotZeit</w:t>
+      </w:r>
+      <w:proofErr w:type="spellEnd"/>
+      <w:r>
+        <w:t xml:space="preserve"> GmbH</w:t>
       </w:r>
     </w:p>
     <w:p>
@@ -35,11 +43,19 @@
       <w:r>
         <w:t xml:space="preserve">Die wachsende regionale Bäckereikette </w:t>
       </w:r>
+      <w:proofErr w:type="spellStart"/>
       <w:r>
         <w:rPr>
           <w:rStyle w:val="Hervorhebung"/>
         </w:rPr>
-        <w:t>BrotZeit GmbH</w:t>
+        <w:t>BrotZeit</w:t>
+      </w:r>
+      <w:proofErr w:type="spellEnd"/>
+      <w:r>
+        <w:rPr>
+          <w:rStyle w:val="Hervorhebung"/>
+        </w:rPr>
+        <w:t xml:space="preserve"> GmbH</w:t>
       </w:r>
       <w:r>
         <w:t xml:space="preserve"> steht vor der Herausforderung, ihre dezentralen Filialen effizienter zu steuern. Um fundierte Entscheidungen zu treffen, soll ein </w:t>
@@ -72,9 +88,6 @@
         <w:pStyle w:val="Textkrper"/>
         <w:spacing w:after="160" w:line="278" w:lineRule="auto"/>
         <w:jc w:val="both"/>
-        <w:rPr>
-          <w:rFonts w:ascii="Aptos" w:hAnsi="Aptos"/>
-        </w:rPr>
       </w:pPr>
       <w:r>
         <w:t xml:space="preserve">Für die Umsetzung sind </w:t>
@@ -170,6 +183,38 @@
     </w:p>
     <w:p>
       <w:pPr>
+        <w:pStyle w:val="Textkrper"/>
+        <w:spacing w:after="160" w:line="278" w:lineRule="auto"/>
+        <w:jc w:val="both"/>
+        <w:rPr>
+          <w:rFonts w:ascii="Aptos" w:hAnsi="Aptos"/>
+          <w:lang w:val="en-GB"/>
+        </w:rPr>
+      </w:pPr>
+      <w:r>
+        <w:rPr>
+          <w:rFonts w:ascii="Aptos" w:hAnsi="Aptos"/>
+          <w:lang w:val="en-GB"/>
+        </w:rPr>
+        <w:t>Inspiration</w:t>
+      </w:r>
+      <w:r>
+        <w:rPr>
+          <w:rFonts w:ascii="Aptos" w:hAnsi="Aptos"/>
+          <w:lang w:val="en-GB"/>
+        </w:rPr>
+        <w:t xml:space="preserve">: </w:t>
+      </w:r>
+      <w:r>
+        <w:rPr>
+          <w:rFonts w:ascii="Aptos" w:hAnsi="Aptos"/>
+          <w:lang w:val="en-GB"/>
+        </w:rPr>
+        <w:t xml:space="preserve"> https://bimanu.de/blog/baeckerei-zukunft/ [24.8.2026]</w:t>
+      </w:r>
+    </w:p>
+    <w:p>
+      <w:pPr>
         <w:pStyle w:val="berschrift1"/>
       </w:pPr>
       <w:r>
@@ -184,7 +229,40 @@
         <w:t>ER-Modell</w:t>
       </w:r>
     </w:p>
-    <w:p/>
+    <w:p>
+      <w:r>
+        <w:t xml:space="preserve">Dateiname: </w:t>
+      </w:r>
+      <w:proofErr w:type="spellStart"/>
+      <w:r>
+        <w:t>ERModell</w:t>
+      </w:r>
+      <w:proofErr w:type="spellEnd"/>
+      <w:r>
+        <w:t xml:space="preserve"> -</w:t>
+      </w:r>
+      <w:proofErr w:type="spellStart"/>
+      <w:r>
+        <w:t>BrotZeit.drawio</w:t>
+      </w:r>
+      <w:proofErr w:type="spellEnd"/>
+    </w:p>
+    <w:p>
+      <w:r>
+        <w:t xml:space="preserve">Kurze Erklärung und Anmerkungen: Die Bäckerei hat mehrere Verkaufsfilialen (hier bezeichnet als Filiale) in denen verschiedene Verkäufer arbeiten. Jeder Verkäufer ist ein Mitarbeiter, die weiteren Mitarbeiterarten sind für dieses Projekt nicht weiter relevant. In jeder Filiale kann nur ein Verkauf zu einer bestimmten Zeit getätigt werden und kann über die </w:t>
+      </w:r>
+      <w:proofErr w:type="spellStart"/>
+      <w:r>
+        <w:t>FilialID</w:t>
+      </w:r>
+      <w:proofErr w:type="spellEnd"/>
+      <w:r>
+        <w:t xml:space="preserve"> eindeutig zugeordnet werden, dabei handelt es sich dann um eine schwache Beziehung zwischen Filiale und Verkauf. Beim Verkauf werden Produkte verkauft, welche zu Kategorien zugeordnet werden können. Außerdem ist für jedes Produkt ein Rezept hinterlegt, welches </w:t>
+      </w:r>
+      <w:r>
+        <w:t>jeweils für eine Ofenmenge ausgelegt ist. Verändert sich das Rezept, wird dies als neue Version hinterlegt. Für das Rezept sind verschiedene Mengen an Zutaten notwendig, die Kosten beziehen sich dabei jeweils auf 1 kg.</w:t>
+      </w:r>
+    </w:p>
     <w:p>
       <w:pPr>
         <w:pStyle w:val="berschrift2"/>
@@ -193,13 +271,43 @@
         <w:t>Relationales Schema</w:t>
       </w:r>
     </w:p>
-    <w:p/>
+    <w:p>
+      <w:r>
+        <w:t xml:space="preserve">Dateiname: </w:t>
+      </w:r>
+      <w:proofErr w:type="spellStart"/>
+      <w:r>
+        <w:t>relationales_Schema</w:t>
+      </w:r>
+      <w:proofErr w:type="spellEnd"/>
+    </w:p>
+    <w:p>
+      <w:r>
+        <w:t>Zunächst sind die einzelnen Entitäten und Beziehungen aufgelistet und im Anschluss daran die Zusammenfassung.</w:t>
+      </w:r>
+    </w:p>
     <w:p>
       <w:pPr>
         <w:pStyle w:val="berschrift2"/>
       </w:pPr>
       <w:r>
+        <w:lastRenderedPageBreak/>
         <w:t>Normalform-Überprüfung</w:t>
+      </w:r>
+    </w:p>
+    <w:p>
+      <w:r>
+        <w:t xml:space="preserve">Dateiname: </w:t>
+      </w:r>
+      <w:proofErr w:type="spellStart"/>
+      <w:r>
+        <w:t>Speicherplatzberechnung_Bäckereikette</w:t>
+      </w:r>
+      <w:proofErr w:type="spellEnd"/>
+    </w:p>
+    <w:p>
+      <w:r>
+        <w:t>Im ersten Sheet 3.NF befindet sich die Überprüfung</w:t>
       </w:r>
     </w:p>
     <w:p>
@@ -215,7 +323,7 @@
         </w:numPr>
       </w:pPr>
       <w:r>
-        <w:t>Zahlart, Lagerort, Arbeitsbereichnicht nicht als separate Entitäten aufgelistet, um Gesamtanzahl der Entitäten im Projekt auf 8 zu beschränken</w:t>
+        <w:t>Zahlart, Lagerort, Arbeitsbereich nicht als separate Entitäten aufgelistet, um Gesamtanzahl der Entitäten im Projekt auf 8 zu beschränken</w:t>
       </w:r>
     </w:p>
     <w:p>
@@ -226,16 +334,22 @@
         <w:t>Speicherplatzberechnung</w:t>
       </w:r>
     </w:p>
+    <w:p>
+      <w:r>
+        <w:t xml:space="preserve">Dateiname: </w:t>
+      </w:r>
+      <w:proofErr w:type="spellStart"/>
+      <w:r>
+        <w:t>Speicherplatzberechnung_Bäckereikette</w:t>
+      </w:r>
+      <w:proofErr w:type="spellEnd"/>
+    </w:p>
     <w:p/>
-    <w:p/>
-    <w:p/>
-    <w:p/>
     <w:p>
       <w:pPr>
         <w:pStyle w:val="berschrift2"/>
       </w:pPr>
       <w:r>
-        <w:lastRenderedPageBreak/>
         <w:t>Datenquellen der Business-Datenbank</w:t>
       </w:r>
     </w:p>
@@ -297,6 +411,117 @@
         <w:t>DWH-Fragen</w:t>
       </w:r>
     </w:p>
+    <w:p>
+      <w:pPr>
+        <w:pStyle w:val="Textkrper"/>
+      </w:pPr>
+      <w:r>
+        <w:t>Befinden sich separat auch noch in: DWH Fragestellungen</w:t>
+      </w:r>
+    </w:p>
+    <w:p>
+      <w:pPr>
+        <w:pStyle w:val="Textkrper"/>
+        <w:numPr>
+          <w:ilvl w:val="0"/>
+          <w:numId w:val="8"/>
+        </w:numPr>
+      </w:pPr>
+      <w:r>
+        <w:t>Welche Filialen haben den größ</w:t>
+      </w:r>
+      <w:r>
+        <w:t>t</w:t>
+      </w:r>
+      <w:r>
+        <w:t xml:space="preserve">en/kleinsten Umsatz? </w:t>
+      </w:r>
+      <w:r>
+        <w:rPr>
+          <w:i/>
+          <w:iCs/>
+        </w:rPr>
+        <w:t>(Verkäufe/Stunde, Kategorisierung der Filialen)</w:t>
+      </w:r>
+    </w:p>
+    <w:p>
+      <w:pPr>
+        <w:pStyle w:val="Textkrper"/>
+        <w:numPr>
+          <w:ilvl w:val="0"/>
+          <w:numId w:val="8"/>
+        </w:numPr>
+        <w:rPr>
+          <w:sz w:val="22"/>
+          <w:szCs w:val="22"/>
+        </w:rPr>
+      </w:pPr>
+      <w:r>
+        <w:t>Welcher Verkäufer hat den größten durchschnittlichen Umsatz pro Verkauf?</w:t>
+      </w:r>
+    </w:p>
+    <w:p>
+      <w:pPr>
+        <w:pStyle w:val="Textkrper"/>
+        <w:numPr>
+          <w:ilvl w:val="0"/>
+          <w:numId w:val="8"/>
+        </w:numPr>
+      </w:pPr>
+      <w:r>
+        <w:t xml:space="preserve">Welche Produkte haben die größte/kleinste Marge? </w:t>
+      </w:r>
+      <w:r>
+        <w:rPr>
+          <w:i/>
+          <w:iCs/>
+        </w:rPr>
+        <w:t>(Produktpreis, Kosten der Zutaten, Energieverbrauch, Herstellungsdauer)</w:t>
+      </w:r>
+    </w:p>
+    <w:p>
+      <w:pPr>
+        <w:pStyle w:val="Textkrper"/>
+        <w:numPr>
+          <w:ilvl w:val="0"/>
+          <w:numId w:val="8"/>
+        </w:numPr>
+      </w:pPr>
+      <w:r>
+        <w:t xml:space="preserve">Welche Produkte haben in der Herstellung den größten/kleinsten Energieverbrauch? </w:t>
+      </w:r>
+      <w:r>
+        <w:rPr>
+          <w:i/>
+          <w:iCs/>
+        </w:rPr>
+        <w:t>(Backdauer, Kühlung der Zutaten)</w:t>
+      </w:r>
+    </w:p>
+    <w:p>
+      <w:pPr>
+        <w:pStyle w:val="Textkrper"/>
+        <w:numPr>
+          <w:ilvl w:val="0"/>
+          <w:numId w:val="8"/>
+        </w:numPr>
+      </w:pPr>
+      <w:r>
+        <w:t>Zu welchen Tageszeiten wird welche Produktkategorie an welchem Standort am meisten gekauft? (Verkäufe)</w:t>
+      </w:r>
+    </w:p>
+    <w:p>
+      <w:pPr>
+        <w:pStyle w:val="Textkrper"/>
+        <w:numPr>
+          <w:ilvl w:val="0"/>
+          <w:numId w:val="8"/>
+        </w:numPr>
+      </w:pPr>
+      <w:r>
+        <w:t>Welche Produkte werden am meisten/am wenigsten verkauft?</w:t>
+      </w:r>
+    </w:p>
     <w:p/>
     <w:p>
       <w:pPr>
@@ -310,9 +535,19 @@
       <w:pPr>
         <w:pStyle w:val="berschrift3"/>
       </w:pPr>
-      <w:r>
-        <w:t>MER</w:t>
-      </w:r>
+      <w:proofErr w:type="spellStart"/>
+      <w:r>
+        <w:t>m</w:t>
+      </w:r>
+      <w:r>
+        <w:t>ER</w:t>
+      </w:r>
+      <w:proofErr w:type="spellEnd"/>
+    </w:p>
+    <w:p>
+      <w:pPr>
+        <w:pStyle w:val="Textkrper"/>
+      </w:pPr>
     </w:p>
     <w:p>
       <w:pPr>
@@ -347,6 +582,7 @@
         </w:numPr>
       </w:pPr>
       <w:r>
+        <w:lastRenderedPageBreak/>
         <w:t>Umsatz: Einnahmen pro Verkauf aus allen Filialen</w:t>
       </w:r>
     </w:p>
@@ -370,8 +606,13 @@
           <w:numId w:val="6"/>
         </w:numPr>
       </w:pPr>
-      <w:r>
-        <w:t>AnzahlProdukte: Gesamtanzahl verkaufter Produkte pro Verkauf</w:t>
+      <w:proofErr w:type="spellStart"/>
+      <w:r>
+        <w:t>AnzahlProdukte</w:t>
+      </w:r>
+      <w:proofErr w:type="spellEnd"/>
+      <w:r>
+        <w:t>: Gesamtanzahl verkaufter Produkte pro Verkauf</w:t>
       </w:r>
     </w:p>
     <w:p>
@@ -556,9 +797,50 @@
         <w:pStyle w:val="berschrift1"/>
       </w:pPr>
       <w:r>
-        <w:lastRenderedPageBreak/>
         <w:t>SCD</w:t>
       </w:r>
+    </w:p>
+    <w:p>
+      <w:pPr>
+        <w:pStyle w:val="Textkrper"/>
+      </w:pPr>
+      <w:r>
+        <w:t xml:space="preserve">Detaillierte Beschreibung in: </w:t>
+      </w:r>
+      <w:proofErr w:type="spellStart"/>
+      <w:r>
+        <w:t>SCD_Types</w:t>
+      </w:r>
+      <w:proofErr w:type="spellEnd"/>
+    </w:p>
+    <w:p>
+      <w:pPr>
+        <w:pStyle w:val="Textkrper"/>
+      </w:pPr>
+      <w:r>
+        <w:t>Die SCD-</w:t>
+      </w:r>
+      <w:proofErr w:type="spellStart"/>
+      <w:r>
+        <w:t>Types</w:t>
+      </w:r>
+      <w:proofErr w:type="spellEnd"/>
+      <w:r>
+        <w:t xml:space="preserve"> 0,1,3 und 4 werden für diese Projekt vorgeschlagen.</w:t>
+      </w:r>
+    </w:p>
+    <w:p>
+      <w:pPr>
+        <w:pStyle w:val="Textkrper"/>
+      </w:pPr>
+      <w:r>
+        <w:t xml:space="preserve">Die Änderungen des Galaxy-Schemas befinden sich in der Datei: </w:t>
+      </w:r>
+      <w:proofErr w:type="spellStart"/>
+      <w:r>
+        <w:t>Galaxyschema_BrotZeit_mitSCD</w:t>
+      </w:r>
+      <w:proofErr w:type="spellEnd"/>
     </w:p>
     <w:p>
       <w:pPr>
@@ -1143,6 +1425,119 @@
     </w:lvl>
   </w:abstractNum>
   <w:abstractNum w:abstractNumId="4" w15:restartNumberingAfterBreak="0">
+    <w:nsid w:val="22B3671C"/>
+    <w:multiLevelType w:val="multilevel"/>
+    <w:tmpl w:val="CFDE06B2"/>
+    <w:lvl w:ilvl="0">
+      <w:start w:val="1"/>
+      <w:numFmt w:val="decimal"/>
+      <w:lvlText w:val="%1."/>
+      <w:lvlJc w:val="left"/>
+      <w:pPr>
+        <w:tabs>
+          <w:tab w:val="num" w:pos="720"/>
+        </w:tabs>
+        <w:ind w:left="720" w:hanging="360"/>
+      </w:pPr>
+    </w:lvl>
+    <w:lvl w:ilvl="1">
+      <w:start w:val="1"/>
+      <w:numFmt w:val="decimal"/>
+      <w:lvlText w:val="%2."/>
+      <w:lvlJc w:val="left"/>
+      <w:pPr>
+        <w:tabs>
+          <w:tab w:val="num" w:pos="1080"/>
+        </w:tabs>
+        <w:ind w:left="1080" w:hanging="360"/>
+      </w:pPr>
+    </w:lvl>
+    <w:lvl w:ilvl="2">
+      <w:start w:val="1"/>
+      <w:numFmt w:val="decimal"/>
+      <w:lvlText w:val="%3."/>
+      <w:lvlJc w:val="left"/>
+      <w:pPr>
+        <w:tabs>
+          <w:tab w:val="num" w:pos="1440"/>
+        </w:tabs>
+        <w:ind w:left="1440" w:hanging="360"/>
+      </w:pPr>
+    </w:lvl>
+    <w:lvl w:ilvl="3">
+      <w:start w:val="1"/>
+      <w:numFmt w:val="decimal"/>
+      <w:lvlText w:val="%4."/>
+      <w:lvlJc w:val="left"/>
+      <w:pPr>
+        <w:tabs>
+          <w:tab w:val="num" w:pos="1800"/>
+        </w:tabs>
+        <w:ind w:left="1800" w:hanging="360"/>
+      </w:pPr>
+    </w:lvl>
+    <w:lvl w:ilvl="4">
+      <w:start w:val="1"/>
+      <w:numFmt w:val="decimal"/>
+      <w:lvlText w:val="%5."/>
+      <w:lvlJc w:val="left"/>
+      <w:pPr>
+        <w:tabs>
+          <w:tab w:val="num" w:pos="2160"/>
+        </w:tabs>
+        <w:ind w:left="2160" w:hanging="360"/>
+      </w:pPr>
+    </w:lvl>
+    <w:lvl w:ilvl="5">
+      <w:start w:val="1"/>
+      <w:numFmt w:val="decimal"/>
+      <w:lvlText w:val="%6."/>
+      <w:lvlJc w:val="left"/>
+      <w:pPr>
+        <w:tabs>
+          <w:tab w:val="num" w:pos="2520"/>
+        </w:tabs>
+        <w:ind w:left="2520" w:hanging="360"/>
+      </w:pPr>
+    </w:lvl>
+    <w:lvl w:ilvl="6">
+      <w:start w:val="1"/>
+      <w:numFmt w:val="decimal"/>
+      <w:lvlText w:val="%7."/>
+      <w:lvlJc w:val="left"/>
+      <w:pPr>
+        <w:tabs>
+          <w:tab w:val="num" w:pos="2880"/>
+        </w:tabs>
+        <w:ind w:left="2880" w:hanging="360"/>
+      </w:pPr>
+    </w:lvl>
+    <w:lvl w:ilvl="7">
+      <w:start w:val="1"/>
+      <w:numFmt w:val="decimal"/>
+      <w:lvlText w:val="%8."/>
+      <w:lvlJc w:val="left"/>
+      <w:pPr>
+        <w:tabs>
+          <w:tab w:val="num" w:pos="3240"/>
+        </w:tabs>
+        <w:ind w:left="3240" w:hanging="360"/>
+      </w:pPr>
+    </w:lvl>
+    <w:lvl w:ilvl="8">
+      <w:start w:val="1"/>
+      <w:numFmt w:val="decimal"/>
+      <w:lvlText w:val="%9."/>
+      <w:lvlJc w:val="left"/>
+      <w:pPr>
+        <w:tabs>
+          <w:tab w:val="num" w:pos="3600"/>
+        </w:tabs>
+        <w:ind w:left="3600" w:hanging="360"/>
+      </w:pPr>
+    </w:lvl>
+  </w:abstractNum>
+  <w:abstractNum w:abstractNumId="5" w15:restartNumberingAfterBreak="0">
     <w:nsid w:val="6F2C357B"/>
     <w:multiLevelType w:val="hybridMultilevel"/>
     <w:tmpl w:val="01FEEEC2"/>
@@ -1255,7 +1650,7 @@
       </w:rPr>
     </w:lvl>
   </w:abstractNum>
-  <w:abstractNum w:abstractNumId="5" w15:restartNumberingAfterBreak="0">
+  <w:abstractNum w:abstractNumId="6" w15:restartNumberingAfterBreak="0">
     <w:nsid w:val="73E153A0"/>
     <w:multiLevelType w:val="hybridMultilevel"/>
     <w:tmpl w:val="B24ED17E"/>
@@ -1368,7 +1763,7 @@
       </w:rPr>
     </w:lvl>
   </w:abstractNum>
-  <w:abstractNum w:abstractNumId="6" w15:restartNumberingAfterBreak="0">
+  <w:abstractNum w:abstractNumId="7" w15:restartNumberingAfterBreak="0">
     <w:nsid w:val="77705ABB"/>
     <w:multiLevelType w:val="multilevel"/>
     <w:tmpl w:val="0E16CCA2"/>
@@ -1521,12 +1916,15 @@
     <w:abstractNumId w:val="2"/>
   </w:num>
   <w:num w:numId="5" w16cid:durableId="1072895051">
+    <w:abstractNumId w:val="7"/>
+  </w:num>
+  <w:num w:numId="6" w16cid:durableId="1200165761">
     <w:abstractNumId w:val="6"/>
   </w:num>
-  <w:num w:numId="6" w16cid:durableId="1200165761">
+  <w:num w:numId="7" w16cid:durableId="602343119">
     <w:abstractNumId w:val="5"/>
   </w:num>
-  <w:num w:numId="7" w16cid:durableId="602343119">
+  <w:num w:numId="8" w16cid:durableId="2050252159">
     <w:abstractNumId w:val="4"/>
   </w:num>
 </w:numbering>
@@ -1999,7 +2397,6 @@
   <w:style w:type="character" w:default="1" w:styleId="Absatz-Standardschriftart">
     <w:name w:val="Default Paragraph Font"/>
     <w:uiPriority w:val="1"/>
-    <w:semiHidden/>
     <w:unhideWhenUsed/>
   </w:style>
   <w:style w:type="table" w:default="1" w:styleId="NormaleTabelle">

--- a/FinalReport.docx
+++ b/FinalReport.docx
@@ -1,21 +1,13 @@
 
 <file path=word/document.xml><?xml version="1.0" encoding="utf-8"?>
-<w:document xmlns:wpc="http://schemas.microsoft.com/office/word/2010/wordprocessingCanvas" xmlns:cx="http://schemas.microsoft.com/office/drawing/2014/chartex" xmlns:cx1="http://schemas.microsoft.com/office/drawing/2015/9/8/chartex" xmlns:cx2="http://schemas.microsoft.com/office/drawing/2015/10/21/chartex" xmlns:cx3="http://schemas.microsoft.com/office/drawing/2016/5/9/chartex" xmlns:cx4="http://schemas.microsoft.com/office/drawing/2016/5/10/chartex" xmlns:cx5="http://schemas.microsoft.com/office/drawing/2016/5/11/chartex" xmlns:cx6="http://schemas.microsoft.com/office/drawing/2016/5/12/chartex" xmlns:cx7="http://schemas.microsoft.com/office/drawing/2016/5/13/chartex" xmlns:cx8="http://schemas.microsoft.com/office/drawing/2016/5/14/chartex" xmlns:mc="http://schemas.openxmlformats.org/markup-compatibility/2006" xmlns:aink="http://schemas.microsoft.com/office/drawing/2016/ink" xmlns:am3d="http://schemas.microsoft.com/office/drawing/2017/model3d" xmlns:o="urn:schemas-microsoft-com:office:office" xmlns:oel="http://schemas.microsoft.com/office/2019/extlst" xmlns:r="http://schemas.openxmlformats.org/officeDocument/2006/relationships" xmlns:m="http://schemas.openxmlformats.org/officeDocument/2006/math" xmlns:v="urn:schemas-microsoft-com:vml" xmlns:wp14="http://schemas.microsoft.com/office/word/2010/wordprocessingDrawing" xmlns:wp="http://schemas.openxmlformats.org/drawingml/2006/wordprocessingDrawing" xmlns:w10="urn:schemas-microsoft-com:office:word" xmlns:w="http://schemas.openxmlformats.org/wordprocessingml/2006/main" xmlns:w14="http://schemas.microsoft.com/office/word/2010/wordml" xmlns:w15="http://schemas.microsoft.com/office/word/2012/wordml" xmlns:w16cex="http://schemas.microsoft.com/office/word/2018/wordml/cex" xmlns:w16cid="http://schemas.microsoft.com/office/word/2016/wordml/cid" xmlns:w16="http://schemas.microsoft.com/office/word/2018/wordml" xmlns:w16du="http://schemas.microsoft.com/office/word/2023/wordml/word16du" xmlns:w16sdtdh="http://schemas.microsoft.com/office/word/2020/wordml/sdtdatahash" xmlns:w16sdtfl="http://schemas.microsoft.com/office/word/2024/wordml/sdtformatlock" xmlns:w16se="http://schemas.microsoft.com/office/word/2015/wordml/symex" xmlns:wpg="http://schemas.microsoft.com/office/word/2010/wordprocessingGroup" xmlns:wpi="http://schemas.microsoft.com/office/word/2010/wordprocessingInk" xmlns:wne="http://schemas.microsoft.com/office/word/2006/wordml" xmlns:wps="http://schemas.microsoft.com/office/word/2010/wordprocessingShape" mc:Ignorable="w14 w15 w16se w16cid w16 w16cex w16sdtdh w16sdtfl w16du wp14">
+<w:document xmlns:wpc="http://schemas.microsoft.com/office/word/2010/wordprocessingCanvas" xmlns:cx="http://schemas.microsoft.com/office/drawing/2014/chartex" xmlns:cx1="http://schemas.microsoft.com/office/drawing/2015/9/8/chartex" xmlns:cx2="http://schemas.microsoft.com/office/drawing/2015/10/21/chartex" xmlns:cx3="http://schemas.microsoft.com/office/drawing/2016/5/9/chartex" xmlns:cx4="http://schemas.microsoft.com/office/drawing/2016/5/10/chartex" xmlns:cx5="http://schemas.microsoft.com/office/drawing/2016/5/11/chartex" xmlns:cx6="http://schemas.microsoft.com/office/drawing/2016/5/12/chartex" xmlns:cx7="http://schemas.microsoft.com/office/drawing/2016/5/13/chartex" xmlns:cx8="http://schemas.microsoft.com/office/drawing/2016/5/14/chartex" xmlns:mc="http://schemas.openxmlformats.org/markup-compatibility/2006" xmlns:aink="http://schemas.microsoft.com/office/drawing/2016/ink" xmlns:am3d="http://schemas.microsoft.com/office/drawing/2017/model3d" xmlns:o="urn:schemas-microsoft-com:office:office" xmlns:r="http://schemas.openxmlformats.org/officeDocument/2006/relationships" xmlns:m="http://schemas.openxmlformats.org/officeDocument/2006/math" xmlns:v="urn:schemas-microsoft-com:vml" xmlns:wp14="http://schemas.microsoft.com/office/word/2010/wordprocessingDrawing" xmlns:wp="http://schemas.openxmlformats.org/drawingml/2006/wordprocessingDrawing" xmlns:w10="urn:schemas-microsoft-com:office:word" xmlns:w="http://schemas.openxmlformats.org/wordprocessingml/2006/main" xmlns:w14="http://schemas.microsoft.com/office/word/2010/wordml" xmlns:w15="http://schemas.microsoft.com/office/word/2012/wordml" xmlns:w16cex="http://schemas.microsoft.com/office/word/2018/wordml/cex" xmlns:w16cid="http://schemas.microsoft.com/office/word/2016/wordml/cid" xmlns:w16="http://schemas.microsoft.com/office/word/2018/wordml" xmlns:w16sdtdh="http://schemas.microsoft.com/office/word/2020/wordml/sdtdatahash" xmlns:w16se="http://schemas.microsoft.com/office/word/2015/wordml/symex" xmlns:wpg="http://schemas.microsoft.com/office/word/2010/wordprocessingGroup" xmlns:wpi="http://schemas.microsoft.com/office/word/2010/wordprocessingInk" xmlns:wne="http://schemas.microsoft.com/office/word/2006/wordml" xmlns:wps="http://schemas.microsoft.com/office/word/2010/wordprocessingShape" mc:Ignorable="w14 w15 w16se w16cid w16 w16cex w16sdtdh wp14">
   <w:body>
     <w:p>
       <w:pPr>
         <w:pStyle w:val="Titel"/>
       </w:pPr>
       <w:r>
-        <w:t xml:space="preserve">Abschlussbericht – Data Warehouse Design für Bäckereikette </w:t>
-      </w:r>
-      <w:proofErr w:type="spellStart"/>
-      <w:r>
-        <w:t>BrotZeit</w:t>
-      </w:r>
-      <w:proofErr w:type="spellEnd"/>
-      <w:r>
-        <w:t xml:space="preserve"> GmbH</w:t>
+        <w:t>Abschlussbericht – Data Warehouse Design für Bäckereikette BrotZeit GmbH</w:t>
       </w:r>
     </w:p>
     <w:p>
@@ -43,19 +35,11 @@
       <w:r>
         <w:t xml:space="preserve">Die wachsende regionale Bäckereikette </w:t>
       </w:r>
-      <w:proofErr w:type="spellStart"/>
       <w:r>
         <w:rPr>
           <w:rStyle w:val="Hervorhebung"/>
         </w:rPr>
-        <w:t>BrotZeit</w:t>
-      </w:r>
-      <w:proofErr w:type="spellEnd"/>
-      <w:r>
-        <w:rPr>
-          <w:rStyle w:val="Hervorhebung"/>
-        </w:rPr>
-        <w:t xml:space="preserve"> GmbH</w:t>
+        <w:t>BrotZeit GmbH</w:t>
       </w:r>
       <w:r>
         <w:t xml:space="preserve"> steht vor der Herausforderung, ihre dezentralen Filialen effizienter zu steuern. Um fundierte Entscheidungen zu treffen, soll ein </w:t>
@@ -69,7 +53,10 @@
         <w:t>zentrales Data Warehouse (DWH)</w:t>
       </w:r>
       <w:r>
-        <w:t xml:space="preserve"> aufgebaut werden. Dieses soll Verkaufsdaten, betriebswirtschaftliche Kennzahlen und Produktionsdaten integrieren, um </w:t>
+        <w:t xml:space="preserve"> aufgebaut werden. Dieses soll Verkaufsdaten, betriebswirtschaftliche Kennzahlen und Produktion</w:t>
+      </w:r>
+      <w:r>
+        <w:t xml:space="preserve">sdaten integrieren, um </w:t>
       </w:r>
       <w:r>
         <w:rPr>
@@ -112,7 +99,10 @@
         <w:t>Umsatz, Kosten und Produktperformance</w:t>
       </w:r>
       <w:r>
-        <w:t xml:space="preserve"> konzentrieren. Dazu gehören die </w:t>
+        <w:t xml:space="preserve"> konzentrieren. Dazu gehören </w:t>
+      </w:r>
+      <w:r>
+        <w:t xml:space="preserve">die </w:t>
       </w:r>
       <w:r>
         <w:rPr>
@@ -145,7 +135,10 @@
         <w:t>Berechnung von Produktmargen</w:t>
       </w:r>
       <w:r>
-        <w:t xml:space="preserve"> unter Berücksichtigung von Zutatenkosten, Energieverbrauch und Herstellungsdauer. Ein weiterer Fokus liegt auf der </w:t>
+        <w:t xml:space="preserve"> unter Berücksichtigung von Zutatenkosten, E</w:t>
+      </w:r>
+      <w:r>
+        <w:t xml:space="preserve">nergieverbrauch und Herstellungsdauer. Ein weiterer Fokus liegt auf der </w:t>
       </w:r>
       <w:r>
         <w:rPr>
@@ -167,7 +160,10 @@
         <w:t>historische Daten</w:t>
       </w:r>
       <w:r>
-        <w:t xml:space="preserve"> (z. B. monatliche Kosten) und </w:t>
+        <w:t xml:space="preserve"> (z</w:t>
+      </w:r>
+      <w:r>
+        <w:t xml:space="preserve">. B. monatliche Kosten) und </w:t>
       </w:r>
       <w:r>
         <w:rPr>
@@ -226,38 +222,20 @@
         <w:pStyle w:val="berschrift2"/>
       </w:pPr>
       <w:r>
-        <w:t>ER-Modell</w:t>
-      </w:r>
-    </w:p>
-    <w:p>
-      <w:r>
-        <w:t xml:space="preserve">Dateiname: </w:t>
-      </w:r>
-      <w:proofErr w:type="spellStart"/>
-      <w:r>
-        <w:t>ERModell</w:t>
-      </w:r>
-      <w:proofErr w:type="spellEnd"/>
-      <w:r>
-        <w:t xml:space="preserve"> -</w:t>
-      </w:r>
-      <w:proofErr w:type="spellStart"/>
-      <w:r>
-        <w:t>BrotZeit.drawio</w:t>
-      </w:r>
-      <w:proofErr w:type="spellEnd"/>
-    </w:p>
-    <w:p>
-      <w:r>
-        <w:t xml:space="preserve">Kurze Erklärung und Anmerkungen: Die Bäckerei hat mehrere Verkaufsfilialen (hier bezeichnet als Filiale) in denen verschiedene Verkäufer arbeiten. Jeder Verkäufer ist ein Mitarbeiter, die weiteren Mitarbeiterarten sind für dieses Projekt nicht weiter relevant. In jeder Filiale kann nur ein Verkauf zu einer bestimmten Zeit getätigt werden und kann über die </w:t>
-      </w:r>
-      <w:proofErr w:type="spellStart"/>
-      <w:r>
-        <w:t>FilialID</w:t>
-      </w:r>
-      <w:proofErr w:type="spellEnd"/>
-      <w:r>
-        <w:t xml:space="preserve"> eindeutig zugeordnet werden, dabei handelt es sich dann um eine schwache Beziehung zwischen Filiale und Verkauf. Beim Verkauf werden Produkte verkauft, welche zu Kategorien zugeordnet werden können. Außerdem ist für jedes Produkt ein Rezept hinterlegt, welches </w:t>
+        <w:t>ER-Mode</w:t>
+      </w:r>
+      <w:r>
+        <w:t>ll</w:t>
+      </w:r>
+    </w:p>
+    <w:p>
+      <w:r>
+        <w:t>Dateiname: ERModell -BrotZeit.drawio</w:t>
+      </w:r>
+    </w:p>
+    <w:p>
+      <w:r>
+        <w:t xml:space="preserve">Kurze Erklärung und Anmerkungen: Die Bäckerei hat mehrere Verkaufsfilialen (hier bezeichnet als Filiale) in denen verschiedene Verkäufer arbeiten. Jeder Verkäufer ist ein Mitarbeiter, die weiteren Mitarbeiterarten sind für dieses Projekt nicht weiter relevant. In jeder Filiale kann nur ein Verkauf zu einer bestimmten Zeit getätigt werden und kann über die FilialID eindeutig zugeordnet werden, dabei handelt es sich dann um eine schwache Beziehung zwischen Filiale und Verkauf. Beim Verkauf werden Produkte verkauft, welche zu Kategorien zugeordnet werden können. Außerdem ist für jedes Produkt ein Rezept hinterlegt, welches </w:t>
       </w:r>
       <w:r>
         <w:t>jeweils für eine Ofenmenge ausgelegt ist. Verändert sich das Rezept, wird dies als neue Version hinterlegt. Für das Rezept sind verschiedene Mengen an Zutaten notwendig, die Kosten beziehen sich dabei jeweils auf 1 kg.</w:t>
@@ -273,13 +251,8 @@
     </w:p>
     <w:p>
       <w:r>
-        <w:t xml:space="preserve">Dateiname: </w:t>
-      </w:r>
-      <w:proofErr w:type="spellStart"/>
-      <w:r>
-        <w:t>relationales_Schema</w:t>
-      </w:r>
-      <w:proofErr w:type="spellEnd"/>
+        <w:t>Dateiname: relationales_Schema</w:t>
+      </w:r>
     </w:p>
     <w:p>
       <w:r>
@@ -297,13 +270,8 @@
     </w:p>
     <w:p>
       <w:r>
-        <w:t xml:space="preserve">Dateiname: </w:t>
-      </w:r>
-      <w:proofErr w:type="spellStart"/>
-      <w:r>
-        <w:t>Speicherplatzberechnung_Bäckereikette</w:t>
-      </w:r>
-      <w:proofErr w:type="spellEnd"/>
+        <w:t>Dateiname: Speicherplatzberechnung_Bäckereikette</w:t>
+      </w:r>
     </w:p>
     <w:p>
       <w:r>
@@ -323,7 +291,10 @@
         </w:numPr>
       </w:pPr>
       <w:r>
-        <w:t>Zahlart, Lagerort, Arbeitsbereich nicht als separate Entitäten aufgelistet, um Gesamtanzahl der Entitäten im Projekt auf 8 zu beschränken</w:t>
+        <w:t>Zahlart, Lagerort, Arbeitsbereich nicht als separate Entitäten aufgelistet, um Gesamtanza</w:t>
+      </w:r>
+      <w:r>
+        <w:t>hl der Entitäten im Projekt auf 8 zu beschränken</w:t>
       </w:r>
     </w:p>
     <w:p>
@@ -336,13 +307,8 @@
     </w:p>
     <w:p>
       <w:r>
-        <w:t xml:space="preserve">Dateiname: </w:t>
-      </w:r>
-      <w:proofErr w:type="spellStart"/>
-      <w:r>
-        <w:t>Speicherplatzberechnung_Bäckereikette</w:t>
-      </w:r>
-      <w:proofErr w:type="spellEnd"/>
+        <w:t>Dateiname: Speicherplatzberechnung_Bäckereikette</w:t>
+      </w:r>
     </w:p>
     <w:p/>
     <w:p>
@@ -428,13 +394,7 @@
         </w:numPr>
       </w:pPr>
       <w:r>
-        <w:t>Welche Filialen haben den größ</w:t>
-      </w:r>
-      <w:r>
-        <w:t>t</w:t>
-      </w:r>
-      <w:r>
-        <w:t xml:space="preserve">en/kleinsten Umsatz? </w:t>
+        <w:t xml:space="preserve">Welche Filialen haben den größten/kleinsten Umsatz? </w:t>
       </w:r>
       <w:r>
         <w:rPr>
@@ -535,14 +495,9 @@
       <w:pPr>
         <w:pStyle w:val="berschrift3"/>
       </w:pPr>
-      <w:proofErr w:type="spellStart"/>
-      <w:r>
-        <w:t>m</w:t>
-      </w:r>
-      <w:r>
-        <w:t>ER</w:t>
-      </w:r>
-      <w:proofErr w:type="spellEnd"/>
+      <w:r>
+        <w:t>mER</w:t>
+      </w:r>
     </w:p>
     <w:p>
       <w:pPr>
@@ -606,13 +561,8 @@
           <w:numId w:val="6"/>
         </w:numPr>
       </w:pPr>
-      <w:proofErr w:type="spellStart"/>
-      <w:r>
-        <w:t>AnzahlProdukte</w:t>
-      </w:r>
-      <w:proofErr w:type="spellEnd"/>
-      <w:r>
-        <w:t>: Gesamtanzahl verkaufter Produkte pro Verkauf</w:t>
+      <w:r>
+        <w:t>AnzahlProdukte: Gesamtanzahl verkaufter Produkte pro Verkauf</w:t>
       </w:r>
     </w:p>
     <w:p>
@@ -805,42 +755,66 @@
         <w:pStyle w:val="Textkrper"/>
       </w:pPr>
       <w:r>
-        <w:t xml:space="preserve">Detaillierte Beschreibung in: </w:t>
-      </w:r>
-      <w:proofErr w:type="spellStart"/>
-      <w:r>
-        <w:t>SCD_Types</w:t>
-      </w:r>
-      <w:proofErr w:type="spellEnd"/>
-    </w:p>
-    <w:p>
-      <w:pPr>
-        <w:pStyle w:val="Textkrper"/>
-      </w:pPr>
-      <w:r>
-        <w:t>Die SCD-</w:t>
-      </w:r>
-      <w:proofErr w:type="spellStart"/>
-      <w:r>
-        <w:t>Types</w:t>
-      </w:r>
-      <w:proofErr w:type="spellEnd"/>
-      <w:r>
-        <w:t xml:space="preserve"> 0,1,3 und 4 werden für diese Projekt vorgeschlagen.</w:t>
-      </w:r>
-    </w:p>
-    <w:p>
-      <w:pPr>
-        <w:pStyle w:val="Textkrper"/>
-      </w:pPr>
-      <w:r>
-        <w:t xml:space="preserve">Die Änderungen des Galaxy-Schemas befinden sich in der Datei: </w:t>
-      </w:r>
-      <w:proofErr w:type="spellStart"/>
-      <w:r>
-        <w:t>Galaxyschema_BrotZeit_mitSCD</w:t>
-      </w:r>
-      <w:proofErr w:type="spellEnd"/>
+        <w:t>Detaillierte Beschreibung in: SCD_Types</w:t>
+      </w:r>
+    </w:p>
+    <w:p>
+      <w:pPr>
+        <w:pStyle w:val="Textkrper"/>
+      </w:pPr>
+      <w:r>
+        <w:t>Die SCD-Types 0,1,3 und 4 werden für diese Projekt vorgeschlagen.</w:t>
+      </w:r>
+    </w:p>
+    <w:p>
+      <w:pPr>
+        <w:pStyle w:val="Textkrper"/>
+      </w:pPr>
+      <w:r>
+        <w:t>Die Änderungen des Galaxy-Schemas befinden sich in der Datei: Galaxyschema_BrotZeit_mitSCD</w:t>
+      </w:r>
+    </w:p>
+    <w:p>
+      <w:pPr>
+        <w:pStyle w:val="Textkrper"/>
+      </w:pPr>
+    </w:p>
+    <w:p>
+      <w:pPr>
+        <w:pStyle w:val="berschrift1"/>
+      </w:pPr>
+      <w:r>
+        <w:t>Weitere Ideen, die aus Zeitgründen nicht umgesetzt werden</w:t>
+      </w:r>
+    </w:p>
+    <w:p>
+      <w:pPr>
+        <w:pStyle w:val="Textkrper"/>
+        <w:numPr>
+          <w:ilvl w:val="0"/>
+          <w:numId w:val="9"/>
+        </w:numPr>
+      </w:pPr>
+      <w:r>
+        <w:t>Weitere Tabelle in der BDB für Lagerorte mit dem Attribut Lagerkosten/g damit das auch dynamisch angepasst werden kann, wenn Energiekosten sich ändern</w:t>
+      </w:r>
+    </w:p>
+    <w:p>
+      <w:pPr>
+        <w:pStyle w:val="Textkrper"/>
+        <w:numPr>
+          <w:ilvl w:val="0"/>
+          <w:numId w:val="9"/>
+        </w:numPr>
+      </w:pPr>
+      <w:r>
+        <w:t>DWH aufgeteilt in 2-3 Schemata: F_Verkäferumsatz für HR, D_Produkt für Marketing, etc</w:t>
+      </w:r>
+    </w:p>
+    <w:p>
+      <w:pPr>
+        <w:pStyle w:val="Textkrper"/>
+      </w:pPr>
     </w:p>
     <w:p>
       <w:pPr>
@@ -878,7 +852,7 @@
 </file>
 
 <file path=word/numbering.xml><?xml version="1.0" encoding="utf-8"?>
-<w:numbering xmlns:wpc="http://schemas.microsoft.com/office/word/2010/wordprocessingCanvas" xmlns:cx="http://schemas.microsoft.com/office/drawing/2014/chartex" xmlns:cx1="http://schemas.microsoft.com/office/drawing/2015/9/8/chartex" xmlns:cx2="http://schemas.microsoft.com/office/drawing/2015/10/21/chartex" xmlns:cx3="http://schemas.microsoft.com/office/drawing/2016/5/9/chartex" xmlns:cx4="http://schemas.microsoft.com/office/drawing/2016/5/10/chartex" xmlns:cx5="http://schemas.microsoft.com/office/drawing/2016/5/11/chartex" xmlns:cx6="http://schemas.microsoft.com/office/drawing/2016/5/12/chartex" xmlns:cx7="http://schemas.microsoft.com/office/drawing/2016/5/13/chartex" xmlns:cx8="http://schemas.microsoft.com/office/drawing/2016/5/14/chartex" xmlns:mc="http://schemas.openxmlformats.org/markup-compatibility/2006" xmlns:aink="http://schemas.microsoft.com/office/drawing/2016/ink" xmlns:am3d="http://schemas.microsoft.com/office/drawing/2017/model3d" xmlns:o="urn:schemas-microsoft-com:office:office" xmlns:oel="http://schemas.microsoft.com/office/2019/extlst" xmlns:r="http://schemas.openxmlformats.org/officeDocument/2006/relationships" xmlns:m="http://schemas.openxmlformats.org/officeDocument/2006/math" xmlns:v="urn:schemas-microsoft-com:vml" xmlns:wp14="http://schemas.microsoft.com/office/word/2010/wordprocessingDrawing" xmlns:wp="http://schemas.openxmlformats.org/drawingml/2006/wordprocessingDrawing" xmlns:w10="urn:schemas-microsoft-com:office:word" xmlns:w="http://schemas.openxmlformats.org/wordprocessingml/2006/main" xmlns:w14="http://schemas.microsoft.com/office/word/2010/wordml" xmlns:w15="http://schemas.microsoft.com/office/word/2012/wordml" xmlns:w16cex="http://schemas.microsoft.com/office/word/2018/wordml/cex" xmlns:w16cid="http://schemas.microsoft.com/office/word/2016/wordml/cid" xmlns:w16="http://schemas.microsoft.com/office/word/2018/wordml" xmlns:w16du="http://schemas.microsoft.com/office/word/2023/wordml/word16du" xmlns:w16sdtdh="http://schemas.microsoft.com/office/word/2020/wordml/sdtdatahash" xmlns:w16sdtfl="http://schemas.microsoft.com/office/word/2024/wordml/sdtformatlock" xmlns:w16se="http://schemas.microsoft.com/office/word/2015/wordml/symex" xmlns:wpg="http://schemas.microsoft.com/office/word/2010/wordprocessingGroup" xmlns:wpi="http://schemas.microsoft.com/office/word/2010/wordprocessingInk" xmlns:wne="http://schemas.microsoft.com/office/word/2006/wordml" xmlns:wps="http://schemas.microsoft.com/office/word/2010/wordprocessingShape" mc:Ignorable="w14 w15 w16se w16cid w16 w16cex w16sdtdh w16sdtfl w16du wp14">
+<w:numbering xmlns:wpc="http://schemas.microsoft.com/office/word/2010/wordprocessingCanvas" xmlns:cx="http://schemas.microsoft.com/office/drawing/2014/chartex" xmlns:cx1="http://schemas.microsoft.com/office/drawing/2015/9/8/chartex" xmlns:cx2="http://schemas.microsoft.com/office/drawing/2015/10/21/chartex" xmlns:cx3="http://schemas.microsoft.com/office/drawing/2016/5/9/chartex" xmlns:cx4="http://schemas.microsoft.com/office/drawing/2016/5/10/chartex" xmlns:cx5="http://schemas.microsoft.com/office/drawing/2016/5/11/chartex" xmlns:cx6="http://schemas.microsoft.com/office/drawing/2016/5/12/chartex" xmlns:cx7="http://schemas.microsoft.com/office/drawing/2016/5/13/chartex" xmlns:cx8="http://schemas.microsoft.com/office/drawing/2016/5/14/chartex" xmlns:mc="http://schemas.openxmlformats.org/markup-compatibility/2006" xmlns:aink="http://schemas.microsoft.com/office/drawing/2016/ink" xmlns:am3d="http://schemas.microsoft.com/office/drawing/2017/model3d" xmlns:o="urn:schemas-microsoft-com:office:office" xmlns:r="http://schemas.openxmlformats.org/officeDocument/2006/relationships" xmlns:m="http://schemas.openxmlformats.org/officeDocument/2006/math" xmlns:v="urn:schemas-microsoft-com:vml" xmlns:wp14="http://schemas.microsoft.com/office/word/2010/wordprocessingDrawing" xmlns:wp="http://schemas.openxmlformats.org/drawingml/2006/wordprocessingDrawing" xmlns:w10="urn:schemas-microsoft-com:office:word" xmlns:w="http://schemas.openxmlformats.org/wordprocessingml/2006/main" xmlns:w14="http://schemas.microsoft.com/office/word/2010/wordml" xmlns:w15="http://schemas.microsoft.com/office/word/2012/wordml" xmlns:w16cex="http://schemas.microsoft.com/office/word/2018/wordml/cex" xmlns:w16cid="http://schemas.microsoft.com/office/word/2016/wordml/cid" xmlns:w16="http://schemas.microsoft.com/office/word/2018/wordml" xmlns:w16sdtdh="http://schemas.microsoft.com/office/word/2020/wordml/sdtdatahash" xmlns:w16se="http://schemas.microsoft.com/office/word/2015/wordml/symex" xmlns:wpg="http://schemas.microsoft.com/office/word/2010/wordprocessingGroup" xmlns:wpi="http://schemas.microsoft.com/office/word/2010/wordprocessingInk" xmlns:wne="http://schemas.microsoft.com/office/word/2006/wordml" xmlns:wps="http://schemas.microsoft.com/office/word/2010/wordprocessingShape" mc:Ignorable="w14 w15 w16se w16cid w16 w16cex w16sdtdh wp14">
   <w:abstractNum w:abstractNumId="0" w15:restartNumberingAfterBreak="0">
     <w:nsid w:val="119D76D0"/>
     <w:multiLevelType w:val="multilevel"/>
@@ -1903,35 +1877,150 @@
       </w:rPr>
     </w:lvl>
   </w:abstractNum>
-  <w:num w:numId="1" w16cid:durableId="1617565370">
+  <w:abstractNum w:abstractNumId="8" w15:restartNumberingAfterBreak="0">
+    <w:nsid w:val="78246239"/>
+    <w:multiLevelType w:val="hybridMultilevel"/>
+    <w:tmpl w:val="36945E82"/>
+    <w:lvl w:ilvl="0" w:tplc="2C7CD67E">
+      <w:numFmt w:val="bullet"/>
+      <w:lvlText w:val="-"/>
+      <w:lvlJc w:val="left"/>
+      <w:pPr>
+        <w:ind w:left="720" w:hanging="360"/>
+      </w:pPr>
+      <w:rPr>
+        <w:rFonts w:ascii="Carlito" w:eastAsia="DejaVu Sans" w:hAnsi="Carlito" w:cs="DejaVu Sans" w:hint="default"/>
+      </w:rPr>
+    </w:lvl>
+    <w:lvl w:ilvl="1" w:tplc="04070003" w:tentative="1">
+      <w:start w:val="1"/>
+      <w:numFmt w:val="bullet"/>
+      <w:lvlText w:val="o"/>
+      <w:lvlJc w:val="left"/>
+      <w:pPr>
+        <w:ind w:left="1440" w:hanging="360"/>
+      </w:pPr>
+      <w:rPr>
+        <w:rFonts w:ascii="Courier New" w:hAnsi="Courier New" w:cs="Courier New" w:hint="default"/>
+      </w:rPr>
+    </w:lvl>
+    <w:lvl w:ilvl="2" w:tplc="04070005" w:tentative="1">
+      <w:start w:val="1"/>
+      <w:numFmt w:val="bullet"/>
+      <w:lvlText w:val=""/>
+      <w:lvlJc w:val="left"/>
+      <w:pPr>
+        <w:ind w:left="2160" w:hanging="360"/>
+      </w:pPr>
+      <w:rPr>
+        <w:rFonts w:ascii="Wingdings" w:hAnsi="Wingdings" w:hint="default"/>
+      </w:rPr>
+    </w:lvl>
+    <w:lvl w:ilvl="3" w:tplc="04070001" w:tentative="1">
+      <w:start w:val="1"/>
+      <w:numFmt w:val="bullet"/>
+      <w:lvlText w:val=""/>
+      <w:lvlJc w:val="left"/>
+      <w:pPr>
+        <w:ind w:left="2880" w:hanging="360"/>
+      </w:pPr>
+      <w:rPr>
+        <w:rFonts w:ascii="Symbol" w:hAnsi="Symbol" w:hint="default"/>
+      </w:rPr>
+    </w:lvl>
+    <w:lvl w:ilvl="4" w:tplc="04070003" w:tentative="1">
+      <w:start w:val="1"/>
+      <w:numFmt w:val="bullet"/>
+      <w:lvlText w:val="o"/>
+      <w:lvlJc w:val="left"/>
+      <w:pPr>
+        <w:ind w:left="3600" w:hanging="360"/>
+      </w:pPr>
+      <w:rPr>
+        <w:rFonts w:ascii="Courier New" w:hAnsi="Courier New" w:cs="Courier New" w:hint="default"/>
+      </w:rPr>
+    </w:lvl>
+    <w:lvl w:ilvl="5" w:tplc="04070005" w:tentative="1">
+      <w:start w:val="1"/>
+      <w:numFmt w:val="bullet"/>
+      <w:lvlText w:val=""/>
+      <w:lvlJc w:val="left"/>
+      <w:pPr>
+        <w:ind w:left="4320" w:hanging="360"/>
+      </w:pPr>
+      <w:rPr>
+        <w:rFonts w:ascii="Wingdings" w:hAnsi="Wingdings" w:hint="default"/>
+      </w:rPr>
+    </w:lvl>
+    <w:lvl w:ilvl="6" w:tplc="04070001" w:tentative="1">
+      <w:start w:val="1"/>
+      <w:numFmt w:val="bullet"/>
+      <w:lvlText w:val=""/>
+      <w:lvlJc w:val="left"/>
+      <w:pPr>
+        <w:ind w:left="5040" w:hanging="360"/>
+      </w:pPr>
+      <w:rPr>
+        <w:rFonts w:ascii="Symbol" w:hAnsi="Symbol" w:hint="default"/>
+      </w:rPr>
+    </w:lvl>
+    <w:lvl w:ilvl="7" w:tplc="04070003" w:tentative="1">
+      <w:start w:val="1"/>
+      <w:numFmt w:val="bullet"/>
+      <w:lvlText w:val="o"/>
+      <w:lvlJc w:val="left"/>
+      <w:pPr>
+        <w:ind w:left="5760" w:hanging="360"/>
+      </w:pPr>
+      <w:rPr>
+        <w:rFonts w:ascii="Courier New" w:hAnsi="Courier New" w:cs="Courier New" w:hint="default"/>
+      </w:rPr>
+    </w:lvl>
+    <w:lvl w:ilvl="8" w:tplc="04070005" w:tentative="1">
+      <w:start w:val="1"/>
+      <w:numFmt w:val="bullet"/>
+      <w:lvlText w:val=""/>
+      <w:lvlJc w:val="left"/>
+      <w:pPr>
+        <w:ind w:left="6480" w:hanging="360"/>
+      </w:pPr>
+      <w:rPr>
+        <w:rFonts w:ascii="Wingdings" w:hAnsi="Wingdings" w:hint="default"/>
+      </w:rPr>
+    </w:lvl>
+  </w:abstractNum>
+  <w:num w:numId="1">
     <w:abstractNumId w:val="1"/>
   </w:num>
-  <w:num w:numId="2" w16cid:durableId="1048796639">
+  <w:num w:numId="2">
     <w:abstractNumId w:val="0"/>
   </w:num>
-  <w:num w:numId="3" w16cid:durableId="391275732">
+  <w:num w:numId="3">
     <w:abstractNumId w:val="3"/>
   </w:num>
-  <w:num w:numId="4" w16cid:durableId="232933161">
+  <w:num w:numId="4">
     <w:abstractNumId w:val="2"/>
   </w:num>
-  <w:num w:numId="5" w16cid:durableId="1072895051">
+  <w:num w:numId="5">
     <w:abstractNumId w:val="7"/>
   </w:num>
-  <w:num w:numId="6" w16cid:durableId="1200165761">
+  <w:num w:numId="6">
     <w:abstractNumId w:val="6"/>
   </w:num>
-  <w:num w:numId="7" w16cid:durableId="602343119">
+  <w:num w:numId="7">
     <w:abstractNumId w:val="5"/>
   </w:num>
-  <w:num w:numId="8" w16cid:durableId="2050252159">
+  <w:num w:numId="8">
     <w:abstractNumId w:val="4"/>
+  </w:num>
+  <w:num w:numId="9">
+    <w:abstractNumId w:val="8"/>
   </w:num>
 </w:numbering>
 </file>
 
 <file path=word/styles.xml><?xml version="1.0" encoding="utf-8"?>
-<w:styles xmlns:mc="http://schemas.openxmlformats.org/markup-compatibility/2006" xmlns:r="http://schemas.openxmlformats.org/officeDocument/2006/relationships" xmlns:w="http://schemas.openxmlformats.org/wordprocessingml/2006/main" xmlns:w14="http://schemas.microsoft.com/office/word/2010/wordml" xmlns:w15="http://schemas.microsoft.com/office/word/2012/wordml" xmlns:w16cex="http://schemas.microsoft.com/office/word/2018/wordml/cex" xmlns:w16cid="http://schemas.microsoft.com/office/word/2016/wordml/cid" xmlns:w16="http://schemas.microsoft.com/office/word/2018/wordml" xmlns:w16du="http://schemas.microsoft.com/office/word/2023/wordml/word16du" xmlns:w16sdtdh="http://schemas.microsoft.com/office/word/2020/wordml/sdtdatahash" xmlns:w16sdtfl="http://schemas.microsoft.com/office/word/2024/wordml/sdtformatlock" xmlns:w16se="http://schemas.microsoft.com/office/word/2015/wordml/symex" mc:Ignorable="w14 w15 w16se w16cid w16 w16cex w16sdtdh w16sdtfl w16du">
+<w:styles xmlns:mc="http://schemas.openxmlformats.org/markup-compatibility/2006" xmlns:r="http://schemas.openxmlformats.org/officeDocument/2006/relationships" xmlns:w="http://schemas.openxmlformats.org/wordprocessingml/2006/main" xmlns:w14="http://schemas.microsoft.com/office/word/2010/wordml" xmlns:w15="http://schemas.microsoft.com/office/word/2012/wordml" xmlns:w16cex="http://schemas.microsoft.com/office/word/2018/wordml/cex" xmlns:w16cid="http://schemas.microsoft.com/office/word/2016/wordml/cid" xmlns:w16="http://schemas.microsoft.com/office/word/2018/wordml" xmlns:w16sdtdh="http://schemas.microsoft.com/office/word/2020/wordml/sdtdatahash" xmlns:w16se="http://schemas.microsoft.com/office/word/2015/wordml/symex" mc:Ignorable="w14 w15 w16se w16cid w16 w16cex w16sdtdh">
   <w:docDefaults>
     <w:rPrDefault>
       <w:rPr>
@@ -2397,6 +2486,7 @@
   <w:style w:type="character" w:default="1" w:styleId="Absatz-Standardschriftart">
     <w:name w:val="Default Paragraph Font"/>
     <w:uiPriority w:val="1"/>
+    <w:semiHidden/>
     <w:unhideWhenUsed/>
   </w:style>
   <w:style w:type="table" w:default="1" w:styleId="NormaleTabelle">

--- a/FinalReport.docx
+++ b/FinalReport.docx
@@ -7,7 +7,15 @@
         <w:pStyle w:val="Titel"/>
       </w:pPr>
       <w:r>
-        <w:t>Abschlussbericht – Data Warehouse Design für Bäckereikette BrotZeit GmbH</w:t>
+        <w:t xml:space="preserve">Abschlussbericht – Data Warehouse Design für Bäckereikette </w:t>
+      </w:r>
+      <w:proofErr w:type="spellStart"/>
+      <w:r>
+        <w:t>BrotZeit</w:t>
+      </w:r>
+      <w:proofErr w:type="spellEnd"/>
+      <w:r>
+        <w:t xml:space="preserve"> GmbH</w:t>
       </w:r>
     </w:p>
     <w:p>
@@ -35,11 +43,19 @@
       <w:r>
         <w:t xml:space="preserve">Die wachsende regionale Bäckereikette </w:t>
       </w:r>
+      <w:proofErr w:type="spellStart"/>
       <w:r>
         <w:rPr>
           <w:rStyle w:val="Hervorhebung"/>
         </w:rPr>
-        <w:t>BrotZeit GmbH</w:t>
+        <w:t>BrotZeit</w:t>
+      </w:r>
+      <w:proofErr w:type="spellEnd"/>
+      <w:r>
+        <w:rPr>
+          <w:rStyle w:val="Hervorhebung"/>
+        </w:rPr>
+        <w:t xml:space="preserve"> GmbH</w:t>
       </w:r>
       <w:r>
         <w:t xml:space="preserve"> steht vor der Herausforderung, ihre dezentralen Filialen effizienter zu steuern. Um fundierte Entscheidungen zu treffen, soll ein </w:t>
@@ -53,10 +69,7 @@
         <w:t>zentrales Data Warehouse (DWH)</w:t>
       </w:r>
       <w:r>
-        <w:t xml:space="preserve"> aufgebaut werden. Dieses soll Verkaufsdaten, betriebswirtschaftliche Kennzahlen und Produktion</w:t>
-      </w:r>
-      <w:r>
-        <w:t xml:space="preserve">sdaten integrieren, um </w:t>
+        <w:t xml:space="preserve"> aufgebaut werden. Dieses soll Verkaufsdaten, betriebswirtschaftliche Kennzahlen und Produktionsdaten integrieren, um </w:t>
       </w:r>
       <w:r>
         <w:rPr>
@@ -99,10 +112,7 @@
         <w:t>Umsatz, Kosten und Produktperformance</w:t>
       </w:r>
       <w:r>
-        <w:t xml:space="preserve"> konzentrieren. Dazu gehören </w:t>
-      </w:r>
-      <w:r>
-        <w:t xml:space="preserve">die </w:t>
+        <w:t xml:space="preserve"> konzentrieren. Dazu gehören die </w:t>
       </w:r>
       <w:r>
         <w:rPr>
@@ -135,10 +145,7 @@
         <w:t>Berechnung von Produktmargen</w:t>
       </w:r>
       <w:r>
-        <w:t xml:space="preserve"> unter Berücksichtigung von Zutatenkosten, E</w:t>
-      </w:r>
-      <w:r>
-        <w:t xml:space="preserve">nergieverbrauch und Herstellungsdauer. Ein weiterer Fokus liegt auf der </w:t>
+        <w:t xml:space="preserve"> unter Berücksichtigung von Zutatenkosten, Energieverbrauch und Herstellungsdauer. Ein weiterer Fokus liegt auf der </w:t>
       </w:r>
       <w:r>
         <w:rPr>
@@ -160,10 +167,7 @@
         <w:t>historische Daten</w:t>
       </w:r>
       <w:r>
-        <w:t xml:space="preserve"> (z</w:t>
-      </w:r>
-      <w:r>
-        <w:t xml:space="preserve">. B. monatliche Kosten) und </w:t>
+        <w:t xml:space="preserve"> (z. B. monatliche Kosten) und </w:t>
       </w:r>
       <w:r>
         <w:rPr>
@@ -216,26 +220,55 @@
       <w:r>
         <w:t>Relationale Datenbank</w:t>
       </w:r>
+      <w:r>
+        <w:t xml:space="preserve"> (</w:t>
+      </w:r>
+      <w:proofErr w:type="spellStart"/>
+      <w:r>
+        <w:t>BrotZeitBDB</w:t>
+      </w:r>
+      <w:proofErr w:type="spellEnd"/>
+      <w:r>
+        <w:t>)</w:t>
+      </w:r>
     </w:p>
     <w:p>
       <w:pPr>
         <w:pStyle w:val="berschrift2"/>
       </w:pPr>
       <w:r>
-        <w:t>ER-Mode</w:t>
-      </w:r>
-      <w:r>
-        <w:t>ll</w:t>
-      </w:r>
-    </w:p>
-    <w:p>
-      <w:r>
-        <w:t>Dateiname: ERModell -BrotZeit.drawio</w:t>
-      </w:r>
-    </w:p>
-    <w:p>
-      <w:r>
-        <w:t xml:space="preserve">Kurze Erklärung und Anmerkungen: Die Bäckerei hat mehrere Verkaufsfilialen (hier bezeichnet als Filiale) in denen verschiedene Verkäufer arbeiten. Jeder Verkäufer ist ein Mitarbeiter, die weiteren Mitarbeiterarten sind für dieses Projekt nicht weiter relevant. In jeder Filiale kann nur ein Verkauf zu einer bestimmten Zeit getätigt werden und kann über die FilialID eindeutig zugeordnet werden, dabei handelt es sich dann um eine schwache Beziehung zwischen Filiale und Verkauf. Beim Verkauf werden Produkte verkauft, welche zu Kategorien zugeordnet werden können. Außerdem ist für jedes Produkt ein Rezept hinterlegt, welches </w:t>
+        <w:t>ER-Modell</w:t>
+      </w:r>
+    </w:p>
+    <w:p>
+      <w:r>
+        <w:t xml:space="preserve">Dateiname: </w:t>
+      </w:r>
+      <w:proofErr w:type="spellStart"/>
+      <w:r>
+        <w:t>ERModell</w:t>
+      </w:r>
+      <w:proofErr w:type="spellEnd"/>
+      <w:r>
+        <w:t xml:space="preserve"> -</w:t>
+      </w:r>
+      <w:proofErr w:type="spellStart"/>
+      <w:r>
+        <w:t>BrotZeit.drawio</w:t>
+      </w:r>
+      <w:proofErr w:type="spellEnd"/>
+    </w:p>
+    <w:p>
+      <w:r>
+        <w:t xml:space="preserve">Kurze Erklärung und Anmerkungen: Die Bäckerei hat mehrere Verkaufsfilialen (hier bezeichnet als Filiale) in denen verschiedene Verkäufer arbeiten. Jeder Verkäufer ist ein Mitarbeiter, die weiteren Mitarbeiterarten sind für dieses Projekt nicht weiter relevant. In jeder Filiale kann nur ein Verkauf zu einer bestimmten Zeit getätigt werden und kann über die </w:t>
+      </w:r>
+      <w:proofErr w:type="spellStart"/>
+      <w:r>
+        <w:t>FilialID</w:t>
+      </w:r>
+      <w:proofErr w:type="spellEnd"/>
+      <w:r>
+        <w:t xml:space="preserve"> eindeutig zugeordnet werden, dabei handelt es sich dann um eine schwache Beziehung zwischen Filiale und Verkauf. Beim Verkauf werden Produkte verkauft, welche zu Kategorien zugeordnet werden können. Außerdem ist für jedes Produkt ein Rezept hinterlegt, welches </w:t>
       </w:r>
       <w:r>
         <w:t>jeweils für eine Ofenmenge ausgelegt ist. Verändert sich das Rezept, wird dies als neue Version hinterlegt. Für das Rezept sind verschiedene Mengen an Zutaten notwendig, die Kosten beziehen sich dabei jeweils auf 1 kg.</w:t>
@@ -251,8 +284,13 @@
     </w:p>
     <w:p>
       <w:r>
-        <w:t>Dateiname: relationales_Schema</w:t>
-      </w:r>
+        <w:t xml:space="preserve">Dateiname: </w:t>
+      </w:r>
+      <w:proofErr w:type="spellStart"/>
+      <w:r>
+        <w:t>relationales_Schema</w:t>
+      </w:r>
+      <w:proofErr w:type="spellEnd"/>
     </w:p>
     <w:p>
       <w:r>
@@ -270,8 +308,13 @@
     </w:p>
     <w:p>
       <w:r>
-        <w:t>Dateiname: Speicherplatzberechnung_Bäckereikette</w:t>
-      </w:r>
+        <w:t xml:space="preserve">Dateiname: </w:t>
+      </w:r>
+      <w:proofErr w:type="spellStart"/>
+      <w:r>
+        <w:t>Speicherplatzberechnung_Bäckereikette</w:t>
+      </w:r>
+      <w:proofErr w:type="spellEnd"/>
     </w:p>
     <w:p>
       <w:r>
@@ -291,10 +334,7 @@
         </w:numPr>
       </w:pPr>
       <w:r>
-        <w:t>Zahlart, Lagerort, Arbeitsbereich nicht als separate Entitäten aufgelistet, um Gesamtanza</w:t>
-      </w:r>
-      <w:r>
-        <w:t>hl der Entitäten im Projekt auf 8 zu beschränken</w:t>
+        <w:t>Zahlart, Lagerort, Arbeitsbereich nicht als separate Entitäten aufgelistet, um Gesamtanzahl der Entitäten im Projekt auf 8 zu beschränken</w:t>
       </w:r>
     </w:p>
     <w:p>
@@ -307,8 +347,13 @@
     </w:p>
     <w:p>
       <w:r>
-        <w:t>Dateiname: Speicherplatzberechnung_Bäckereikette</w:t>
-      </w:r>
+        <w:t xml:space="preserve">Dateiname: </w:t>
+      </w:r>
+      <w:proofErr w:type="spellStart"/>
+      <w:r>
+        <w:t>Speicherplatzberechnung_Bäckereikette</w:t>
+      </w:r>
+      <w:proofErr w:type="spellEnd"/>
     </w:p>
     <w:p/>
     <w:p>
@@ -368,6 +413,17 @@
       <w:r>
         <w:t>Data Warehouse</w:t>
       </w:r>
+      <w:r>
+        <w:t xml:space="preserve"> (</w:t>
+      </w:r>
+      <w:proofErr w:type="spellStart"/>
+      <w:r>
+        <w:t>BrotZeitDWH</w:t>
+      </w:r>
+      <w:proofErr w:type="spellEnd"/>
+      <w:r>
+        <w:t>)</w:t>
+      </w:r>
     </w:p>
     <w:p>
       <w:pPr>
@@ -495,9 +551,11 @@
       <w:pPr>
         <w:pStyle w:val="berschrift3"/>
       </w:pPr>
+      <w:proofErr w:type="spellStart"/>
       <w:r>
         <w:t>mER</w:t>
       </w:r>
+      <w:proofErr w:type="spellEnd"/>
     </w:p>
     <w:p>
       <w:pPr>
@@ -561,8 +619,13 @@
           <w:numId w:val="6"/>
         </w:numPr>
       </w:pPr>
-      <w:r>
-        <w:t>AnzahlProdukte: Gesamtanzahl verkaufter Produkte pro Verkauf</w:t>
+      <w:proofErr w:type="spellStart"/>
+      <w:r>
+        <w:t>AnzahlProdukte</w:t>
+      </w:r>
+      <w:proofErr w:type="spellEnd"/>
+      <w:r>
+        <w:t>: Gesamtanzahl verkaufter Produkte pro Verkauf</w:t>
       </w:r>
     </w:p>
     <w:p>
@@ -755,24 +818,42 @@
         <w:pStyle w:val="Textkrper"/>
       </w:pPr>
       <w:r>
-        <w:t>Detaillierte Beschreibung in: SCD_Types</w:t>
-      </w:r>
-    </w:p>
-    <w:p>
-      <w:pPr>
-        <w:pStyle w:val="Textkrper"/>
-      </w:pPr>
-      <w:r>
-        <w:t>Die SCD-Types 0,1,3 und 4 werden für diese Projekt vorgeschlagen.</w:t>
-      </w:r>
-    </w:p>
-    <w:p>
-      <w:pPr>
-        <w:pStyle w:val="Textkrper"/>
-      </w:pPr>
-      <w:r>
-        <w:t>Die Änderungen des Galaxy-Schemas befinden sich in der Datei: Galaxyschema_BrotZeit_mitSCD</w:t>
-      </w:r>
+        <w:t xml:space="preserve">Detaillierte Beschreibung in: </w:t>
+      </w:r>
+      <w:proofErr w:type="spellStart"/>
+      <w:r>
+        <w:t>SCD_Types</w:t>
+      </w:r>
+      <w:proofErr w:type="spellEnd"/>
+    </w:p>
+    <w:p>
+      <w:pPr>
+        <w:pStyle w:val="Textkrper"/>
+      </w:pPr>
+      <w:r>
+        <w:t>Die SCD-</w:t>
+      </w:r>
+      <w:proofErr w:type="spellStart"/>
+      <w:r>
+        <w:t>Types</w:t>
+      </w:r>
+      <w:proofErr w:type="spellEnd"/>
+      <w:r>
+        <w:t xml:space="preserve"> 0,1,3 und 4 werden für diese Projekt vorgeschlagen.</w:t>
+      </w:r>
+    </w:p>
+    <w:p>
+      <w:pPr>
+        <w:pStyle w:val="Textkrper"/>
+      </w:pPr>
+      <w:r>
+        <w:t xml:space="preserve">Die Änderungen des Galaxy-Schemas befinden sich in der Datei: </w:t>
+      </w:r>
+      <w:proofErr w:type="spellStart"/>
+      <w:r>
+        <w:t>Galaxyschema_BrotZeit_mitSCD</w:t>
+      </w:r>
+      <w:proofErr w:type="spellEnd"/>
     </w:p>
     <w:p>
       <w:pPr>
@@ -808,8 +889,29 @@
         </w:numPr>
       </w:pPr>
       <w:r>
-        <w:t>DWH aufgeteilt in 2-3 Schemata: F_Verkäferumsatz für HR, D_Produkt für Marketing, etc</w:t>
-      </w:r>
+        <w:t xml:space="preserve">DWH aufgeteilt in 2-3 Schemata: </w:t>
+      </w:r>
+      <w:proofErr w:type="spellStart"/>
+      <w:r>
+        <w:t>F_Verkäferumsatz</w:t>
+      </w:r>
+      <w:proofErr w:type="spellEnd"/>
+      <w:r>
+        <w:t xml:space="preserve"> für HR, </w:t>
+      </w:r>
+      <w:proofErr w:type="spellStart"/>
+      <w:r>
+        <w:t>D_Produkt</w:t>
+      </w:r>
+      <w:proofErr w:type="spellEnd"/>
+      <w:r>
+        <w:t xml:space="preserve"> für Marketing, </w:t>
+      </w:r>
+      <w:proofErr w:type="spellStart"/>
+      <w:r>
+        <w:t>etc</w:t>
+      </w:r>
+      <w:proofErr w:type="spellEnd"/>
     </w:p>
     <w:p>
       <w:pPr>

--- a/FinalReport.docx
+++ b/FinalReport.docx
@@ -1,21 +1,13 @@
 
 <file path=word/document.xml><?xml version="1.0" encoding="utf-8"?>
-<w:document xmlns:wpc="http://schemas.microsoft.com/office/word/2010/wordprocessingCanvas" xmlns:cx="http://schemas.microsoft.com/office/drawing/2014/chartex" xmlns:cx1="http://schemas.microsoft.com/office/drawing/2015/9/8/chartex" xmlns:cx2="http://schemas.microsoft.com/office/drawing/2015/10/21/chartex" xmlns:cx3="http://schemas.microsoft.com/office/drawing/2016/5/9/chartex" xmlns:cx4="http://schemas.microsoft.com/office/drawing/2016/5/10/chartex" xmlns:cx5="http://schemas.microsoft.com/office/drawing/2016/5/11/chartex" xmlns:cx6="http://schemas.microsoft.com/office/drawing/2016/5/12/chartex" xmlns:cx7="http://schemas.microsoft.com/office/drawing/2016/5/13/chartex" xmlns:cx8="http://schemas.microsoft.com/office/drawing/2016/5/14/chartex" xmlns:mc="http://schemas.openxmlformats.org/markup-compatibility/2006" xmlns:aink="http://schemas.microsoft.com/office/drawing/2016/ink" xmlns:am3d="http://schemas.microsoft.com/office/drawing/2017/model3d" xmlns:o="urn:schemas-microsoft-com:office:office" xmlns:oel="http://schemas.microsoft.com/office/2019/extlst" xmlns:r="http://schemas.openxmlformats.org/officeDocument/2006/relationships" xmlns:m="http://schemas.openxmlformats.org/officeDocument/2006/math" xmlns:v="urn:schemas-microsoft-com:vml" xmlns:wp14="http://schemas.microsoft.com/office/word/2010/wordprocessingDrawing" xmlns:wp="http://schemas.openxmlformats.org/drawingml/2006/wordprocessingDrawing" xmlns:w10="urn:schemas-microsoft-com:office:word" xmlns:w="http://schemas.openxmlformats.org/wordprocessingml/2006/main" xmlns:w14="http://schemas.microsoft.com/office/word/2010/wordml" xmlns:w15="http://schemas.microsoft.com/office/word/2012/wordml" xmlns:w16cex="http://schemas.microsoft.com/office/word/2018/wordml/cex" xmlns:w16cid="http://schemas.microsoft.com/office/word/2016/wordml/cid" xmlns:w16="http://schemas.microsoft.com/office/word/2018/wordml" xmlns:w16du="http://schemas.microsoft.com/office/word/2023/wordml/word16du" xmlns:w16sdtdh="http://schemas.microsoft.com/office/word/2020/wordml/sdtdatahash" xmlns:w16sdtfl="http://schemas.microsoft.com/office/word/2024/wordml/sdtformatlock" xmlns:w16se="http://schemas.microsoft.com/office/word/2015/wordml/symex" xmlns:wpg="http://schemas.microsoft.com/office/word/2010/wordprocessingGroup" xmlns:wpi="http://schemas.microsoft.com/office/word/2010/wordprocessingInk" xmlns:wne="http://schemas.microsoft.com/office/word/2006/wordml" xmlns:wps="http://schemas.microsoft.com/office/word/2010/wordprocessingShape" mc:Ignorable="w14 w15 w16se w16cid w16 w16cex w16sdtdh w16sdtfl w16du wp14">
+<w:document xmlns:wpc="http://schemas.microsoft.com/office/word/2010/wordprocessingCanvas" xmlns:cx="http://schemas.microsoft.com/office/drawing/2014/chartex" xmlns:cx1="http://schemas.microsoft.com/office/drawing/2015/9/8/chartex" xmlns:cx2="http://schemas.microsoft.com/office/drawing/2015/10/21/chartex" xmlns:cx3="http://schemas.microsoft.com/office/drawing/2016/5/9/chartex" xmlns:cx4="http://schemas.microsoft.com/office/drawing/2016/5/10/chartex" xmlns:cx5="http://schemas.microsoft.com/office/drawing/2016/5/11/chartex" xmlns:cx6="http://schemas.microsoft.com/office/drawing/2016/5/12/chartex" xmlns:cx7="http://schemas.microsoft.com/office/drawing/2016/5/13/chartex" xmlns:cx8="http://schemas.microsoft.com/office/drawing/2016/5/14/chartex" xmlns:mc="http://schemas.openxmlformats.org/markup-compatibility/2006" xmlns:aink="http://schemas.microsoft.com/office/drawing/2016/ink" xmlns:am3d="http://schemas.microsoft.com/office/drawing/2017/model3d" xmlns:o="urn:schemas-microsoft-com:office:office" xmlns:r="http://schemas.openxmlformats.org/officeDocument/2006/relationships" xmlns:m="http://schemas.openxmlformats.org/officeDocument/2006/math" xmlns:v="urn:schemas-microsoft-com:vml" xmlns:wp14="http://schemas.microsoft.com/office/word/2010/wordprocessingDrawing" xmlns:wp="http://schemas.openxmlformats.org/drawingml/2006/wordprocessingDrawing" xmlns:w10="urn:schemas-microsoft-com:office:word" xmlns:w="http://schemas.openxmlformats.org/wordprocessingml/2006/main" xmlns:w14="http://schemas.microsoft.com/office/word/2010/wordml" xmlns:w15="http://schemas.microsoft.com/office/word/2012/wordml" xmlns:w16cex="http://schemas.microsoft.com/office/word/2018/wordml/cex" xmlns:w16cid="http://schemas.microsoft.com/office/word/2016/wordml/cid" xmlns:w16="http://schemas.microsoft.com/office/word/2018/wordml" xmlns:w16sdtdh="http://schemas.microsoft.com/office/word/2020/wordml/sdtdatahash" xmlns:w16se="http://schemas.microsoft.com/office/word/2015/wordml/symex" xmlns:wpg="http://schemas.microsoft.com/office/word/2010/wordprocessingGroup" xmlns:wpi="http://schemas.microsoft.com/office/word/2010/wordprocessingInk" xmlns:wne="http://schemas.microsoft.com/office/word/2006/wordml" xmlns:wps="http://schemas.microsoft.com/office/word/2010/wordprocessingShape" mc:Ignorable="w14 w15 w16se w16cid w16 w16cex w16sdtdh wp14">
   <w:body>
     <w:p>
       <w:pPr>
         <w:pStyle w:val="Titel"/>
       </w:pPr>
       <w:r>
-        <w:t xml:space="preserve">Abschlussbericht – Data Warehouse Design für Bäckereikette </w:t>
-      </w:r>
-      <w:proofErr w:type="spellStart"/>
-      <w:r>
-        <w:t>BrotZeit</w:t>
-      </w:r>
-      <w:proofErr w:type="spellEnd"/>
-      <w:r>
-        <w:t xml:space="preserve"> GmbH</w:t>
+        <w:t>Abschlussbericht – Data Warehouse Design für Bäckereikette BrotZeit GmbH</w:t>
       </w:r>
     </w:p>
     <w:p>
@@ -43,19 +35,11 @@
       <w:r>
         <w:t xml:space="preserve">Die wachsende regionale Bäckereikette </w:t>
       </w:r>
-      <w:proofErr w:type="spellStart"/>
       <w:r>
         <w:rPr>
           <w:rStyle w:val="Hervorhebung"/>
         </w:rPr>
-        <w:t>BrotZeit</w:t>
-      </w:r>
-      <w:proofErr w:type="spellEnd"/>
-      <w:r>
-        <w:rPr>
-          <w:rStyle w:val="Hervorhebung"/>
-        </w:rPr>
-        <w:t xml:space="preserve"> GmbH</w:t>
+        <w:t>BrotZeit GmbH</w:t>
       </w:r>
       <w:r>
         <w:t xml:space="preserve"> steht vor der Herausforderung, ihre dezentralen Filialen effizienter zu steuern. Um fundierte Entscheidungen zu treffen, soll ein </w:t>
@@ -69,7 +53,10 @@
         <w:t>zentrales Data Warehouse (DWH)</w:t>
       </w:r>
       <w:r>
-        <w:t xml:space="preserve"> aufgebaut werden. Dieses soll Verkaufsdaten, betriebswirtschaftliche Kennzahlen und Produktionsdaten integrieren, um </w:t>
+        <w:t xml:space="preserve"> aufgebaut werden. Dieses soll Verkaufsdaten, betriebswirtschaftliche Kennzahlen und Produktion</w:t>
+      </w:r>
+      <w:r>
+        <w:t xml:space="preserve">sdaten integrieren, um </w:t>
       </w:r>
       <w:r>
         <w:rPr>
@@ -112,7 +99,10 @@
         <w:t>Umsatz, Kosten und Produktperformance</w:t>
       </w:r>
       <w:r>
-        <w:t xml:space="preserve"> konzentrieren. Dazu gehören die </w:t>
+        <w:t xml:space="preserve"> konzentrieren. Dazu gehören </w:t>
+      </w:r>
+      <w:r>
+        <w:t xml:space="preserve">die </w:t>
       </w:r>
       <w:r>
         <w:rPr>
@@ -145,7 +135,10 @@
         <w:t>Berechnung von Produktmargen</w:t>
       </w:r>
       <w:r>
-        <w:t xml:space="preserve"> unter Berücksichtigung von Zutatenkosten, Energieverbrauch und Herstellungsdauer. Ein weiterer Fokus liegt auf der </w:t>
+        <w:t xml:space="preserve"> unter Berücksichtigung von Zutatenkosten, E</w:t>
+      </w:r>
+      <w:r>
+        <w:t xml:space="preserve">nergieverbrauch und Herstellungsdauer. Ein weiterer Fokus liegt auf der </w:t>
       </w:r>
       <w:r>
         <w:rPr>
@@ -167,7 +160,10 @@
         <w:t>historische Daten</w:t>
       </w:r>
       <w:r>
-        <w:t xml:space="preserve"> (z. B. monatliche Kosten) und </w:t>
+        <w:t xml:space="preserve"> (z</w:t>
+      </w:r>
+      <w:r>
+        <w:t xml:space="preserve">. B. monatliche Kosten) und </w:t>
       </w:r>
       <w:r>
         <w:rPr>
@@ -206,11 +202,12 @@
       <w:r>
         <w:t>Relationale Datenbank (</w:t>
       </w:r>
-      <w:proofErr w:type="spellStart"/>
-      <w:r>
-        <w:t>BrotZeitBDB</w:t>
-      </w:r>
-      <w:proofErr w:type="spellEnd"/>
+      <w:r>
+        <w:t>BDB</w:t>
+      </w:r>
+      <w:r>
+        <w:t>_BackZeit</w:t>
+      </w:r>
       <w:r>
         <w:t>)</w:t>
       </w:r>
@@ -225,33 +222,21 @@
     </w:p>
     <w:p>
       <w:r>
-        <w:t xml:space="preserve">Dateiname: </w:t>
-      </w:r>
-      <w:proofErr w:type="spellStart"/>
-      <w:r>
-        <w:t>ERModell</w:t>
-      </w:r>
-      <w:proofErr w:type="spellEnd"/>
-      <w:r>
-        <w:t xml:space="preserve"> -</w:t>
-      </w:r>
-      <w:proofErr w:type="spellStart"/>
-      <w:r>
-        <w:t>BrotZeit.drawio</w:t>
-      </w:r>
-      <w:proofErr w:type="spellEnd"/>
-    </w:p>
-    <w:p>
-      <w:r>
-        <w:t xml:space="preserve">Kurze Erklärung und Anmerkungen: Die Bäckerei hat mehrere Verkaufsfilialen (hier bezeichnet als Filiale) in denen verschiedene Verkäufer arbeiten. Jeder Verkäufer ist ein Mitarbeiter, die weiteren Mitarbeiterarten sind für dieses Projekt nicht weiter relevant. In jeder Filiale kann nur ein Verkauf zu einer bestimmten Zeit getätigt werden und kann über die </w:t>
-      </w:r>
-      <w:proofErr w:type="spellStart"/>
-      <w:r>
-        <w:t>FilialID</w:t>
-      </w:r>
-      <w:proofErr w:type="spellEnd"/>
-      <w:r>
-        <w:t xml:space="preserve"> eindeutig zugeordnet werden, dabei handelt es sich dann um eine schwache Beziehung zwischen Filiale und Verkauf. Beim Verkauf werden Produkte verkauft, welche zu Kategorien zugeordnet werden können. Außerdem ist für jedes Produkt ein Rezept hinterlegt, welches jeweils für eine Ofenmenge ausgelegt ist. Verändert sich das Rezept, wird dies als neue Version hinterlegt. Für das Rezept sind verschiedene Mengen an Zutaten notwendig, die Kosten beziehen sich dabei jeweils auf 1 kg.</w:t>
+        <w:t>Dateiname: ERModell -BrotZeit.drawio</w:t>
+      </w:r>
+    </w:p>
+    <w:p>
+      <w:r>
+        <w:t>Kurze Erklärung und Anmerkungen: Die Bäckerei hat mehrere Verkaufsfilialen (hier bezeichnet als Filiale) in denen verschiedene Verkäufer arbeiten. Jeder Verkäufer ist ein Mitarbeiter, die weiteren Mitar</w:t>
+      </w:r>
+      <w:r>
+        <w:t>beiterarten sind für dieses Projekt nicht weiter relevant. In jeder Filiale kann nur ein Verkauf zu einer bestimmten Zeit getätigt werden und kann über die FilialID eindeutig zugeordnet werden, dabei handelt es sich dann um eine schwache Beziehung zwischen</w:t>
+      </w:r>
+      <w:r>
+        <w:t xml:space="preserve"> Filiale und Verkauf. Beim Verkauf werden Produkte verkauft, welche zu Kategorien zugeordnet werden können. Außerdem ist für jedes Produkt ein Rezept hinterlegt, welches jeweils für eine Ofenmenge ausgelegt ist. Verändert sich das Rezept, wird dies als neu</w:t>
+      </w:r>
+      <w:r>
+        <w:t>e Version hinterlegt. Für das Rezept sind verschiedene Mengen an Zutaten notwendig, die Kosten beziehen sich dabei jeweils auf 1 kg.</w:t>
       </w:r>
     </w:p>
     <w:p>
@@ -264,17 +249,15 @@
     </w:p>
     <w:p>
       <w:r>
-        <w:t xml:space="preserve">Dateiname: </w:t>
-      </w:r>
-      <w:proofErr w:type="spellStart"/>
-      <w:r>
-        <w:t>relationales_Schema</w:t>
-      </w:r>
-      <w:proofErr w:type="spellEnd"/>
-    </w:p>
-    <w:p>
-      <w:r>
-        <w:t>Zunächst sind die einzelnen Entitäten und Beziehungen aufgelistet und im Anschluss daran die Zusammenfassung.</w:t>
+        <w:t>Dateiname: relationales_Schema</w:t>
+      </w:r>
+    </w:p>
+    <w:p>
+      <w:r>
+        <w:t>Zunächst sind die einzelnen Entitäten und Beziehungen aufgelistet und im</w:t>
+      </w:r>
+      <w:r>
+        <w:t xml:space="preserve"> Anschluss daran die Zusammenfassung.</w:t>
       </w:r>
     </w:p>
     <w:p>
@@ -288,13 +271,8 @@
     </w:p>
     <w:p>
       <w:r>
-        <w:t xml:space="preserve">Dateiname: </w:t>
-      </w:r>
-      <w:proofErr w:type="spellStart"/>
-      <w:r>
-        <w:t>Speicherplatzberechnung_Bäckereikette</w:t>
-      </w:r>
-      <w:proofErr w:type="spellEnd"/>
+        <w:t>Dateiname: Speicherplatzberechnung_Bäckereikette</w:t>
+      </w:r>
     </w:p>
     <w:p>
       <w:r>
@@ -314,7 +292,10 @@
         </w:numPr>
       </w:pPr>
       <w:r>
-        <w:t>Zahlart, Lagerort, Arbeitsbereich nicht als separate Entitäten aufgelistet, um Gesamtanzahl der Entitäten im Projekt auf 8 zu beschränken</w:t>
+        <w:t>Zahlart, Lagerort, Arbeitsbereich nicht als separate Entitäten aufgelistet,</w:t>
+      </w:r>
+      <w:r>
+        <w:t xml:space="preserve"> um Gesamtanzahl der Entitäten im Projekt auf 8 zu beschränken</w:t>
       </w:r>
     </w:p>
     <w:p>
@@ -327,13 +308,8 @@
     </w:p>
     <w:p>
       <w:r>
-        <w:t xml:space="preserve">Dateiname: </w:t>
-      </w:r>
-      <w:proofErr w:type="spellStart"/>
-      <w:r>
-        <w:t>Speicherplatzberechnung_Bäckereikette</w:t>
-      </w:r>
-      <w:proofErr w:type="spellEnd"/>
+        <w:t>Dateiname: Speicherplatzberechnung_Bäckereikette</w:t>
+      </w:r>
     </w:p>
     <w:p/>
     <w:p>
@@ -372,43 +348,7 @@
           <w:color w:val="000000"/>
           <w:u w:val="none"/>
         </w:rPr>
-        <w:t xml:space="preserve">Dafür wurde die KI mammouth.ai verwendet, welche von </w:t>
-      </w:r>
-      <w:proofErr w:type="spellStart"/>
-      <w:r>
-        <w:rPr>
-          <w:rStyle w:val="Hyperlink"/>
-          <w:color w:val="000000"/>
-          <w:u w:val="none"/>
-        </w:rPr>
-        <w:t>alfatraining</w:t>
-      </w:r>
-      <w:proofErr w:type="spellEnd"/>
-      <w:r>
-        <w:rPr>
-          <w:rStyle w:val="Hyperlink"/>
-          <w:color w:val="000000"/>
-          <w:u w:val="none"/>
-        </w:rPr>
-        <w:t xml:space="preserve"> zur Verfügung gestellt wurde. Für die Erzeugung wurde der KI die SQL Create </w:t>
-      </w:r>
-      <w:proofErr w:type="spellStart"/>
-      <w:r>
-        <w:rPr>
-          <w:rStyle w:val="Hyperlink"/>
-          <w:color w:val="000000"/>
-          <w:u w:val="none"/>
-        </w:rPr>
-        <w:t>statements</w:t>
-      </w:r>
-      <w:proofErr w:type="spellEnd"/>
-      <w:r>
-        <w:rPr>
-          <w:rStyle w:val="Hyperlink"/>
-          <w:color w:val="000000"/>
-          <w:u w:val="none"/>
-        </w:rPr>
-        <w:t xml:space="preserve"> gegeben </w:t>
+        <w:t xml:space="preserve">Dafür wurde die KI mammouth.ai verwendet, welche von alfatraining zur Verfügung gestellt wurde. Für die Erzeugung wurde der KI die SQL Create statements gegeben </w:t>
       </w:r>
       <w:r>
         <w:rPr>
@@ -424,25 +364,7 @@
           <w:color w:val="000000"/>
           <w:u w:val="none"/>
         </w:rPr>
-        <w:t xml:space="preserve">SQL </w:t>
-      </w:r>
-      <w:proofErr w:type="spellStart"/>
-      <w:r>
-        <w:rPr>
-          <w:rStyle w:val="Hyperlink"/>
-          <w:color w:val="000000"/>
-          <w:u w:val="none"/>
-        </w:rPr>
-        <w:t>statements</w:t>
-      </w:r>
-      <w:proofErr w:type="spellEnd"/>
-      <w:r>
-        <w:rPr>
-          <w:rStyle w:val="Hyperlink"/>
-          <w:color w:val="000000"/>
-          <w:u w:val="none"/>
-        </w:rPr>
-        <w:t xml:space="preserve"> für den Import sind im Ordner Datensätze zu finden.</w:t>
+        <w:t>SQL statements für den Import sind im Ordner Datensätze zu finden.</w:t>
       </w:r>
     </w:p>
     <w:p/>
@@ -453,11 +375,18 @@
       <w:r>
         <w:t>Data Warehouse (</w:t>
       </w:r>
-      <w:proofErr w:type="spellStart"/>
-      <w:r>
-        <w:t>BrotZeitDWH</w:t>
-      </w:r>
-      <w:proofErr w:type="spellEnd"/>
+      <w:r>
+        <w:t>DWH_</w:t>
+      </w:r>
+      <w:r>
+        <w:t>B</w:t>
+      </w:r>
+      <w:r>
+        <w:t>ack</w:t>
+      </w:r>
+      <w:r>
+        <w:t>Zeit</w:t>
+      </w:r>
       <w:r>
         <w:t>)</w:t>
       </w:r>
@@ -475,13 +404,8 @@
         <w:pStyle w:val="Textkrper"/>
       </w:pPr>
       <w:r>
-        <w:t xml:space="preserve">Befinden sich separat auch noch in: </w:t>
-      </w:r>
-      <w:proofErr w:type="gramStart"/>
-      <w:r>
-        <w:t>DWH Fragestellungen</w:t>
-      </w:r>
-      <w:proofErr w:type="gramEnd"/>
+        <w:t>Befinden sich separat auch noch in: DWH Fragestellungen</w:t>
+      </w:r>
     </w:p>
     <w:p>
       <w:pPr>
@@ -499,7 +423,14 @@
           <w:i/>
           <w:iCs/>
         </w:rPr>
-        <w:t>(Verkäufe/Stunde, Kategorisierung der Filialen)</w:t>
+        <w:t xml:space="preserve">(Verkäufe/Stunde, Kategorisierung der </w:t>
+      </w:r>
+      <w:r>
+        <w:rPr>
+          <w:i/>
+          <w:iCs/>
+        </w:rPr>
+        <w:t>Filialen)</w:t>
       </w:r>
     </w:p>
     <w:p>
@@ -546,7 +477,10 @@
         </w:numPr>
       </w:pPr>
       <w:r>
-        <w:t xml:space="preserve">Welche Produkte haben in der Herstellung den größten/kleinsten Energieverbrauch? </w:t>
+        <w:t>Welche Produkte haben in der Herstellung den größten</w:t>
+      </w:r>
+      <w:r>
+        <w:t xml:space="preserve">/kleinsten Energieverbrauch? </w:t>
       </w:r>
       <w:r>
         <w:rPr>
@@ -593,18 +527,19 @@
       <w:pPr>
         <w:pStyle w:val="berschrift3"/>
       </w:pPr>
-      <w:proofErr w:type="spellStart"/>
       <w:r>
         <w:t>mER</w:t>
       </w:r>
-      <w:proofErr w:type="spellEnd"/>
-    </w:p>
-    <w:p>
-      <w:pPr>
-        <w:pStyle w:val="Textkrper"/>
-      </w:pPr>
-      <w:r>
-        <w:t>Dateiname: mER-Brotzeit.draw.io</w:t>
+    </w:p>
+    <w:p>
+      <w:pPr>
+        <w:pStyle w:val="Textkrper"/>
+      </w:pPr>
+      <w:r>
+        <w:t>Dateiname: mER-B</w:t>
+      </w:r>
+      <w:r>
+        <w:t>rotzeit.draw.io</w:t>
       </w:r>
     </w:p>
     <w:p>
@@ -669,13 +604,8 @@
           <w:numId w:val="3"/>
         </w:numPr>
       </w:pPr>
-      <w:proofErr w:type="spellStart"/>
-      <w:r>
-        <w:t>AnzahlProdukte</w:t>
-      </w:r>
-      <w:proofErr w:type="spellEnd"/>
-      <w:r>
-        <w:t>: Gesamtanzahl verkaufter Produkte pro Verkauf</w:t>
+      <w:r>
+        <w:t>AnzahlProdukte: Gesamtanzahl verkaufter Produkte pro Verkauf</w:t>
       </w:r>
     </w:p>
     <w:p>
@@ -695,7 +625,10 @@
         </w:numPr>
       </w:pPr>
       <w:r>
-        <w:t>Lohnkosten: Zubereitungszeit * Bäckergehalt pro Stunde / Stückzahl</w:t>
+        <w:t>Lohnkosten: Zubereitungszeit * Bäckergehalt</w:t>
+      </w:r>
+      <w:r>
+        <w:t xml:space="preserve"> pro Stunde / Stückzahl</w:t>
       </w:r>
     </w:p>
     <w:p>
@@ -744,7 +677,10 @@
         </w:numPr>
       </w:pPr>
       <w:r>
-        <w:t>Lagerkosten: Summe aller Zutaten (beinhaltet Menge in g * Preis des Lagerortes)</w:t>
+        <w:t>Lage</w:t>
+      </w:r>
+      <w:r>
+        <w:t>rkosten: Summe aller Zutaten (beinhaltet Menge in g * Preis des Lagerortes)</w:t>
       </w:r>
     </w:p>
     <w:p>
@@ -773,7 +709,10 @@
         </w:numPr>
       </w:pPr>
       <w:r>
-        <w:t>Gewinnmarge: Nettopreis – (Lohnkosten + Zutatenkosten + Energiekosten + Lagerkosten)</w:t>
+        <w:t>Gewinnbetrag</w:t>
+      </w:r>
+      <w:r>
+        <w:t>: Nettopreis – (Lohnkosten + Zutatenkosten + Energiekosten + Lagerkosten)</w:t>
       </w:r>
     </w:p>
     <w:p>
@@ -795,31 +734,10 @@
     </w:p>
     <w:p>
       <w:r>
-        <w:t xml:space="preserve">Die </w:t>
-      </w:r>
-      <w:proofErr w:type="gramStart"/>
-      <w:r>
-        <w:t>SQL Befehle</w:t>
-      </w:r>
-      <w:proofErr w:type="gramEnd"/>
-      <w:r>
-        <w:t xml:space="preserve"> für die </w:t>
-      </w:r>
-      <w:proofErr w:type="gramStart"/>
-      <w:r>
-        <w:t>ETL Prozess</w:t>
-      </w:r>
-      <w:proofErr w:type="gramEnd"/>
-      <w:r>
-        <w:t xml:space="preserve"> wurden pro Dimension und </w:t>
-      </w:r>
-      <w:proofErr w:type="spellStart"/>
-      <w:r>
-        <w:t>Fakttabelle</w:t>
-      </w:r>
-      <w:proofErr w:type="spellEnd"/>
-      <w:r>
-        <w:t xml:space="preserve"> erstellt und befinden sich im Ordner SQL-Abfragen.</w:t>
+        <w:t>Die SQL Befehle für die ETL Prozess wurden pro Dimensi</w:t>
+      </w:r>
+      <w:r>
+        <w:t>on und Fakttabelle erstellt und befinden sich im Ordner SQL-Abfragen.</w:t>
       </w:r>
     </w:p>
     <w:p/>
@@ -836,42 +754,27 @@
         <w:pStyle w:val="Textkrper"/>
       </w:pPr>
       <w:r>
-        <w:t xml:space="preserve">Detaillierte Beschreibung in: </w:t>
-      </w:r>
-      <w:proofErr w:type="spellStart"/>
-      <w:r>
-        <w:t>SCD_Types</w:t>
-      </w:r>
-      <w:proofErr w:type="spellEnd"/>
-    </w:p>
-    <w:p>
-      <w:pPr>
-        <w:pStyle w:val="Textkrper"/>
-      </w:pPr>
-      <w:r>
-        <w:t>Die SCD-</w:t>
-      </w:r>
-      <w:proofErr w:type="spellStart"/>
-      <w:r>
-        <w:t>Types</w:t>
-      </w:r>
-      <w:proofErr w:type="spellEnd"/>
-      <w:r>
-        <w:t xml:space="preserve"> 0,1,3 und 4 werden für diese Projekt vorgeschlagen.</w:t>
-      </w:r>
-    </w:p>
-    <w:p>
-      <w:pPr>
-        <w:pStyle w:val="Textkrper"/>
-      </w:pPr>
-      <w:r>
-        <w:t xml:space="preserve">Die Änderungen des Galaxy-Schemas befinden sich in der Datei: </w:t>
-      </w:r>
-      <w:proofErr w:type="spellStart"/>
-      <w:r>
-        <w:t>Galaxyschema_BrotZeit_mitSCD</w:t>
-      </w:r>
-      <w:proofErr w:type="spellEnd"/>
+        <w:t>Detaillierte Beschreibung in: SCD_Types</w:t>
+      </w:r>
+    </w:p>
+    <w:p>
+      <w:pPr>
+        <w:pStyle w:val="Textkrper"/>
+      </w:pPr>
+      <w:r>
+        <w:t>Die SCD-Types 0,1,3 und 4 werden für diese Projekt vorgeschlagen.</w:t>
+      </w:r>
+    </w:p>
+    <w:p>
+      <w:pPr>
+        <w:pStyle w:val="Textkrper"/>
+      </w:pPr>
+      <w:r>
+        <w:t>Die Änderungen des Galaxy-Schemas befinden sich in der Datei: Galaxyschema_</w:t>
+      </w:r>
+      <w:r>
+        <w:t>BrotZeit_mitSCD</w:t>
+      </w:r>
     </w:p>
     <w:p>
       <w:pPr>
@@ -907,29 +810,11 @@
         </w:numPr>
       </w:pPr>
       <w:r>
-        <w:t xml:space="preserve">DWH aufgeteilt in 2-3 Schemata: </w:t>
-      </w:r>
-      <w:proofErr w:type="spellStart"/>
-      <w:r>
-        <w:t>F_Verkäferumsatz</w:t>
-      </w:r>
-      <w:proofErr w:type="spellEnd"/>
-      <w:r>
-        <w:t xml:space="preserve"> für HR, </w:t>
-      </w:r>
-      <w:proofErr w:type="spellStart"/>
-      <w:r>
-        <w:t>D_Produkt</w:t>
-      </w:r>
-      <w:proofErr w:type="spellEnd"/>
-      <w:r>
-        <w:t xml:space="preserve"> für Marketing, </w:t>
-      </w:r>
-      <w:proofErr w:type="spellStart"/>
-      <w:r>
-        <w:t>etc</w:t>
-      </w:r>
-      <w:proofErr w:type="spellEnd"/>
+        <w:t>DWH aufgeteilt in 2-3 Schemata</w:t>
+      </w:r>
+      <w:r>
+        <w:t>: F_Verkäferumsatz für HR, D_Produkt für Marketing, etc</w:t>
+      </w:r>
     </w:p>
     <w:p>
       <w:pPr>
@@ -953,7 +838,7 @@
 </file>
 
 <file path=word/numbering.xml><?xml version="1.0" encoding="utf-8"?>
-<w:numbering xmlns:wpc="http://schemas.microsoft.com/office/word/2010/wordprocessingCanvas" xmlns:cx="http://schemas.microsoft.com/office/drawing/2014/chartex" xmlns:cx1="http://schemas.microsoft.com/office/drawing/2015/9/8/chartex" xmlns:cx2="http://schemas.microsoft.com/office/drawing/2015/10/21/chartex" xmlns:cx3="http://schemas.microsoft.com/office/drawing/2016/5/9/chartex" xmlns:cx4="http://schemas.microsoft.com/office/drawing/2016/5/10/chartex" xmlns:cx5="http://schemas.microsoft.com/office/drawing/2016/5/11/chartex" xmlns:cx6="http://schemas.microsoft.com/office/drawing/2016/5/12/chartex" xmlns:cx7="http://schemas.microsoft.com/office/drawing/2016/5/13/chartex" xmlns:cx8="http://schemas.microsoft.com/office/drawing/2016/5/14/chartex" xmlns:mc="http://schemas.openxmlformats.org/markup-compatibility/2006" xmlns:aink="http://schemas.microsoft.com/office/drawing/2016/ink" xmlns:am3d="http://schemas.microsoft.com/office/drawing/2017/model3d" xmlns:o="urn:schemas-microsoft-com:office:office" xmlns:oel="http://schemas.microsoft.com/office/2019/extlst" xmlns:r="http://schemas.openxmlformats.org/officeDocument/2006/relationships" xmlns:m="http://schemas.openxmlformats.org/officeDocument/2006/math" xmlns:v="urn:schemas-microsoft-com:vml" xmlns:wp14="http://schemas.microsoft.com/office/word/2010/wordprocessingDrawing" xmlns:wp="http://schemas.openxmlformats.org/drawingml/2006/wordprocessingDrawing" xmlns:w10="urn:schemas-microsoft-com:office:word" xmlns:w="http://schemas.openxmlformats.org/wordprocessingml/2006/main" xmlns:w14="http://schemas.microsoft.com/office/word/2010/wordml" xmlns:w15="http://schemas.microsoft.com/office/word/2012/wordml" xmlns:w16cex="http://schemas.microsoft.com/office/word/2018/wordml/cex" xmlns:w16cid="http://schemas.microsoft.com/office/word/2016/wordml/cid" xmlns:w16="http://schemas.microsoft.com/office/word/2018/wordml" xmlns:w16du="http://schemas.microsoft.com/office/word/2023/wordml/word16du" xmlns:w16sdtdh="http://schemas.microsoft.com/office/word/2020/wordml/sdtdatahash" xmlns:w16sdtfl="http://schemas.microsoft.com/office/word/2024/wordml/sdtformatlock" xmlns:w16se="http://schemas.microsoft.com/office/word/2015/wordml/symex" xmlns:wpg="http://schemas.microsoft.com/office/word/2010/wordprocessingGroup" xmlns:wpi="http://schemas.microsoft.com/office/word/2010/wordprocessingInk" xmlns:wne="http://schemas.microsoft.com/office/word/2006/wordml" xmlns:wps="http://schemas.microsoft.com/office/word/2010/wordprocessingShape" mc:Ignorable="w14 w15 w16se w16cid w16 w16cex w16sdtdh w16sdtfl w16du wp14">
+<w:numbering xmlns:wpc="http://schemas.microsoft.com/office/word/2010/wordprocessingCanvas" xmlns:cx="http://schemas.microsoft.com/office/drawing/2014/chartex" xmlns:cx1="http://schemas.microsoft.com/office/drawing/2015/9/8/chartex" xmlns:cx2="http://schemas.microsoft.com/office/drawing/2015/10/21/chartex" xmlns:cx3="http://schemas.microsoft.com/office/drawing/2016/5/9/chartex" xmlns:cx4="http://schemas.microsoft.com/office/drawing/2016/5/10/chartex" xmlns:cx5="http://schemas.microsoft.com/office/drawing/2016/5/11/chartex" xmlns:cx6="http://schemas.microsoft.com/office/drawing/2016/5/12/chartex" xmlns:cx7="http://schemas.microsoft.com/office/drawing/2016/5/13/chartex" xmlns:cx8="http://schemas.microsoft.com/office/drawing/2016/5/14/chartex" xmlns:mc="http://schemas.openxmlformats.org/markup-compatibility/2006" xmlns:aink="http://schemas.microsoft.com/office/drawing/2016/ink" xmlns:am3d="http://schemas.microsoft.com/office/drawing/2017/model3d" xmlns:o="urn:schemas-microsoft-com:office:office" xmlns:r="http://schemas.openxmlformats.org/officeDocument/2006/relationships" xmlns:m="http://schemas.openxmlformats.org/officeDocument/2006/math" xmlns:v="urn:schemas-microsoft-com:vml" xmlns:wp14="http://schemas.microsoft.com/office/word/2010/wordprocessingDrawing" xmlns:wp="http://schemas.openxmlformats.org/drawingml/2006/wordprocessingDrawing" xmlns:w10="urn:schemas-microsoft-com:office:word" xmlns:w="http://schemas.openxmlformats.org/wordprocessingml/2006/main" xmlns:w14="http://schemas.microsoft.com/office/word/2010/wordml" xmlns:w15="http://schemas.microsoft.com/office/word/2012/wordml" xmlns:w16cex="http://schemas.microsoft.com/office/word/2018/wordml/cex" xmlns:w16cid="http://schemas.microsoft.com/office/word/2016/wordml/cid" xmlns:w16="http://schemas.microsoft.com/office/word/2018/wordml" xmlns:w16sdtdh="http://schemas.microsoft.com/office/word/2020/wordml/sdtdatahash" xmlns:w16se="http://schemas.microsoft.com/office/word/2015/wordml/symex" xmlns:wpg="http://schemas.microsoft.com/office/word/2010/wordprocessingGroup" xmlns:wpi="http://schemas.microsoft.com/office/word/2010/wordprocessingInk" xmlns:wne="http://schemas.microsoft.com/office/word/2006/wordml" xmlns:wps="http://schemas.microsoft.com/office/word/2010/wordprocessingShape" mc:Ignorable="w14 w15 w16se w16cid w16 w16cex w16sdtdh wp14">
   <w:abstractNum w:abstractNumId="0" w15:restartNumberingAfterBreak="0">
     <w:nsid w:val="026F0C9A"/>
     <w:multiLevelType w:val="multilevel"/>
@@ -1873,32 +1758,32 @@
       </w:rPr>
     </w:lvl>
   </w:abstractNum>
-  <w:num w:numId="1" w16cid:durableId="1174995096">
+  <w:num w:numId="1">
     <w:abstractNumId w:val="0"/>
   </w:num>
-  <w:num w:numId="2" w16cid:durableId="937560702">
+  <w:num w:numId="2">
     <w:abstractNumId w:val="6"/>
   </w:num>
-  <w:num w:numId="3" w16cid:durableId="1151172005">
+  <w:num w:numId="3">
     <w:abstractNumId w:val="4"/>
   </w:num>
-  <w:num w:numId="4" w16cid:durableId="480075746">
+  <w:num w:numId="4">
     <w:abstractNumId w:val="3"/>
   </w:num>
-  <w:num w:numId="5" w16cid:durableId="1727029006">
+  <w:num w:numId="5">
     <w:abstractNumId w:val="5"/>
   </w:num>
-  <w:num w:numId="6" w16cid:durableId="1710564">
+  <w:num w:numId="6">
     <w:abstractNumId w:val="1"/>
   </w:num>
-  <w:num w:numId="7" w16cid:durableId="1506214303">
+  <w:num w:numId="7">
     <w:abstractNumId w:val="2"/>
   </w:num>
 </w:numbering>
 </file>
 
 <file path=word/styles.xml><?xml version="1.0" encoding="utf-8"?>
-<w:styles xmlns:mc="http://schemas.openxmlformats.org/markup-compatibility/2006" xmlns:r="http://schemas.openxmlformats.org/officeDocument/2006/relationships" xmlns:w="http://schemas.openxmlformats.org/wordprocessingml/2006/main" xmlns:w14="http://schemas.microsoft.com/office/word/2010/wordml" xmlns:w15="http://schemas.microsoft.com/office/word/2012/wordml" xmlns:w16cex="http://schemas.microsoft.com/office/word/2018/wordml/cex" xmlns:w16cid="http://schemas.microsoft.com/office/word/2016/wordml/cid" xmlns:w16="http://schemas.microsoft.com/office/word/2018/wordml" xmlns:w16du="http://schemas.microsoft.com/office/word/2023/wordml/word16du" xmlns:w16sdtdh="http://schemas.microsoft.com/office/word/2020/wordml/sdtdatahash" xmlns:w16sdtfl="http://schemas.microsoft.com/office/word/2024/wordml/sdtformatlock" xmlns:w16se="http://schemas.microsoft.com/office/word/2015/wordml/symex" mc:Ignorable="w14 w15 w16se w16cid w16 w16cex w16sdtdh w16sdtfl w16du">
+<w:styles xmlns:mc="http://schemas.openxmlformats.org/markup-compatibility/2006" xmlns:r="http://schemas.openxmlformats.org/officeDocument/2006/relationships" xmlns:w="http://schemas.openxmlformats.org/wordprocessingml/2006/main" xmlns:w14="http://schemas.microsoft.com/office/word/2010/wordml" xmlns:w15="http://schemas.microsoft.com/office/word/2012/wordml" xmlns:w16cex="http://schemas.microsoft.com/office/word/2018/wordml/cex" xmlns:w16cid="http://schemas.microsoft.com/office/word/2016/wordml/cid" xmlns:w16="http://schemas.microsoft.com/office/word/2018/wordml" xmlns:w16sdtdh="http://schemas.microsoft.com/office/word/2020/wordml/sdtdatahash" xmlns:w16se="http://schemas.microsoft.com/office/word/2015/wordml/symex" mc:Ignorable="w14 w15 w16se w16cid w16 w16cex w16sdtdh">
   <w:docDefaults>
     <w:rPrDefault>
       <w:rPr>
